--- a/doc/manuscript.docx
+++ b/doc/manuscript.docx
@@ -314,10 +314,8 @@
         <w:r>
           <w:rPr>
             <w:rStyle w:val="Hipervnculo"/>
-            <w:bCs/>
-            <w:b/>
-          </w:rPr>
-          <w:t xml:space="preserve">RN3254?</w:t>
+          </w:rPr>
+          <w:t xml:space="preserve">Vleeshouwers et al. 1995</w:t>
         </w:r>
       </w:hyperlink>
       <w:r>
@@ -515,7 +513,7 @@
         <w:t xml:space="preserve">)</w:t>
       </w:r>
       <w:r>
-        <w:t xml:space="preserve">. Alternatively, if the occurrence of favorable regeneration environments is predictable (e.g. snomelt in an alpine snowbed), the</w:t>
+        <w:t xml:space="preserve">. Alternatively, if the occurrence of favorable regeneration environments is predictable (e.g. snowmelt in an alpine snowbed), the</w:t>
       </w:r>
       <w:r>
         <w:t xml:space="preserve"> </w:t>
@@ -672,7 +670,7 @@
         <w:pStyle w:val="Textoindependiente"/>
       </w:pPr>
       <w:r>
-        <w:t xml:space="preserve">To date, the macroecological patterns of delayed germination have been studied using macroclimate as a surrogate for regeneration environment favourability</w:t>
+        <w:t xml:space="preserve">To date, the macroecological patterns of delayed germination have been studied using macroclimate as a surrogate for regeneration environment favorability</w:t>
       </w:r>
       <w:r>
         <w:t xml:space="preserve"> </w:t>
@@ -722,7 +720,7 @@
       <w:r>
         <w:t xml:space="preserve"> </w:t>
       </w:r>
-      <w:hyperlink w:anchor="ref-RN5393">
+      <w:hyperlink w:anchor="ref-RN5480">
         <w:r>
           <w:rPr>
             <w:rStyle w:val="Hipervnculo"/>
@@ -788,7 +786,7 @@
         <w:t xml:space="preserve">)</w:t>
       </w:r>
       <w:r>
-        <w:t xml:space="preserve">, a needed next step is to go beyond macroclimate and focus on the different aspects of the regeneration environment that determine its suitability and its relation with delayed seed germination. The favourability of regeneration environments can be conceptualized in terms of stress, disturbance and competition, the major drivers of plant life histories</w:t>
+        <w:t xml:space="preserve">, a needed next step is to go beyond macroclimate and focus on the different aspects of the regeneration environment that determine its suitability and its relation with delayed seed germination. The favorability of regeneration environments can be conceptualized in terms of stress, disturbance and competition, the major drivers of plant life histories</w:t>
       </w:r>
       <w:r>
         <w:t xml:space="preserve"> </w:t>
@@ -820,10 +818,8 @@
         <w:r>
           <w:rPr>
             <w:rStyle w:val="Hipervnculo"/>
-            <w:bCs/>
-            <w:b/>
-          </w:rPr>
-          <w:t xml:space="preserve">RN3132?</w:t>
+          </w:rPr>
+          <w:t xml:space="preserve">Jurado &amp; Flores 2005</w:t>
         </w:r>
       </w:hyperlink>
       <w:r>
@@ -838,6 +834,20 @@
       <w:r>
         <w:t xml:space="preserve">(</w:t>
       </w:r>
+      <w:hyperlink w:anchor="ref-RN3132">
+        <w:r>
+          <w:rPr>
+            <w:rStyle w:val="Hipervnculo"/>
+          </w:rPr>
+          <w:t xml:space="preserve">Jurado &amp; Flores 2005</w:t>
+        </w:r>
+      </w:hyperlink>
+      <w:r>
+        <w:t xml:space="preserve">;</w:t>
+      </w:r>
+      <w:r>
+        <w:t xml:space="preserve"> </w:t>
+      </w:r>
       <w:hyperlink w:anchor="ref-RN3214">
         <w:r>
           <w:rPr>
@@ -847,26 +857,84 @@
         </w:r>
       </w:hyperlink>
       <w:r>
+        <w:t xml:space="preserve">)</w:t>
+      </w:r>
+      <w:r>
+        <w:t xml:space="preserve">. Some examples of this include alpine plants having physiologically-dormant seeds, preventing germination during autumn and winter</w:t>
+      </w:r>
+      <w:r>
+        <w:t xml:space="preserve"> </w:t>
+      </w:r>
+      <w:r>
+        <w:t xml:space="preserve">(</w:t>
+      </w:r>
+      <w:hyperlink w:anchor="ref-RN5483">
+        <w:r>
+          <w:rPr>
+            <w:rStyle w:val="Hipervnculo"/>
+          </w:rPr>
+          <w:t xml:space="preserve">Fernández-Pascual et al. 2021</w:t>
+        </w:r>
+      </w:hyperlink>
+      <w:r>
+        <w:t xml:space="preserve">)</w:t>
+      </w:r>
+      <w:r>
+        <w:t xml:space="preserve">; or Mediterranean species having cold-cued germination, preventing germination during the summer dry season</w:t>
+      </w:r>
+      <w:r>
+        <w:t xml:space="preserve"> </w:t>
+      </w:r>
+      <w:r>
+        <w:t xml:space="preserve">(</w:t>
+      </w:r>
+      <w:hyperlink w:anchor="ref-RN3268">
+        <w:r>
+          <w:rPr>
+            <w:rStyle w:val="Hipervnculo"/>
+          </w:rPr>
+          <w:t xml:space="preserve">Doussi &amp; Thanos 2002</w:t>
+        </w:r>
+      </w:hyperlink>
+      <w:r>
+        <w:t xml:space="preserve">)</w:t>
+      </w:r>
+      <w:r>
+        <w:t xml:space="preserve">. Independent from stress, disturbance has been defined as a measurable loss of biomass in a biological community</w:t>
+      </w:r>
+      <w:r>
+        <w:t xml:space="preserve"> </w:t>
+      </w:r>
+      <w:r>
+        <w:t xml:space="preserve">(</w:t>
+      </w:r>
+      <w:hyperlink w:anchor="ref-RN5409">
+        <w:r>
+          <w:rPr>
+            <w:rStyle w:val="Hipervnculo"/>
+          </w:rPr>
+          <w:t xml:space="preserve">Grime 1979</w:t>
+        </w:r>
+      </w:hyperlink>
+      <w:r>
         <w:t xml:space="preserve">;</w:t>
       </w:r>
       <w:r>
         <w:t xml:space="preserve"> </w:t>
       </w:r>
-      <w:hyperlink w:anchor="ref-RN3132">
-        <w:r>
-          <w:rPr>
-            <w:rStyle w:val="Hipervnculo"/>
-            <w:bCs/>
-            <w:b/>
-          </w:rPr>
-          <w:t xml:space="preserve">RN3132?</w:t>
+      <w:hyperlink w:anchor="ref-RN5394">
+        <w:r>
+          <w:rPr>
+            <w:rStyle w:val="Hipervnculo"/>
+          </w:rPr>
+          <w:t xml:space="preserve">White &amp; Jentsch 2001</w:t>
         </w:r>
       </w:hyperlink>
       <w:r>
         <w:t xml:space="preserve">)</w:t>
       </w:r>
       <w:r>
-        <w:t xml:space="preserve">. Some examples of this include alpine plants having physiologically-dormant seeds, preventing germination during autumn and winter</w:t>
+        <w:t xml:space="preserve">. The relationship of disturbance with delayed germination has been extensively studied in fire-prone ecosystems</w:t>
       </w:r>
       <w:r>
         <w:t xml:space="preserve"> </w:t>
@@ -874,21 +942,33 @@
       <w:r>
         <w:t xml:space="preserve">(</w:t>
       </w:r>
-      <w:hyperlink w:anchor="ref-RN5483">
-        <w:r>
-          <w:rPr>
-            <w:rStyle w:val="Hipervnculo"/>
-            <w:bCs/>
-            <w:b/>
-          </w:rPr>
-          <w:t xml:space="preserve">RN5483?</w:t>
+      <w:hyperlink w:anchor="ref-RN5400">
+        <w:r>
+          <w:rPr>
+            <w:rStyle w:val="Hipervnculo"/>
+          </w:rPr>
+          <w:t xml:space="preserve">Baker et al. 2005</w:t>
+        </w:r>
+      </w:hyperlink>
+      <w:r>
+        <w:t xml:space="preserve">;</w:t>
+      </w:r>
+      <w:r>
+        <w:t xml:space="preserve"> </w:t>
+      </w:r>
+      <w:hyperlink w:anchor="ref-RN5403">
+        <w:r>
+          <w:rPr>
+            <w:rStyle w:val="Hipervnculo"/>
+          </w:rPr>
+          <w:t xml:space="preserve">Dairel &amp; Fidelis 2020</w:t>
         </w:r>
       </w:hyperlink>
       <w:r>
         <w:t xml:space="preserve">)</w:t>
       </w:r>
       <w:r>
-        <w:t xml:space="preserve">; or Mediterranean species having cold-cued germination, preventing germination during the summer dry season</w:t>
+        <w:t xml:space="preserve">. Fire can act both as a cue for dormancy release (smoke, heat) and as a creator for optimal regeneration conditions (low competition, high resource availability, low predation, low pathogen load)</w:t>
       </w:r>
       <w:r>
         <w:t xml:space="preserve"> </w:t>
@@ -896,21 +976,19 @@
       <w:r>
         <w:t xml:space="preserve">(</w:t>
       </w:r>
-      <w:hyperlink w:anchor="ref-RN3268">
-        <w:r>
-          <w:rPr>
-            <w:rStyle w:val="Hipervnculo"/>
-            <w:bCs/>
-            <w:b/>
-          </w:rPr>
-          <w:t xml:space="preserve">RN3268?</w:t>
+      <w:hyperlink w:anchor="ref-RN5096">
+        <w:r>
+          <w:rPr>
+            <w:rStyle w:val="Hipervnculo"/>
+          </w:rPr>
+          <w:t xml:space="preserve">Pausas et al. 2022</w:t>
         </w:r>
       </w:hyperlink>
       <w:r>
         <w:t xml:space="preserve">)</w:t>
       </w:r>
       <w:r>
-        <w:t xml:space="preserve">. Independent from stress, disturbance has been defined as a measurable loss of biomass in a biological community</w:t>
+        <w:t xml:space="preserve">. Therefore, fire-cued germination delay is expected to be advantageous when fire intervals are shorter than the lifespan of the dominant competitor species, and when they are sufficiently frequent and predicted to occur within the interval between plant maturation and senescence</w:t>
       </w:r>
       <w:r>
         <w:t xml:space="preserve"> </w:t>
@@ -918,12 +996,12 @@
       <w:r>
         <w:t xml:space="preserve">(</w:t>
       </w:r>
-      <w:hyperlink w:anchor="ref-RN5409">
-        <w:r>
-          <w:rPr>
-            <w:rStyle w:val="Hipervnculo"/>
-          </w:rPr>
-          <w:t xml:space="preserve">Grime 1979</w:t>
+      <w:hyperlink w:anchor="ref-RN5396">
+        <w:r>
+          <w:rPr>
+            <w:rStyle w:val="Hipervnculo"/>
+          </w:rPr>
+          <w:t xml:space="preserve">Keeley et al. 2011</w:t>
         </w:r>
       </w:hyperlink>
       <w:r>
@@ -932,19 +1010,19 @@
       <w:r>
         <w:t xml:space="preserve"> </w:t>
       </w:r>
-      <w:hyperlink w:anchor="ref-RN5394">
-        <w:r>
-          <w:rPr>
-            <w:rStyle w:val="Hipervnculo"/>
-          </w:rPr>
-          <w:t xml:space="preserve">White &amp; Jentsch 2001</w:t>
+      <w:hyperlink w:anchor="ref-RN5397">
+        <w:r>
+          <w:rPr>
+            <w:rStyle w:val="Hipervnculo"/>
+          </w:rPr>
+          <w:t xml:space="preserve">Pausas &amp; Keeley 2014</w:t>
         </w:r>
       </w:hyperlink>
       <w:r>
         <w:t xml:space="preserve">)</w:t>
       </w:r>
       <w:r>
-        <w:t xml:space="preserve">. The relationship of disturbance with delayed germination has been extensively studied in fire-prone ecosystems</w:t>
+        <w:t xml:space="preserve">. However, ecological theory</w:t>
       </w:r>
       <w:r>
         <w:t xml:space="preserve"> </w:t>
@@ -952,12 +1030,12 @@
       <w:r>
         <w:t xml:space="preserve">(</w:t>
       </w:r>
-      <w:hyperlink w:anchor="ref-RN5400">
-        <w:r>
-          <w:rPr>
-            <w:rStyle w:val="Hipervnculo"/>
-          </w:rPr>
-          <w:t xml:space="preserve">Baker et al. 2005</w:t>
+      <w:hyperlink w:anchor="ref-RN5410">
+        <w:r>
+          <w:rPr>
+            <w:rStyle w:val="Hipervnculo"/>
+          </w:rPr>
+          <w:t xml:space="preserve">Macarthur 1962</w:t>
         </w:r>
       </w:hyperlink>
       <w:r>
@@ -966,19 +1044,22 @@
       <w:r>
         <w:t xml:space="preserve"> </w:t>
       </w:r>
-      <w:hyperlink w:anchor="ref-RN5403">
-        <w:r>
-          <w:rPr>
-            <w:rStyle w:val="Hipervnculo"/>
-          </w:rPr>
-          <w:t xml:space="preserve">Dairel &amp; Fidelis 2020</w:t>
+      <w:hyperlink w:anchor="ref-RN5411">
+        <w:r>
+          <w:rPr>
+            <w:rStyle w:val="Hipervnculo"/>
+          </w:rPr>
+          <w:t xml:space="preserve">MacArthur &amp; Wilson 1967</w:t>
         </w:r>
       </w:hyperlink>
       <w:r>
         <w:t xml:space="preserve">)</w:t>
       </w:r>
       <w:r>
-        <w:t xml:space="preserve">. Fire can act both as a cue for dormancy release (smoke, heat) and as a creator for optimal regeneration conditions (low competition, high resource availability, low predation, low pathogen load)</w:t>
+        <w:t xml:space="preserve"> </w:t>
+      </w:r>
+      <w:r>
+        <w:t xml:space="preserve">also predicts that highly disturbed environments should select for short-lived annual plants producing many small seeds, with high capacity for dispersal in space</w:t>
       </w:r>
       <w:r>
         <w:t xml:space="preserve"> </w:t>
@@ -986,19 +1067,19 @@
       <w:r>
         <w:t xml:space="preserve">(</w:t>
       </w:r>
-      <w:hyperlink w:anchor="ref-RN5096">
-        <w:r>
-          <w:rPr>
-            <w:rStyle w:val="Hipervnculo"/>
-          </w:rPr>
-          <w:t xml:space="preserve">Pausas et al. 2022</w:t>
+      <w:hyperlink w:anchor="ref-RN4915">
+        <w:r>
+          <w:rPr>
+            <w:rStyle w:val="Hipervnculo"/>
+          </w:rPr>
+          <w:t xml:space="preserve">Venable &amp; Brown 1988</w:t>
         </w:r>
       </w:hyperlink>
       <w:r>
         <w:t xml:space="preserve">)</w:t>
       </w:r>
       <w:r>
-        <w:t xml:space="preserve">. Therefore, fire-cued germination delay is expected to be advantageous when fire intervals are shorter than the lifespan of the dominant competitor species, and when they are sufficiently frequent and predicted to occur within the interval between plant maturation and senescence</w:t>
+        <w:t xml:space="preserve">. Given the trade-off between seed dispersal in space and seed dispersal in time via delayed germination</w:t>
       </w:r>
       <w:r>
         <w:t xml:space="preserve"> </w:t>
@@ -1006,12 +1087,40 @@
       <w:r>
         <w:t xml:space="preserve">(</w:t>
       </w:r>
-      <w:hyperlink w:anchor="ref-RN5396">
-        <w:r>
-          <w:rPr>
-            <w:rStyle w:val="Hipervnculo"/>
-          </w:rPr>
-          <w:t xml:space="preserve">Keeley et al. 2011</w:t>
+      <w:hyperlink w:anchor="ref-RN5415">
+        <w:r>
+          <w:rPr>
+            <w:rStyle w:val="Hipervnculo"/>
+          </w:rPr>
+          <w:t xml:space="preserve">Chen et al. 2020</w:t>
+        </w:r>
+      </w:hyperlink>
+      <w:r>
+        <w:t xml:space="preserve">)</w:t>
+      </w:r>
+      <w:r>
+        <w:t xml:space="preserve">, we could expect that highly disturbed environments would correlate with low seed dormancy (i.e. low germination delay), as plants would escape from high disturbance by producing many cheap and highly dispersible seeds with high germinability, to maximize the chance of germinating in a place with a favorable situation along the disturbance cycle.</w:t>
+      </w:r>
+    </w:p>
+    <w:p>
+      <w:pPr>
+        <w:pStyle w:val="Textoindependiente"/>
+      </w:pPr>
+      <w:r>
+        <w:t xml:space="preserve">Here we have studied the macroecological patterns of seed germination delay in response to the underlying drivers of regeneration environment suitability: stress and disturbance. We have done so by performing a meta-analysis of primary germination records using a large dataset representing &gt; 17,000 records of &gt; 1,300 species from 97 botanical families of the European flowering plants. Rather than measuring delayed germination as the presence/absence of seed dormancy</w:t>
+      </w:r>
+      <w:r>
+        <w:t xml:space="preserve"> </w:t>
+      </w:r>
+      <w:r>
+        <w:t xml:space="preserve">(</w:t>
+      </w:r>
+      <w:hyperlink w:anchor="ref-RN5091">
+        <w:r>
+          <w:rPr>
+            <w:rStyle w:val="Hipervnculo"/>
+          </w:rPr>
+          <w:t xml:space="preserve">Rubio de Casas et al. 2017</w:t>
         </w:r>
       </w:hyperlink>
       <w:r>
@@ -1020,19 +1129,33 @@
       <w:r>
         <w:t xml:space="preserve"> </w:t>
       </w:r>
-      <w:hyperlink w:anchor="ref-RN5397">
-        <w:r>
-          <w:rPr>
-            <w:rStyle w:val="Hipervnculo"/>
-          </w:rPr>
-          <w:t xml:space="preserve">Pausas &amp; Keeley 2014</w:t>
+      <w:hyperlink w:anchor="ref-RN5392">
+        <w:r>
+          <w:rPr>
+            <w:rStyle w:val="Hipervnculo"/>
+          </w:rPr>
+          <w:t xml:space="preserve">Zhang et al. 2022</w:t>
+        </w:r>
+      </w:hyperlink>
+      <w:r>
+        <w:t xml:space="preserve">;</w:t>
+      </w:r>
+      <w:r>
+        <w:t xml:space="preserve"> </w:t>
+      </w:r>
+      <w:hyperlink w:anchor="ref-RN5480">
+        <w:r>
+          <w:rPr>
+            <w:rStyle w:val="Hipervnculo"/>
+          </w:rPr>
+          <w:t xml:space="preserve">Rosbakh et al. 2023</w:t>
         </w:r>
       </w:hyperlink>
       <w:r>
         <w:t xml:space="preserve">)</w:t>
       </w:r>
       <w:r>
-        <w:t xml:space="preserve">. However, ecological theory</w:t>
+        <w:t xml:space="preserve">, our meta-analysis has considered the multi-faceted responses of germination to various germination cues including scarification, cold stratification, temperature regimes and light</w:t>
       </w:r>
       <w:r>
         <w:t xml:space="preserve"> </w:t>
@@ -1040,152 +1163,19 @@
       <w:r>
         <w:t xml:space="preserve">(</w:t>
       </w:r>
-      <w:hyperlink w:anchor="ref-RN5410">
-        <w:r>
-          <w:rPr>
-            <w:rStyle w:val="Hipervnculo"/>
-          </w:rPr>
-          <w:t xml:space="preserve">Macarthur 1962</w:t>
-        </w:r>
-      </w:hyperlink>
-      <w:r>
-        <w:t xml:space="preserve">;</w:t>
-      </w:r>
-      <w:r>
-        <w:t xml:space="preserve"> </w:t>
-      </w:r>
-      <w:hyperlink w:anchor="ref-RN5411">
-        <w:r>
-          <w:rPr>
-            <w:rStyle w:val="Hipervnculo"/>
-          </w:rPr>
-          <w:t xml:space="preserve">MacArthur &amp; Wilson 1967</w:t>
+      <w:hyperlink w:anchor="ref-RN5072">
+        <w:r>
+          <w:rPr>
+            <w:rStyle w:val="Hipervnculo"/>
+          </w:rPr>
+          <w:t xml:space="preserve">Carta et al. 2022</w:t>
         </w:r>
       </w:hyperlink>
       <w:r>
         <w:t xml:space="preserve">)</w:t>
       </w:r>
       <w:r>
-        <w:t xml:space="preserve"> </w:t>
-      </w:r>
-      <w:r>
-        <w:t xml:space="preserve">also predicts that highly disturbed environments should select for short-lived annual plants producing many small seeds, with high capacity for dispersal in space</w:t>
-      </w:r>
-      <w:r>
-        <w:t xml:space="preserve"> </w:t>
-      </w:r>
-      <w:r>
-        <w:t xml:space="preserve">(</w:t>
-      </w:r>
-      <w:hyperlink w:anchor="ref-RN4915">
-        <w:r>
-          <w:rPr>
-            <w:rStyle w:val="Hipervnculo"/>
-          </w:rPr>
-          <w:t xml:space="preserve">Venable &amp; Brown 1988</w:t>
-        </w:r>
-      </w:hyperlink>
-      <w:r>
-        <w:t xml:space="preserve">)</w:t>
-      </w:r>
-      <w:r>
-        <w:t xml:space="preserve">. Given the trade-off between seed dispersal in space and seed dispersal in time via delayed germination</w:t>
-      </w:r>
-      <w:r>
-        <w:t xml:space="preserve"> </w:t>
-      </w:r>
-      <w:r>
-        <w:t xml:space="preserve">(</w:t>
-      </w:r>
-      <w:hyperlink w:anchor="ref-RN5415">
-        <w:r>
-          <w:rPr>
-            <w:rStyle w:val="Hipervnculo"/>
-          </w:rPr>
-          <w:t xml:space="preserve">Chen et al. 2020</w:t>
-        </w:r>
-      </w:hyperlink>
-      <w:r>
-        <w:t xml:space="preserve">)</w:t>
-      </w:r>
-      <w:r>
-        <w:t xml:space="preserve">, we could expect that highly disturbed environments would correlate with low seed dormancy (i.e. low germination delay), as plants would escape from high disturbance by producing many cheap and highly dispersable seeds with high germinability, to maximize the chance of germinating in a place with a favourable situation along the disturbance cycle.</w:t>
-      </w:r>
-    </w:p>
-    <w:p>
-      <w:pPr>
-        <w:pStyle w:val="Textoindependiente"/>
-      </w:pPr>
-      <w:r>
-        <w:t xml:space="preserve">Here we have studied the macroecological patterns of seed germination delay in response to the underlying drivers of regeneration environment suitability: stress and disturbance. We have done so by performing a meta-analysis of primary germination records using a large dataset representing &gt; 17,000 records of &gt; 1,300 species from 97 botanical families of the European flowering plants. Rather than measuring delayed germination as the presence/absence of seed dormancy</w:t>
-      </w:r>
-      <w:r>
-        <w:t xml:space="preserve"> </w:t>
-      </w:r>
-      <w:r>
-        <w:t xml:space="preserve">(</w:t>
-      </w:r>
-      <w:hyperlink w:anchor="ref-RN5091">
-        <w:r>
-          <w:rPr>
-            <w:rStyle w:val="Hipervnculo"/>
-          </w:rPr>
-          <w:t xml:space="preserve">Rubio de Casas et al. 2017</w:t>
-        </w:r>
-      </w:hyperlink>
-      <w:r>
-        <w:t xml:space="preserve">;</w:t>
-      </w:r>
-      <w:r>
-        <w:t xml:space="preserve"> </w:t>
-      </w:r>
-      <w:hyperlink w:anchor="ref-RN5392">
-        <w:r>
-          <w:rPr>
-            <w:rStyle w:val="Hipervnculo"/>
-          </w:rPr>
-          <w:t xml:space="preserve">Zhang et al. 2022</w:t>
-        </w:r>
-      </w:hyperlink>
-      <w:r>
-        <w:t xml:space="preserve">;</w:t>
-      </w:r>
-      <w:r>
-        <w:t xml:space="preserve"> </w:t>
-      </w:r>
-      <w:hyperlink w:anchor="ref-RN5393">
-        <w:r>
-          <w:rPr>
-            <w:rStyle w:val="Hipervnculo"/>
-          </w:rPr>
-          <w:t xml:space="preserve">Rosbakh et al. 2023</w:t>
-        </w:r>
-      </w:hyperlink>
-      <w:r>
-        <w:t xml:space="preserve">)</w:t>
-      </w:r>
-      <w:r>
-        <w:t xml:space="preserve">, our meta-analysis has considered the multi-faceted responses of germination to various germination cues including scarification, cold stratification, temperature regimes and light</w:t>
-      </w:r>
-      <w:r>
-        <w:t xml:space="preserve"> </w:t>
-      </w:r>
-      <w:r>
-        <w:t xml:space="preserve">(</w:t>
-      </w:r>
-      <w:hyperlink w:anchor="ref-RN5072">
-        <w:r>
-          <w:rPr>
-            <w:rStyle w:val="Hipervnculo"/>
-          </w:rPr>
-          <w:t xml:space="preserve">Carta et al. 2022</w:t>
-        </w:r>
-      </w:hyperlink>
-      <w:r>
-        <w:t xml:space="preserve">)</w:t>
-      </w:r>
-      <w:r>
-        <w:t xml:space="preserve">. Based fundamentally on the best-bet hypotheses, we have tested the following predictions: (1) delayed seed germination should correlate with species adapted to high stress and low disturbance; (2) the specific germination cues driving delayed seed germination should vary depending on the species preferences for stress and disturbance.</w:t>
+        <w:t xml:space="preserve">. Based fundamentally on the best-bet hypothesis, we have tested the following predictions: (1) delayed seed germination should correlate with species adapted to high stress and low disturbance; (2) the specific germination cues driving delayed seed germination should vary depending on the species preferences for stress and disturbance.</w:t>
       </w:r>
     </w:p>
     <w:bookmarkEnd w:id="20"/>
@@ -1282,7 +1272,7 @@
         <w:t xml:space="preserve">)</w:t>
       </w:r>
       <w:r>
-        <w:t xml:space="preserve">). The final combined germination dataset contained 17,597 records of 1,357 species from 97 botanical families. Seeds had been collected across Europe, with 41 countries represented in the dataset. The total number of seeds used in the experiments was 795,345. Experiments had used scarified seeds in 3,393 records (19%) and cold-stratified seeds in 3,019 records (17%). The average temperatures of the experiments ranged from 0 to 40 ºC, with an average of 18 ºC. Alternating temperatures had been used in 7,377 records (42%) and light in 16,107 records (91%).</w:t>
+        <w:t xml:space="preserve">).</w:t>
       </w:r>
     </w:p>
     <w:bookmarkEnd w:id="21"/>
@@ -1318,14 +1308,12 @@
       <w:r>
         <w:t xml:space="preserve">(</w:t>
       </w:r>
-      <w:hyperlink w:anchor="ref-RN5384">
-        <w:r>
-          <w:rPr>
-            <w:rStyle w:val="Hipervnculo"/>
-            <w:bCs/>
-            <w:b/>
-          </w:rPr>
-          <w:t xml:space="preserve">RN5384?</w:t>
+      <w:hyperlink w:anchor="ref-RN5488">
+        <w:r>
+          <w:rPr>
+            <w:rStyle w:val="Hipervnculo"/>
+          </w:rPr>
+          <w:t xml:space="preserve">2023</w:t>
         </w:r>
       </w:hyperlink>
       <w:r>
@@ -1353,14 +1341,12 @@
       <w:r>
         <w:t xml:space="preserve">(</w:t>
       </w:r>
-      <w:hyperlink w:anchor="ref-RN5100">
-        <w:r>
-          <w:rPr>
-            <w:rStyle w:val="Hipervnculo"/>
-            <w:bCs/>
-            <w:b/>
-          </w:rPr>
-          <w:t xml:space="preserve">RN5100?</w:t>
+      <w:hyperlink w:anchor="ref-RN5486">
+        <w:r>
+          <w:rPr>
+            <w:rStyle w:val="Hipervnculo"/>
+          </w:rPr>
+          <w:t xml:space="preserve">2023</w:t>
         </w:r>
       </w:hyperlink>
       <w:r>
@@ -1388,14 +1374,12 @@
       <w:r>
         <w:t xml:space="preserve">(</w:t>
       </w:r>
-      <w:hyperlink w:anchor="ref-RN5384">
-        <w:r>
-          <w:rPr>
-            <w:rStyle w:val="Hipervnculo"/>
-            <w:bCs/>
-            <w:b/>
-          </w:rPr>
-          <w:t xml:space="preserve">RN5384?</w:t>
+      <w:hyperlink w:anchor="ref-RN5488">
+        <w:r>
+          <w:rPr>
+            <w:rStyle w:val="Hipervnculo"/>
+          </w:rPr>
+          <w:t xml:space="preserve">2023</w:t>
         </w:r>
       </w:hyperlink>
       <w:r>
@@ -1809,7 +1793,7 @@
     </w:p>
     <w:bookmarkEnd w:id="24"/>
     <w:bookmarkEnd w:id="25"/>
-    <w:bookmarkStart w:id="26" w:name="results"/>
+    <w:bookmarkStart w:id="29" w:name="results"/>
     <w:p>
       <w:pPr>
         <w:pStyle w:val="Ttulo1"/>
@@ -1818,44 +1802,130 @@
         <w:t xml:space="preserve">Results</w:t>
       </w:r>
     </w:p>
+    <w:bookmarkStart w:id="26" w:name="Xef400151121ab78b03781a6412dfbbab90cc69b"/>
+    <w:p>
+      <w:pPr>
+        <w:pStyle w:val="Ttulo2"/>
+      </w:pPr>
+      <w:r>
+        <w:t xml:space="preserve">Representativeness of the germination dataset</w:t>
+      </w:r>
+    </w:p>
     <w:p>
       <w:pPr>
         <w:pStyle w:val="FirstParagraph"/>
       </w:pPr>
       <w:r>
-        <w:t xml:space="preserve">Regarding our first prediction (</w:t>
+        <w:t xml:space="preserve">The final germination dataset contained 17,597 experimental records obtained from 187 sources (i.e. research groups providing their primary germination data or published references from which data had been extracted). Experiments had been conducted with a total of 795,345 seeds from 5,009 seed collections originating from Europe and neighboring regions (</w:t>
       </w:r>
       <w:r>
         <w:rPr>
           <w:bCs/>
           <w:b/>
         </w:rPr>
-        <w:t xml:space="preserve">Fig. 2</w:t>
-      </w:r>
-      <w:r>
-        <w:t xml:space="preserve">), we found that high disturbance species had significantly higher overall germination proportions (posterior mean of the effect size = 0.401, 95% credible interval = -5.859 to 3.104, pMCMC &lt; 0.001), i.e. disturbance resulted in less delayed germination. High stress species, on the other hand, had final germination proportions that were no different from those of low stress species (posterior mean of the effect size = -0.296, 95% credible interval = 0.133 to 0.631, pMCMC = 0.080).</w:t>
-      </w:r>
-    </w:p>
-    <w:p>
-      <w:pPr>
-        <w:pStyle w:val="Textoindependiente"/>
-      </w:pPr>
-      <w:r>
-        <w:t xml:space="preserve">Regarding our second prediction (</w:t>
+        <w:t xml:space="preserve">Fig S1A</w:t>
+      </w:r>
+      <w:r>
+        <w:t xml:space="preserve">). Seeds had been collected across the study area, with 41 countries represented in the dataset. The dataset included 1,357 species from 97 botanical families and 32 orders, representing the major clades of the angiosperms (</w:t>
       </w:r>
       <w:r>
         <w:rPr>
           <w:bCs/>
           <w:b/>
         </w:rPr>
+        <w:t xml:space="preserve">Fig S1B</w:t>
+      </w:r>
+      <w:r>
+        <w:t xml:space="preserve">). The dataset represented all the major European habitat types, considering both the numbers of species (</w:t>
+      </w:r>
+      <w:r>
+        <w:rPr>
+          <w:bCs/>
+          <w:b/>
+        </w:rPr>
+        <w:t xml:space="preserve">Fig S1C</w:t>
+      </w:r>
+      <w:r>
+        <w:t xml:space="preserve">) and the number of records (</w:t>
+      </w:r>
+      <w:r>
+        <w:rPr>
+          <w:bCs/>
+          <w:b/>
+        </w:rPr>
+        <w:t xml:space="preserve">Fig S1D</w:t>
+      </w:r>
+      <w:r>
+        <w:t xml:space="preserve">). The majority of species and records came from zonal and natural habitat types (i.e. forests, shrublands and grasslands). Experiments had used scarified seeds in 3,393 records (19%) and cold-stratified seeds in 3,019 records (17%). The average temperatures of the experiments ranged from 0 to 40 ºC, with an average of 18 ºC. Alternating temperatures had been used in 7,377 records (42%) and light in 16,107 records (91%).</w:t>
+      </w:r>
+    </w:p>
+    <w:bookmarkEnd w:id="26"/>
+    <w:bookmarkStart w:id="27" w:name="testing-the-predictions"/>
+    <w:p>
+      <w:pPr>
+        <w:pStyle w:val="Ttulo2"/>
+      </w:pPr>
+      <w:r>
+        <w:t xml:space="preserve">Testing the predictions</w:t>
+      </w:r>
+    </w:p>
+    <w:p>
+      <w:pPr>
+        <w:pStyle w:val="FirstParagraph"/>
+      </w:pPr>
+      <w:r>
+        <w:t xml:space="preserve">Regarding our first prediction (</w:t>
+      </w:r>
+      <w:r>
+        <w:rPr>
+          <w:bCs/>
+          <w:b/>
+        </w:rPr>
+        <w:t xml:space="preserve">Fig. 2</w:t>
+      </w:r>
+      <w:r>
+        <w:t xml:space="preserve">), we found that high disturbance species had significantly higher overall germination proportions (posterior mean of the effect size = 0.401, 95% credible interval = -5.859 to 3.104, pMCMC &lt; 0.001), i.e. disturbance resulted in less delayed germination. High stress species, on the other hand, had final germination proportions that were no different from those of low stress species (posterior mean of the effect size = -0.296, 95% credible interval = 0.133 to 0.631, pMCMC = 0.080).</w:t>
+      </w:r>
+    </w:p>
+    <w:p>
+      <w:pPr>
+        <w:pStyle w:val="Textoindependiente"/>
+      </w:pPr>
+      <w:r>
+        <w:t xml:space="preserve">Regarding our second prediction (</w:t>
+      </w:r>
+      <w:r>
+        <w:rPr>
+          <w:bCs/>
+          <w:b/>
+        </w:rPr>
         <w:t xml:space="preserve">Fig. 3</w:t>
       </w:r>
       <w:r>
         <w:t xml:space="preserve">), we found that different stress-disturbance groups had different responses to the germination cues. Low stress-low disturbance species responded positively to cold stratification and alternating temperatures; and were indifferent to the rest of the cues. High stress - low disturbance and high stress - high disturbance species responded positively to all germination cues. Low stress - high disturbance species responded positively to scarification, average temperature, alternating temperature; negatively to light; and were indifferent to cold stratification.</w:t>
       </w:r>
     </w:p>
-    <w:bookmarkEnd w:id="26"/>
-    <w:bookmarkStart w:id="27" w:name="discussion"/>
+    <w:bookmarkEnd w:id="27"/>
+    <w:bookmarkStart w:id="28" w:name="random-factors-and-phylogenetic-signal"/>
+    <w:p>
+      <w:pPr>
+        <w:pStyle w:val="Ttulo2"/>
+      </w:pPr>
+      <w:r>
+        <w:t xml:space="preserve">Random factors and phylogenetic signal</w:t>
+      </w:r>
+    </w:p>
+    <w:p>
+      <w:pPr>
+        <w:pStyle w:val="FirstParagraph"/>
+      </w:pPr>
+      <w:r>
+        <w:t xml:space="preserve">In the full model that included the entire germination dataset (i.e. the model for the first prediction), the random factor with the strongest effect was phylogeny (mean = 8.72, CI = 5.83 - 11.70), followed by the source of the data (mean = 2.45, CI = 1.57 - 3.35), the seed collection (mean = 2.03, CI = 1.81 - 2.23) and the species (mean = 1.31, CI = 1.00 - 1.65). The phylogenetic signal in the germination responses was relatively high (λ = 0.68, CI = 0.6 - 0.75). The models for the stress - disturbance subsets (i.e. the models for the second prediction) behaved similarly to the full model, except for the model for the low stress - low disturbance subset. In this model, the random factor with the strongest effect was the source of the data (mean = 11.08, CI = 2.12 - 21.84), followed by the phylogeny (mean = 8.86, CI = 0.0002 - 27.05), the species (mean = 8.78, CI = 0.70 - 15.86) and the seed collection (mean = 2.66, CI = 0.64 - 4.81). The phylogenetic signal was not significantly different from zero (λ = 0.55, CI = 0 - 0.88).</w:t>
+      </w:r>
+    </w:p>
+    <w:bookmarkEnd w:id="28"/>
+    <w:bookmarkEnd w:id="29"/>
+    <w:bookmarkStart w:id="30" w:name="discussion"/>
     <w:p>
       <w:pPr>
         <w:pStyle w:val="Ttulo1"/>
@@ -1866,102 +1936,18 @@
     </w:p>
     <w:p>
       <w:pPr>
-        <w:numPr>
-          <w:ilvl w:val="0"/>
-          <w:numId w:val="1001"/>
-        </w:numPr>
-      </w:pPr>
-      <w:r>
-        <w:t xml:space="preserve">Theoretical background needs to be very solid and the hypotheses must be robust. Please check well the introduction.</w:t>
-      </w:r>
-    </w:p>
-    <w:p>
-      <w:pPr>
-        <w:numPr>
-          <w:ilvl w:val="0"/>
-          <w:numId w:val="1001"/>
-        </w:numPr>
-      </w:pPr>
-      <w:r>
-        <w:t xml:space="preserve">Our results seem to contradict the traditional understanding that more severe disturbance equals more dormancy.</w:t>
-      </w:r>
-      <w:r>
-        <w:t xml:space="preserve"> </w:t>
-      </w:r>
-      <w:r>
-        <w:rPr>
-          <w:iCs/>
-          <w:i/>
-        </w:rPr>
-        <w:t xml:space="preserve">I wonder whether seeds</w:t>
-      </w:r>
-      <w:r>
-        <w:rPr>
-          <w:iCs/>
-          <w:i/>
-        </w:rPr>
-        <w:t xml:space="preserve"> </w:t>
-      </w:r>
-      <w:r>
-        <w:rPr>
-          <w:iCs/>
-          <w:i/>
-        </w:rPr>
-        <w:t xml:space="preserve">‘</w:t>
-      </w:r>
-      <w:r>
-        <w:rPr>
-          <w:iCs/>
-          <w:i/>
-        </w:rPr>
-        <w:t xml:space="preserve">care</w:t>
-      </w:r>
-      <w:r>
-        <w:rPr>
-          <w:iCs/>
-          <w:i/>
-        </w:rPr>
-        <w:t xml:space="preserve">’</w:t>
-      </w:r>
-      <w:r>
-        <w:rPr>
-          <w:iCs/>
-          <w:i/>
-        </w:rPr>
-        <w:t xml:space="preserve"> </w:t>
-      </w:r>
-      <w:r>
-        <w:rPr>
-          <w:iCs/>
-          <w:i/>
-        </w:rPr>
-        <w:t xml:space="preserve">about severity of the disturbance. Being relatively small, they should be affected by disturbance in the similar way, regardless how severe it is. For example, lying on the soil surface or in the soil, I do not care whether mowing removes 10% or 90% of the above ground biomass, because I am too small to be damaged by the mowers. Frequency, in contrast, should be more important, as it increases frequency of seedling establishment opportunities. </w:t>
-      </w:r>
-    </w:p>
-    <w:p>
-      <w:pPr>
-        <w:numPr>
-          <w:ilvl w:val="0"/>
-          <w:numId w:val="1001"/>
-        </w:numPr>
-      </w:pPr>
-      <w:r>
-        <w:rPr>
-          <w:iCs/>
-          <w:i/>
-        </w:rPr>
-        <w:t xml:space="preserve">Also, we should keep in mind that the disturbance IV was developed for adult plants that respond to the disturbance/stress in very different ways as the seeds. This point should be also raised in the Discussion.</w:t>
-      </w:r>
-    </w:p>
-    <w:p>
-      <w:pPr>
-        <w:numPr>
-          <w:ilvl w:val="0"/>
-          <w:numId w:val="1001"/>
-        </w:numPr>
-      </w:pPr>
-      <w:r>
-        <w:t xml:space="preserve">Our results seem to contradict the traditional understanding that segetal weeds need light to germinate in order to increase their emergence at the soil surface after a soil disturbance</w:t>
+        <w:pStyle w:val="FirstParagraph"/>
+      </w:pPr>
+      <w:r>
+        <w:t xml:space="preserve">Our results indicate that delayed seed germination correlates with low disturbance and is indifferent to stress. Thus, our results partly agree with our first prediction, as high germinability was found in high disturbance species, but no differences existed between low and high stress groups. It must be noted that, in order to evaluate the general role of stress, we grouped together frost and drought stress. Potentially, this could be a reason for the lack of effect of high stress, as temperature and water stress could have different effects on delayed germination, and this could mask the overall effect of the high stress group. On the other hand, our results indicate that low stress - low disturbance species (i.e. species avoiding at the same time temperature stress, water stress and disturbance) had lower germinability than the high disturbance groups. Species in the low - low group are adapted to stable and mild ecosystems, where competition should be high, and factors like light may become the major drivers of stress. It would seem that stable and competitive conditions also favor delayed seed germination, as in these conditions waiting for a favorable regeneration gap could become a priority, not because of mortality risk, but simply to have a space to regenerate into. Nonetheless, we need to consider that our study only included the angiosperms of Europe, and therefore it is missing floras adapted to truly stable and mild biomes (e.g. tropical rainforests).</w:t>
+      </w:r>
+    </w:p>
+    <w:p>
+      <w:pPr>
+        <w:pStyle w:val="Textoindependiente"/>
+      </w:pPr>
+      <w:r>
+        <w:t xml:space="preserve">Our results do not agree with the view that, in high disturbance situations, germination delay via seed dormancy should be expected</w:t>
       </w:r>
       <w:r>
         <w:t xml:space="preserve"> </w:t>
@@ -1969,12 +1955,32 @@
       <w:r>
         <w:t xml:space="preserve">(</w:t>
       </w:r>
-      <w:hyperlink w:anchor="ref-RN5404">
-        <w:r>
-          <w:rPr>
-            <w:rStyle w:val="Hipervnculo"/>
-          </w:rPr>
-          <w:t xml:space="preserve">Baskin &amp; Baskin 2006</w:t>
+      <w:hyperlink w:anchor="ref-RN5406">
+        <w:r>
+          <w:rPr>
+            <w:rStyle w:val="Hipervnculo"/>
+          </w:rPr>
+          <w:t xml:space="preserve">Schippers et al. 2001</w:t>
+        </w:r>
+      </w:hyperlink>
+      <w:r>
+        <w:t xml:space="preserve">)</w:t>
+      </w:r>
+      <w:r>
+        <w:t xml:space="preserve">. Disturbance must be seen from the point of view of the seed. Being relatively small and defended, seeds are not so much affected by disturbance in the same way as adult plants do, i.e. by losing their aerial biomass or dying. For seeds, disturbance may represent an opening of seedling establishment opportunities, for example by reducing competition. In this sense, the importance of disturbance as a gap provider will depend on how well the frequency and severity of disturbance align with the life span of the seed and of its competitors</w:t>
+      </w:r>
+      <w:r>
+        <w:t xml:space="preserve"> </w:t>
+      </w:r>
+      <w:r>
+        <w:t xml:space="preserve">(</w:t>
+      </w:r>
+      <w:hyperlink w:anchor="ref-RN5396">
+        <w:r>
+          <w:rPr>
+            <w:rStyle w:val="Hipervnculo"/>
+          </w:rPr>
+          <w:t xml:space="preserve">Keeley et al. 2011</w:t>
         </w:r>
       </w:hyperlink>
       <w:r>
@@ -1983,12 +1989,83 @@
       <w:r>
         <w:t xml:space="preserve"> </w:t>
       </w:r>
-      <w:hyperlink w:anchor="ref-RN5401">
-        <w:r>
-          <w:rPr>
-            <w:rStyle w:val="Hipervnculo"/>
-          </w:rPr>
-          <w:t xml:space="preserve">Pye &amp; Andersson 2009</w:t>
+      <w:hyperlink w:anchor="ref-RN5397">
+        <w:r>
+          <w:rPr>
+            <w:rStyle w:val="Hipervnculo"/>
+          </w:rPr>
+          <w:t xml:space="preserve">Pausas &amp; Keeley 2014</w:t>
+        </w:r>
+      </w:hyperlink>
+      <w:r>
+        <w:t xml:space="preserve">)</w:t>
+      </w:r>
+      <w:r>
+        <w:t xml:space="preserve">. A systematic simulation of life history strategies using temperate grasslands as a model</w:t>
+      </w:r>
+      <w:r>
+        <w:t xml:space="preserve"> </w:t>
+      </w:r>
+      <w:r>
+        <w:t xml:space="preserve">(</w:t>
+      </w:r>
+      <w:hyperlink w:anchor="ref-RN5406">
+        <w:r>
+          <w:rPr>
+            <w:rStyle w:val="Hipervnculo"/>
+          </w:rPr>
+          <w:t xml:space="preserve">Schippers et al. 2001</w:t>
+        </w:r>
+      </w:hyperlink>
+      <w:r>
+        <w:t xml:space="preserve">)</w:t>
+      </w:r>
+      <w:r>
+        <w:t xml:space="preserve"> </w:t>
+      </w:r>
+      <w:r>
+        <w:t xml:space="preserve">concluded that dormancy is superior to dispersal as a method for coping with disturbance. In our study we have used a wider gradient of disturbance considering a sample of the European flora from different habitats and life forms. Our evaluation concludes that, when looking at the big picture, high disturbance leads to lower delayed germination. When disturbances are sufficiently frequent or severe to provide frequent or large regeneration gaps, the production of high-germinability seeds seems to be favored, possibly as a way to occupy the more available regeneration gaps.</w:t>
+      </w:r>
+    </w:p>
+    <w:p>
+      <w:pPr>
+        <w:pStyle w:val="Textoindependiente"/>
+      </w:pPr>
+      <w:r>
+        <w:t xml:space="preserve">Our models support the prediction that different levels of stress and disturbance favor different responses to germination cues as drivers of delayed germination and germination phenology. A positive response to scarification (i.e. a signal to remove an impermeable seed coat and physical dormancy</w:t>
+      </w:r>
+      <w:r>
+        <w:t xml:space="preserve"> </w:t>
+      </w:r>
+      <w:r>
+        <w:t xml:space="preserve">Lamont &amp; Pausas (</w:t>
+      </w:r>
+      <w:hyperlink w:anchor="ref-RN5391">
+        <w:r>
+          <w:rPr>
+            <w:rStyle w:val="Hipervnculo"/>
+          </w:rPr>
+          <w:t xml:space="preserve">2023</w:t>
+        </w:r>
+      </w:hyperlink>
+      <w:r>
+        <w:t xml:space="preserve">)</w:t>
+      </w:r>
+      <w:r>
+        <w:t xml:space="preserve">) was found in all cases except for the group of species adapted to low stress and low disturbance. This supports the role of physical dormancy as a way to detect and respond to disturbance events such as fire</w:t>
+      </w:r>
+      <w:r>
+        <w:t xml:space="preserve"> </w:t>
+      </w:r>
+      <w:r>
+        <w:t xml:space="preserve">(</w:t>
+      </w:r>
+      <w:hyperlink w:anchor="ref-RN4625">
+        <w:r>
+          <w:rPr>
+            <w:rStyle w:val="Hipervnculo"/>
+          </w:rPr>
+          <w:t xml:space="preserve">Ooi et al. 2014</w:t>
         </w:r>
       </w:hyperlink>
       <w:r>
@@ -1997,18 +2074,279 @@
       <w:r>
         <w:t xml:space="preserve"> </w:t>
       </w:r>
-      <w:hyperlink w:anchor="ref-RN5405">
-        <w:r>
-          <w:rPr>
-            <w:rStyle w:val="Hipervnculo"/>
-          </w:rPr>
-          <w:t xml:space="preserve">Batlla &amp; Benech-Arnold 2014</w:t>
+      <w:hyperlink w:anchor="ref-RN5509">
+        <w:r>
+          <w:rPr>
+            <w:rStyle w:val="Hipervnculo"/>
+          </w:rPr>
+          <w:t xml:space="preserve">Pausas &amp; Lamont 2022</w:t>
         </w:r>
       </w:hyperlink>
       <w:r>
         <w:t xml:space="preserve">)</w:t>
       </w:r>
       <w:r>
+        <w:t xml:space="preserve"> </w:t>
+      </w:r>
+      <w:r>
+        <w:t xml:space="preserve">but also to delay germination under unfavorable seasons such as summer for winter annuals</w:t>
+      </w:r>
+      <w:r>
+        <w:t xml:space="preserve"> </w:t>
+      </w:r>
+      <w:r>
+        <w:t xml:space="preserve">(</w:t>
+      </w:r>
+      <w:hyperlink w:anchor="ref-RN780">
+        <w:r>
+          <w:rPr>
+            <w:rStyle w:val="Hipervnculo"/>
+          </w:rPr>
+          <w:t xml:space="preserve">Van Assche et al. 2003</w:t>
+        </w:r>
+      </w:hyperlink>
+      <w:r>
+        <w:t xml:space="preserve">;</w:t>
+      </w:r>
+      <w:r>
+        <w:t xml:space="preserve"> </w:t>
+      </w:r>
+      <w:hyperlink w:anchor="ref-RN5037">
+        <w:r>
+          <w:rPr>
+            <w:rStyle w:val="Hipervnculo"/>
+          </w:rPr>
+          <w:t xml:space="preserve">Van Assche &amp; Vandelook 2010</w:t>
+        </w:r>
+      </w:hyperlink>
+      <w:r>
+        <w:t xml:space="preserve">)</w:t>
+      </w:r>
+      <w:r>
+        <w:t xml:space="preserve">. On the other hand, the response to cold stratification (i.e. a signal to alleviate physiological dormancy</w:t>
+      </w:r>
+      <w:r>
+        <w:t xml:space="preserve"> </w:t>
+      </w:r>
+      <w:r>
+        <w:t xml:space="preserve">(</w:t>
+      </w:r>
+      <w:hyperlink w:anchor="ref-RN3063">
+        <w:r>
+          <w:rPr>
+            <w:rStyle w:val="Hipervnculo"/>
+          </w:rPr>
+          <w:t xml:space="preserve">Finch-Savage &amp; Leubner-Metzger 2006</w:t>
+        </w:r>
+      </w:hyperlink>
+      <w:r>
+        <w:t xml:space="preserve">)</w:t>
+      </w:r>
+      <w:r>
+        <w:t xml:space="preserve">) was strongest in species adapted to low stress and low disturbance, and absent from species adapted to low stress coupled with high disturbance. This suggests that in environments without a marked bad season for seedling establishment, physiological dormancy can still be advantageous to delay germination, possibly as a way to postpone competition and wait longer for a regeneration gap to open. At the same time, a positive response to cold stratification was found in the two groups of species adapted to high stress (i.e. with a bad season for germination) agreeing with previous findings</w:t>
+      </w:r>
+      <w:r>
+        <w:t xml:space="preserve"> </w:t>
+      </w:r>
+      <w:r>
+        <w:t xml:space="preserve">(</w:t>
+      </w:r>
+      <w:hyperlink w:anchor="ref-RN3132">
+        <w:r>
+          <w:rPr>
+            <w:rStyle w:val="Hipervnculo"/>
+          </w:rPr>
+          <w:t xml:space="preserve">Jurado &amp; Flores 2005</w:t>
+        </w:r>
+      </w:hyperlink>
+      <w:r>
+        <w:t xml:space="preserve">;</w:t>
+      </w:r>
+      <w:r>
+        <w:t xml:space="preserve"> </w:t>
+      </w:r>
+      <w:hyperlink w:anchor="ref-RN5091">
+        <w:r>
+          <w:rPr>
+            <w:rStyle w:val="Hipervnculo"/>
+          </w:rPr>
+          <w:t xml:space="preserve">Rubio de Casas et al. 2017</w:t>
+        </w:r>
+      </w:hyperlink>
+      <w:r>
+        <w:t xml:space="preserve">;</w:t>
+      </w:r>
+      <w:r>
+        <w:t xml:space="preserve"> </w:t>
+      </w:r>
+      <w:hyperlink w:anchor="ref-RN5480">
+        <w:r>
+          <w:rPr>
+            <w:rStyle w:val="Hipervnculo"/>
+          </w:rPr>
+          <w:t xml:space="preserve">Rosbakh et al. 2023</w:t>
+        </w:r>
+      </w:hyperlink>
+      <w:r>
+        <w:t xml:space="preserve">)</w:t>
+      </w:r>
+      <w:r>
+        <w:t xml:space="preserve">. Average germination temperature (i.e. an environmental signal of the annual temperature cycle</w:t>
+      </w:r>
+      <w:r>
+        <w:t xml:space="preserve"> </w:t>
+      </w:r>
+      <w:r>
+        <w:t xml:space="preserve">(</w:t>
+      </w:r>
+      <w:hyperlink w:anchor="ref-RN5091">
+        <w:r>
+          <w:rPr>
+            <w:rStyle w:val="Hipervnculo"/>
+          </w:rPr>
+          <w:t xml:space="preserve">Rubio de Casas et al. 2017</w:t>
+        </w:r>
+      </w:hyperlink>
+      <w:r>
+        <w:t xml:space="preserve">;</w:t>
+      </w:r>
+      <w:r>
+        <w:t xml:space="preserve"> </w:t>
+      </w:r>
+      <w:hyperlink w:anchor="ref-RN5483">
+        <w:r>
+          <w:rPr>
+            <w:rStyle w:val="Hipervnculo"/>
+          </w:rPr>
+          <w:t xml:space="preserve">Fernández-Pascual et al. 2021</w:t>
+        </w:r>
+      </w:hyperlink>
+      <w:r>
+        <w:t xml:space="preserve">)</w:t>
+      </w:r>
+      <w:r>
+        <w:t xml:space="preserve">) had a positive effect in all groups except for species adapted to low stress and low germination, i.e. species of the other three groups preferred warmer germination temperatures. Indifference to the annual temperature cycle is to be expected for species from stable ecosystems without marked bad seasons for regeneration. Finally, alternating temperatures and light had contrasting responses across groups. These two germination cues are usually interpreted as interchangeable, signaling factors such as burial depth, canopy closure or water table height</w:t>
+      </w:r>
+      <w:r>
+        <w:t xml:space="preserve"> </w:t>
+      </w:r>
+      <w:r>
+        <w:t xml:space="preserve">(</w:t>
+      </w:r>
+      <w:hyperlink w:anchor="ref-RN3180">
+        <w:r>
+          <w:rPr>
+            <w:rStyle w:val="Hipervnculo"/>
+          </w:rPr>
+          <w:t xml:space="preserve">Thompson &amp; Grime 1983</w:t>
+        </w:r>
+      </w:hyperlink>
+      <w:r>
+        <w:t xml:space="preserve">;</w:t>
+      </w:r>
+      <w:r>
+        <w:t xml:space="preserve"> </w:t>
+      </w:r>
+      <w:hyperlink w:anchor="ref-RN4904">
+        <w:r>
+          <w:rPr>
+            <w:rStyle w:val="Hipervnculo"/>
+          </w:rPr>
+          <w:t xml:space="preserve">Pons 2000</w:t>
+        </w:r>
+      </w:hyperlink>
+      <w:r>
+        <w:t xml:space="preserve">;</w:t>
+      </w:r>
+      <w:r>
+        <w:t xml:space="preserve"> </w:t>
+      </w:r>
+      <w:hyperlink w:anchor="ref-RN4656">
+        <w:r>
+          <w:rPr>
+            <w:rStyle w:val="Hipervnculo"/>
+          </w:rPr>
+          <w:t xml:space="preserve">Carta et al. 2017</w:t>
+        </w:r>
+      </w:hyperlink>
+      <w:r>
+        <w:t xml:space="preserve">)</w:t>
+      </w:r>
+      <w:r>
+        <w:t xml:space="preserve">. The contrasting effects they showed in our study suggest that each of the two cues may have some nuanced function in determining germination phenology. For example, species adapted to low stress and low disturbance responded positively to alternating temperatures but not to light. In these environments, alternating temperatures may be a more reliable indicator of the scarce regeneration gaps, such as a forest clearing after the fall of a tree. Similarly, species adapted to low stress and high disturbance responded positively to alternating temperatures but negatively to light, perhaps because lack of light may indicate a degree of soil burial that can physically protect seeds from the disturbance. In any case, the number of experiments using darkness was not very high in our dataset, so our results for the effect of light need to be interpreted with caution.</w:t>
+      </w:r>
+    </w:p>
+    <w:p>
+      <w:pPr>
+        <w:pStyle w:val="Textoindependiente"/>
+      </w:pPr>
+      <w:r>
+        <w:t xml:space="preserve">This study shows that delayed seed dormancy is widespread except in high disturbance situations. In all other scenarios, delayed seed germination seems to be the norm, even in stable environments without a marked unfavorable season for seed regeneration. This highlights the potential role of competition avoidance for the development of delayed germination strategies. It also suggest that there might be habitat specific factors driving the degree of delayed seed germination, as well as an effect of plant life factors such as lifespan or size, including seed mass. In this work, we have furthered the traditional understanding that delayed seed germination is a result of unfavorable regeneration environments, by deconstructing the concept of regeneration unfavorability along axes of stress and disturbance. To concentrate on these two factors, we have left the potential effects of stress types, species traits, etc. out of focus. Future studies will need to further explore these questions, extending the analysis to non European floras, and producing curated data from macroecological experiments that carefully control for seed and adult environments, species life forms and functional traits, habitats (e.g. forests vs. shrublands vs. grasslands vs. wetlands) and separate stress factors (e.g. temperature, moisture, light, salinity). Such experiments will continue to shed light into delayed seed germination, which appears to be widespread functional feature of the seed plants.</w:t>
+      </w:r>
+    </w:p>
+    <w:bookmarkEnd w:id="30"/>
+    <w:bookmarkStart w:id="31" w:name="data-availability"/>
+    <w:p>
+      <w:pPr>
+        <w:pStyle w:val="Ttulo1"/>
+      </w:pPr>
+      <w:r>
+        <w:t xml:space="preserve">Data availability</w:t>
+      </w:r>
+    </w:p>
+    <w:p>
+      <w:pPr>
+        <w:pStyle w:val="FirstParagraph"/>
+      </w:pPr>
+      <w:r>
+        <w:t xml:space="preserve">The original datasets, as well as R code for analysis and creation of the manuscript can be accessed at the GitHub repository</w:t>
+      </w:r>
+      <w:r>
+        <w:t xml:space="preserve"> </w:t>
+      </w:r>
+      <w:hyperlink r:id="rId23">
+        <w:r>
+          <w:rPr>
+            <w:rStyle w:val="Hipervnculo"/>
+          </w:rPr>
+          <w:t xml:space="preserve">https://github.com/efernandezpascual/disturbance</w:t>
+        </w:r>
+      </w:hyperlink>
+      <w:r>
+        <w:t xml:space="preserve">. Upon publication, a version of record of the repository will be deposited in Zenodo.</w:t>
+      </w:r>
+    </w:p>
+    <w:bookmarkEnd w:id="31"/>
+    <w:bookmarkStart w:id="121" w:name="references"/>
+    <w:p>
+      <w:pPr>
+        <w:pStyle w:val="Ttulo1"/>
+      </w:pPr>
+      <w:r>
+        <w:t xml:space="preserve">References</w:t>
+      </w:r>
+    </w:p>
+    <w:bookmarkStart w:id="120" w:name="refs"/>
+    <w:bookmarkStart w:id="33" w:name="ref-RN5400"/>
+    <w:p>
+      <w:pPr>
+        <w:pStyle w:val="Bibliografa"/>
+      </w:pPr>
+      <w:r>
+        <w:t xml:space="preserve">Baker, K.S., Steadman, K.J., Plummer, J.A., &amp; Dixon, K.W. 2005.</w:t>
+      </w:r>
+      <w:r>
+        <w:t xml:space="preserve"> </w:t>
+      </w:r>
+      <w:hyperlink r:id="rId32">
+        <w:r>
+          <w:rPr>
+            <w:rStyle w:val="Hipervnculo"/>
+          </w:rPr>
+          <w:t xml:space="preserve">Seed dormancy and germination responses of nine Australian fire ephemerals</w:t>
+        </w:r>
+      </w:hyperlink>
+      <w:r>
         <w:t xml:space="preserve">.</w:t>
       </w:r>
       <w:r>
@@ -2019,658 +2357,119 @@
           <w:iCs/>
           <w:i/>
         </w:rPr>
-        <w:t xml:space="preserve">But weeds is a very special case that, IMO, is a kind of an extreme outlier. How many weedy species do you have in 1400 species analysed? You need to keep the big picture while discussing the results.</w:t>
-      </w:r>
-    </w:p>
-    <w:p>
-      <w:pPr>
-        <w:numPr>
-          <w:ilvl w:val="0"/>
-          <w:numId w:val="1001"/>
-        </w:numPr>
-      </w:pPr>
-      <w:r>
-        <w:t xml:space="preserve">We need to consider the importance of lifeform/lifespan and seed mass.</w:t>
-      </w:r>
-      <w:r>
-        <w:t xml:space="preserve"> </w:t>
-      </w:r>
-      <w:r>
-        <w:rPr>
-          <w:iCs/>
-          <w:i/>
-        </w:rPr>
-        <w:t xml:space="preserve">At least a simple classification in trees and herbs, as disturbance frequencies and severity also differ along the forest-grassland gradient. Would it make sense to exclude trees from the analysis?</w:t>
-      </w:r>
-    </w:p>
-    <w:p>
-      <w:pPr>
-        <w:numPr>
-          <w:ilvl w:val="0"/>
-          <w:numId w:val="1001"/>
-        </w:numPr>
-      </w:pPr>
-      <w:r>
-        <w:t xml:space="preserve">Several of the relationships (check Figure 2) seem unimodal, should we use quadratic models.</w:t>
-      </w:r>
-    </w:p>
-    <w:p>
-      <w:pPr>
-        <w:numPr>
-          <w:ilvl w:val="0"/>
-          <w:numId w:val="1001"/>
-        </w:numPr>
-      </w:pPr>
-      <w:r>
-        <w:t xml:space="preserve">We need to decide if to use whole-community or herb-layer indicators. There are different results. Check the two pairs of figures.</w:t>
-      </w:r>
-    </w:p>
-    <w:p>
-      <w:pPr>
-        <w:numPr>
-          <w:ilvl w:val="0"/>
-          <w:numId w:val="1001"/>
-        </w:numPr>
-      </w:pPr>
-      <w:r>
-        <w:t xml:space="preserve">hard seed coat protects from frequent disturbance; once dormancy is broken (i.e. post-disturbance event) you germinate over a wide range of temperature and light conditions.</w:t>
-      </w:r>
-    </w:p>
-    <w:p>
-      <w:pPr>
-        <w:numPr>
-          <w:ilvl w:val="0"/>
-          <w:numId w:val="1001"/>
-        </w:numPr>
-      </w:pPr>
-      <w:r>
-        <w:t xml:space="preserve">It seems that plants have the very same answer to both disturbance severity and frequency.</w:t>
-      </w:r>
-    </w:p>
-    <w:p>
-      <w:pPr>
-        <w:numPr>
-          <w:ilvl w:val="0"/>
-          <w:numId w:val="1001"/>
-        </w:numPr>
-      </w:pPr>
-      <w:r>
-        <w:rPr>
-          <w:iCs/>
-          <w:i/>
-        </w:rPr>
-        <w:t xml:space="preserve">Pretending to be a nasty reviewer 2, I can argue that final germination proportion can be driven by many other factors that disturbance. For example, seed quality (e.g. ability to produce healthy, vigorous seeds) can affect its germinability. How</w:t>
-      </w:r>
-      <w:r>
-        <w:rPr>
-          <w:iCs/>
-          <w:i/>
-        </w:rPr>
-        <w:t xml:space="preserve"> </w:t>
-      </w:r>
-      <w:r>
-        <w:rPr>
-          <w:iCs/>
-          <w:i/>
-        </w:rPr>
-        <w:t xml:space="preserve">‘</w:t>
-      </w:r>
-      <w:r>
-        <w:rPr>
-          <w:iCs/>
-          <w:i/>
-        </w:rPr>
-        <w:t xml:space="preserve">clean</w:t>
-      </w:r>
-      <w:r>
-        <w:rPr>
-          <w:iCs/>
-          <w:i/>
-        </w:rPr>
-        <w:t xml:space="preserve">’</w:t>
-      </w:r>
-      <w:r>
-        <w:rPr>
-          <w:iCs/>
-          <w:i/>
-        </w:rPr>
-        <w:t xml:space="preserve"> </w:t>
-      </w:r>
-      <w:r>
-        <w:rPr>
-          <w:iCs/>
-          <w:i/>
-        </w:rPr>
-        <w:t xml:space="preserve">these patterns from other confounding effects?</w:t>
-      </w:r>
-    </w:p>
-    <w:p>
-      <w:pPr>
-        <w:numPr>
-          <w:ilvl w:val="0"/>
-          <w:numId w:val="1001"/>
-        </w:numPr>
-      </w:pPr>
-      <w:r>
-        <w:rPr>
-          <w:iCs/>
-          <w:i/>
-        </w:rPr>
-        <w:t xml:space="preserve">This logic is fine, but, please, do not forget that plants are more than seeds. There are other means (e.g. individual life span, clonality) that help plants to cope with both stress and disturbance.</w:t>
-      </w:r>
-    </w:p>
-    <w:p>
-      <w:pPr>
-        <w:numPr>
-          <w:ilvl w:val="0"/>
-          <w:numId w:val="1001"/>
-        </w:numPr>
-      </w:pPr>
-      <w:r>
-        <w:rPr>
-          <w:iCs/>
-          <w:i/>
-        </w:rPr>
-        <w:t xml:space="preserve">Another reason to include stress into the story: production of large seeds require resources that are limited by definition in stressful environments.</w:t>
-      </w:r>
-    </w:p>
-    <w:p>
-      <w:pPr>
-        <w:numPr>
-          <w:ilvl w:val="0"/>
-          <w:numId w:val="1001"/>
-        </w:numPr>
-      </w:pPr>
-      <w:r>
-        <w:t xml:space="preserve">As pointed out by Pausas</w:t>
-      </w:r>
-      <w:r>
-        <w:t xml:space="preserve"> </w:t>
-      </w:r>
-      <w:r>
-        <w:rPr>
-          <w:iCs/>
-          <w:i/>
-        </w:rPr>
-        <w:t xml:space="preserve">et al.</w:t>
-      </w:r>
-      <w:r>
-        <w:t xml:space="preserve"> </w:t>
-      </w:r>
-      <w:r>
-        <w:t xml:space="preserve">(</w:t>
-      </w:r>
-      <w:hyperlink w:anchor="ref-RN5096">
-        <w:r>
-          <w:rPr>
-            <w:rStyle w:val="Hipervnculo"/>
-          </w:rPr>
-          <w:t xml:space="preserve">Pausas et al. 2022</w:t>
-        </w:r>
-      </w:hyperlink>
-      <w:r>
-        <w:t xml:space="preserve">)</w:t>
-      </w:r>
-      <w:r>
-        <w:t xml:space="preserve">, bet-hedging generally requires inter-annual environmental variability, i.e. saving some dormant offspring for regeneration in later years makes sense when there are unpredictable and wide differences in the regeneration potentials of different years.</w:t>
-      </w:r>
-    </w:p>
-    <w:p>
-      <w:pPr>
-        <w:numPr>
-          <w:ilvl w:val="0"/>
-          <w:numId w:val="1001"/>
-        </w:numPr>
-      </w:pPr>
-      <w:r>
-        <w:t xml:space="preserve">In the view of Grime</w:t>
-      </w:r>
-      <w:r>
-        <w:t xml:space="preserve"> </w:t>
-      </w:r>
-      <w:r>
-        <w:t xml:space="preserve">(</w:t>
-      </w:r>
-      <w:hyperlink w:anchor="ref-RN5409">
-        <w:r>
-          <w:rPr>
-            <w:rStyle w:val="Hipervnculo"/>
-          </w:rPr>
-          <w:t xml:space="preserve">1979</w:t>
-        </w:r>
-      </w:hyperlink>
-      <w:r>
-        <w:t xml:space="preserve">)</w:t>
-      </w:r>
-      <w:r>
-        <w:t xml:space="preserve">, disturbance and stress are . The r-K theoretical framework</w:t>
-      </w:r>
-      <w:r>
-        <w:t xml:space="preserve"> </w:t>
-      </w:r>
-      <w:r>
-        <w:t xml:space="preserve">(</w:t>
-      </w:r>
-      <w:hyperlink w:anchor="ref-RN5410">
-        <w:r>
-          <w:rPr>
-            <w:rStyle w:val="Hipervnculo"/>
-          </w:rPr>
-          <w:t xml:space="preserve">Macarthur 1962</w:t>
-        </w:r>
-      </w:hyperlink>
-      <w:r>
-        <w:t xml:space="preserve">;</w:t>
-      </w:r>
-      <w:r>
-        <w:t xml:space="preserve"> </w:t>
-      </w:r>
-      <w:hyperlink w:anchor="ref-RN5411">
-        <w:r>
-          <w:rPr>
-            <w:rStyle w:val="Hipervnculo"/>
-          </w:rPr>
-          <w:t xml:space="preserve">MacArthur &amp; Wilson 1967</w:t>
-        </w:r>
-      </w:hyperlink>
-      <w:r>
-        <w:t xml:space="preserve">)</w:t>
-      </w:r>
-      <w:r>
-        <w:t xml:space="preserve"> </w:t>
-      </w:r>
-      <w:r>
-        <w:t xml:space="preserve">predicts that high disturbance would select for short-lived annual plants producing many small and well-dispersed seeds, while low disturbance would select for long-lived perennials producing few and large seeds with low dispersal capacity</w:t>
-      </w:r>
-      <w:r>
-        <w:t xml:space="preserve"> </w:t>
-      </w:r>
-      <w:r>
-        <w:t xml:space="preserve">(</w:t>
-      </w:r>
-      <w:hyperlink w:anchor="ref-RN5406">
-        <w:r>
-          <w:rPr>
-            <w:rStyle w:val="Hipervnculo"/>
-          </w:rPr>
-          <w:t xml:space="preserve">Schippers et al. 2001</w:t>
-        </w:r>
-      </w:hyperlink>
-      <w:r>
-        <w:t xml:space="preserve">)</w:t>
-      </w:r>
-      <w:r>
-        <w:t xml:space="preserve">, always considering that wide dispersal is associated to low seed mass</w:t>
-      </w:r>
-      <w:r>
-        <w:t xml:space="preserve"> </w:t>
-      </w:r>
-      <w:r>
-        <w:t xml:space="preserve">(</w:t>
-      </w:r>
-      <w:hyperlink w:anchor="ref-RN4915">
-        <w:r>
-          <w:rPr>
-            <w:rStyle w:val="Hipervnculo"/>
-          </w:rPr>
-          <w:t xml:space="preserve">Venable &amp; Brown 1988</w:t>
-        </w:r>
-      </w:hyperlink>
-      <w:r>
-        <w:t xml:space="preserve">)</w:t>
-      </w:r>
-      <w:r>
-        <w:t xml:space="preserve">. These predictions were soon refined to consider a form of delayed development, i.e. delayed germination in the form of seed dormancy</w:t>
-      </w:r>
-      <w:r>
-        <w:t xml:space="preserve"> </w:t>
-      </w:r>
-      <w:r>
-        <w:t xml:space="preserve">(</w:t>
-      </w:r>
-      <w:hyperlink w:anchor="ref-RN5412">
-        <w:r>
-          <w:rPr>
-            <w:rStyle w:val="Hipervnculo"/>
-          </w:rPr>
-          <w:t xml:space="preserve">Venable &amp; Lawlor 1980</w:t>
-        </w:r>
-      </w:hyperlink>
-      <w:r>
-        <w:t xml:space="preserve">;</w:t>
-      </w:r>
-      <w:r>
-        <w:t xml:space="preserve"> </w:t>
-      </w:r>
-      <w:hyperlink w:anchor="ref-RN5413">
-        <w:r>
-          <w:rPr>
-            <w:rStyle w:val="Hipervnculo"/>
-          </w:rPr>
-          <w:t xml:space="preserve">Levin et al. 1984</w:t>
-        </w:r>
-      </w:hyperlink>
-      <w:r>
-        <w:t xml:space="preserve">;</w:t>
-      </w:r>
-      <w:r>
-        <w:t xml:space="preserve"> </w:t>
-      </w:r>
-      <w:hyperlink w:anchor="ref-RN5414">
-        <w:r>
-          <w:rPr>
-            <w:rStyle w:val="Hipervnculo"/>
-          </w:rPr>
-          <w:t xml:space="preserve">Klinkhamer et al. 1987</w:t>
-        </w:r>
-      </w:hyperlink>
-      <w:r>
-        <w:t xml:space="preserve">)</w:t>
-      </w:r>
-      <w:r>
-        <w:t xml:space="preserve">. In this sense, dispersal and dormancy were alternative ways of dealing with habitat fluctuations, which led to an understanding of dormancy as a method of</w:t>
-      </w:r>
-      <w:r>
-        <w:t xml:space="preserve"> </w:t>
-      </w:r>
-      <w:r>
-        <w:t xml:space="preserve">‘</w:t>
-      </w:r>
-      <w:r>
-        <w:t xml:space="preserve">dispersal in time</w:t>
-      </w:r>
-      <w:r>
-        <w:t xml:space="preserve">’</w:t>
-      </w:r>
-      <w:r>
-        <w:t xml:space="preserve"> </w:t>
-      </w:r>
-      <w:r>
-        <w:t xml:space="preserve">(</w:t>
-      </w:r>
-      <w:hyperlink w:anchor="ref-RN5415">
-        <w:r>
-          <w:rPr>
-            <w:rStyle w:val="Hipervnculo"/>
-          </w:rPr>
-          <w:t xml:space="preserve">Chen et al. 2020</w:t>
-        </w:r>
-      </w:hyperlink>
-      <w:r>
-        <w:t xml:space="preserve">)</w:t>
-      </w:r>
-      <w:r>
-        <w:t xml:space="preserve">. By this logic, plants adapted to disturbed habitats could either have large and dormant or small and non-dormant seeds, and in fact a trade-off between dispersal distance and dormancy has recently been confirmed</w:t>
-      </w:r>
-      <w:r>
-        <w:t xml:space="preserve"> </w:t>
-      </w:r>
-      <w:r>
-        <w:t xml:space="preserve">(</w:t>
-      </w:r>
-      <w:hyperlink w:anchor="ref-RN5415">
-        <w:r>
-          <w:rPr>
-            <w:rStyle w:val="Hipervnculo"/>
-          </w:rPr>
-          <w:t xml:space="preserve">Chen et al. 2020</w:t>
-        </w:r>
-      </w:hyperlink>
-      <w:r>
-        <w:t xml:space="preserve">)</w:t>
-      </w:r>
-      <w:r>
-        <w:t xml:space="preserve">. A systematic evaluation of life history strategies has been conducted using the temperate grasslands of Western Europe and North America as a model</w:t>
-      </w:r>
-      <w:r>
-        <w:t xml:space="preserve"> </w:t>
-      </w:r>
-      <w:r>
-        <w:t xml:space="preserve">(</w:t>
-      </w:r>
-      <w:hyperlink w:anchor="ref-RN5406">
-        <w:r>
-          <w:rPr>
-            <w:rStyle w:val="Hipervnculo"/>
-          </w:rPr>
-          <w:t xml:space="preserve">Schippers et al. 2001</w:t>
-        </w:r>
-      </w:hyperlink>
-      <w:r>
-        <w:t xml:space="preserve">)</w:t>
-      </w:r>
-      <w:r>
-        <w:t xml:space="preserve"> </w:t>
-      </w:r>
-      <w:r>
-        <w:t xml:space="preserve">(</w:t>
-      </w:r>
-      <w:r>
-        <w:rPr>
-          <w:iCs/>
-          <w:i/>
-        </w:rPr>
-        <w:t xml:space="preserve">CONNECT BETTER THIS SENTENCE</w:t>
-      </w:r>
-      <w:r>
-        <w:t xml:space="preserve">). This simulation highlighted several important results: (1) dormancy is superior to dispersal as a method of coping with disturbance; (2) in large-seeded species, there was no advantage to being dormant irrespectively of disturbance; (3) dormant and non-dormant strategies coexisted at different levels of disturbance. This last fact supports the idea that different regeneration niches differing in the degree of delayed germination can support species coexistence</w:t>
-      </w:r>
-      <w:r>
-        <w:t xml:space="preserve"> </w:t>
-      </w:r>
-      <w:r>
-        <w:t xml:space="preserve">(</w:t>
-      </w:r>
-      <w:hyperlink w:anchor="ref-RN5407">
-        <w:r>
-          <w:rPr>
-            <w:rStyle w:val="Hipervnculo"/>
-          </w:rPr>
-          <w:t xml:space="preserve">Lavorel et al. 1994</w:t>
-        </w:r>
-      </w:hyperlink>
-      <w:r>
-        <w:t xml:space="preserve">)</w:t>
-      </w:r>
-      <w:r>
-        <w:t xml:space="preserve">. Furthermore, the simulations</w:t>
-      </w:r>
-      <w:r>
-        <w:t xml:space="preserve"> </w:t>
-      </w:r>
-      <w:r>
-        <w:t xml:space="preserve">(</w:t>
-      </w:r>
-      <w:hyperlink w:anchor="ref-RN5406">
-        <w:r>
-          <w:rPr>
-            <w:rStyle w:val="Hipervnculo"/>
-          </w:rPr>
-          <w:t xml:space="preserve">Schippers et al. 2001</w:t>
-        </w:r>
-      </w:hyperlink>
-      <w:r>
-        <w:t xml:space="preserve">)</w:t>
-      </w:r>
-      <w:r>
-        <w:t xml:space="preserve"> </w:t>
-      </w:r>
-      <w:r>
-        <w:t xml:space="preserve">confirmed earlier experimental and theoretical work suggesting that increasing levels of disturbance produced a swift from perennial to annual life forms</w:t>
-      </w:r>
-      <w:r>
-        <w:t xml:space="preserve"> </w:t>
-      </w:r>
-      <w:r>
-        <w:t xml:space="preserve">(</w:t>
-      </w:r>
-      <w:hyperlink w:anchor="ref-RN5410">
-        <w:r>
-          <w:rPr>
-            <w:rStyle w:val="Hipervnculo"/>
-          </w:rPr>
-          <w:t xml:space="preserve">Macarthur 1962</w:t>
-        </w:r>
-      </w:hyperlink>
-      <w:r>
-        <w:t xml:space="preserve">;</w:t>
-      </w:r>
-      <w:r>
-        <w:t xml:space="preserve"> </w:t>
-      </w:r>
-      <w:hyperlink w:anchor="ref-RN5411">
-        <w:r>
-          <w:rPr>
-            <w:rStyle w:val="Hipervnculo"/>
-          </w:rPr>
-          <w:t xml:space="preserve">MacArthur &amp; Wilson 1967</w:t>
-        </w:r>
-      </w:hyperlink>
-      <w:r>
-        <w:t xml:space="preserve">;</w:t>
-      </w:r>
-      <w:r>
-        <w:t xml:space="preserve"> </w:t>
-      </w:r>
-      <w:hyperlink w:anchor="ref-RN5416">
-        <w:r>
-          <w:rPr>
-            <w:rStyle w:val="Hipervnculo"/>
-          </w:rPr>
-          <w:t xml:space="preserve">Wilson &amp; Tilman 1991</w:t>
-        </w:r>
-      </w:hyperlink>
-      <w:r>
-        <w:t xml:space="preserve">)</w:t>
-      </w:r>
+        <w:t xml:space="preserve">Plant and Soil</w:t>
+      </w:r>
+      <w:r>
+        <w:t xml:space="preserve"> </w:t>
+      </w:r>
+      <w:r>
+        <w:t xml:space="preserve">277: 345–358.</w:t>
+      </w:r>
+    </w:p>
+    <w:bookmarkEnd w:id="33"/>
+    <w:bookmarkStart w:id="35" w:name="ref-RN1406"/>
+    <w:p>
+      <w:pPr>
+        <w:pStyle w:val="Bibliografa"/>
+      </w:pPr>
+      <w:r>
+        <w:t xml:space="preserve">Baskin, J.M., &amp; Baskin, C.C. 1976.</w:t>
+      </w:r>
+      <w:r>
+        <w:t xml:space="preserve"> </w:t>
+      </w:r>
+      <w:hyperlink r:id="rId34">
+        <w:r>
+          <w:rPr>
+            <w:rStyle w:val="Hipervnculo"/>
+          </w:rPr>
+          <w:t xml:space="preserve">High Temperature Requirement for Afterripening in Seeds of Winter Annuals</w:t>
+        </w:r>
+      </w:hyperlink>
       <w:r>
         <w:t xml:space="preserve">.</w:t>
       </w:r>
-    </w:p>
-    <w:p>
-      <w:pPr>
-        <w:numPr>
-          <w:ilvl w:val="0"/>
-          <w:numId w:val="1001"/>
-        </w:numPr>
-      </w:pPr>
-      <w:r>
-        <w:t xml:space="preserve">This leads to realize that it is necessary to contemplate the two essential aspects of disturbance: frequency and severity</w:t>
-      </w:r>
-      <w:r>
-        <w:t xml:space="preserve"> </w:t>
-      </w:r>
-      <w:r>
-        <w:t xml:space="preserve">(</w:t>
-      </w:r>
-      <w:hyperlink w:anchor="ref-RN5394">
-        <w:r>
-          <w:rPr>
-            <w:rStyle w:val="Hipervnculo"/>
-          </w:rPr>
-          <w:t xml:space="preserve">White &amp; Jentsch 2001</w:t>
-        </w:r>
-      </w:hyperlink>
-      <w:r>
-        <w:t xml:space="preserve">)</w:t>
-      </w:r>
-      <w:r>
-        <w:t xml:space="preserve">. Frequency causes the match or mismatch between disturbance and the life cycles of species, while severity determines how advantageous the post-disturbance window can be for regeneration. Garmendia</w:t>
-      </w:r>
-      <w:r>
-        <w:t xml:space="preserve"> </w:t>
-      </w:r>
-      <w:r>
-        <w:rPr>
-          <w:iCs/>
-          <w:i/>
-        </w:rPr>
-        <w:t xml:space="preserve">et al.</w:t>
-      </w:r>
-      <w:r>
-        <w:t xml:space="preserve"> </w:t>
-      </w:r>
-      <w:r>
-        <w:t xml:space="preserve">(</w:t>
-      </w:r>
-      <w:hyperlink w:anchor="ref-RN5399">
-        <w:r>
-          <w:rPr>
-            <w:rStyle w:val="Hipervnculo"/>
-          </w:rPr>
-          <w:t xml:space="preserve">2008</w:t>
-        </w:r>
-      </w:hyperlink>
-      <w:r>
-        <w:t xml:space="preserve">)</w:t>
-      </w:r>
-      <w:r>
-        <w:t xml:space="preserve"> </w:t>
-      </w:r>
-      <w:r>
-        <w:t xml:space="preserve">employed a mathematical model to compare the benefits of bet-hedging over non-dormancy and concluded that bet-hedging advantages depended on the severity but not the frequency of disturbance.</w:t>
-      </w:r>
-    </w:p>
-    <w:bookmarkEnd w:id="27"/>
-    <w:bookmarkStart w:id="28" w:name="data-availability"/>
-    <w:p>
-      <w:pPr>
-        <w:pStyle w:val="Ttulo1"/>
-      </w:pPr>
-      <w:r>
-        <w:t xml:space="preserve">Data availability</w:t>
-      </w:r>
-    </w:p>
-    <w:p>
-      <w:pPr>
-        <w:pStyle w:val="FirstParagraph"/>
-      </w:pPr>
-      <w:r>
-        <w:t xml:space="preserve">The original datasets, as well as R code for analysis and creation of the manuscript can be accessed at the GitHub repository</w:t>
-      </w:r>
-      <w:r>
-        <w:t xml:space="preserve"> </w:t>
-      </w:r>
-      <w:hyperlink r:id="rId23">
-        <w:r>
-          <w:rPr>
-            <w:rStyle w:val="Hipervnculo"/>
-          </w:rPr>
-          <w:t xml:space="preserve">https://github.com/efernandezpascual/disturbance</w:t>
-        </w:r>
-      </w:hyperlink>
-      <w:r>
-        <w:t xml:space="preserve">. Upon publication, a version of record of the repository will be deposited in Zenodo.</w:t>
-      </w:r>
-    </w:p>
-    <w:bookmarkEnd w:id="28"/>
-    <w:bookmarkStart w:id="114" w:name="references"/>
-    <w:p>
-      <w:pPr>
-        <w:pStyle w:val="Ttulo1"/>
-      </w:pPr>
-      <w:r>
-        <w:t xml:space="preserve">References</w:t>
-      </w:r>
-    </w:p>
-    <w:bookmarkStart w:id="113" w:name="refs"/>
-    <w:bookmarkStart w:id="30" w:name="ref-RN5400"/>
+      <w:r>
+        <w:t xml:space="preserve"> </w:t>
+      </w:r>
+      <w:r>
+        <w:rPr>
+          <w:iCs/>
+          <w:i/>
+        </w:rPr>
+        <w:t xml:space="preserve">New Phytologist</w:t>
+      </w:r>
+      <w:r>
+        <w:t xml:space="preserve"> </w:t>
+      </w:r>
+      <w:r>
+        <w:t xml:space="preserve">77: 619–624.</w:t>
+      </w:r>
+    </w:p>
+    <w:bookmarkEnd w:id="35"/>
+    <w:bookmarkStart w:id="36" w:name="ref-RN3214"/>
     <w:p>
       <w:pPr>
         <w:pStyle w:val="Bibliografa"/>
       </w:pPr>
       <w:r>
-        <w:t xml:space="preserve">Baker, K.S., Steadman, K.J., Plummer, J.A., &amp; Dixon, K.W. 2005.</w:t>
-      </w:r>
-      <w:r>
-        <w:t xml:space="preserve"> </w:t>
-      </w:r>
-      <w:hyperlink r:id="rId29">
-        <w:r>
-          <w:rPr>
-            <w:rStyle w:val="Hipervnculo"/>
-          </w:rPr>
-          <w:t xml:space="preserve">Seed dormancy and germination responses of nine australian fire ephemerals</w:t>
+        <w:t xml:space="preserve">Baskin, C.C., &amp; Baskin, J.M. 2014.</w:t>
+      </w:r>
+      <w:r>
+        <w:t xml:space="preserve"> </w:t>
+      </w:r>
+      <w:r>
+        <w:rPr>
+          <w:iCs/>
+          <w:i/>
+        </w:rPr>
+        <w:t xml:space="preserve">Seeds. Ecology, Biogeography and Evolution of Dormancy and Germination. Second Edition</w:t>
+      </w:r>
+      <w:r>
+        <w:t xml:space="preserve">. Academic Press, San Diego.</w:t>
+      </w:r>
+    </w:p>
+    <w:bookmarkEnd w:id="36"/>
+    <w:bookmarkStart w:id="37" w:name="ref-RN3368"/>
+    <w:p>
+      <w:pPr>
+        <w:pStyle w:val="Bibliografa"/>
+      </w:pPr>
+      <w:r>
+        <w:t xml:space="preserve">Bewley, J.D., Bradford, K., Hilhorst, H., &amp; Nonogaki, H. 2013.</w:t>
+      </w:r>
+      <w:r>
+        <w:t xml:space="preserve"> </w:t>
+      </w:r>
+      <w:r>
+        <w:rPr>
+          <w:iCs/>
+          <w:i/>
+        </w:rPr>
+        <w:t xml:space="preserve">Seeds: Physiology of Development, Germination and Dormancy. 3rd Edition</w:t>
+      </w:r>
+      <w:r>
+        <w:t xml:space="preserve">. Springer, Berlin - Heidelberg - New York.</w:t>
+      </w:r>
+    </w:p>
+    <w:bookmarkEnd w:id="37"/>
+    <w:bookmarkStart w:id="39" w:name="ref-RN5072"/>
+    <w:p>
+      <w:pPr>
+        <w:pStyle w:val="Bibliografa"/>
+      </w:pPr>
+      <w:r>
+        <w:t xml:space="preserve">Carta, A., Fernández-Pascual, E., Gioria, M., Müller, J.V., Rivière, S., Rosbakh, S., Saatkamp, A., Vandelook, F., &amp; Mattana, E. 2022.</w:t>
+      </w:r>
+      <w:r>
+        <w:t xml:space="preserve"> </w:t>
+      </w:r>
+      <w:hyperlink r:id="rId38">
+        <w:r>
+          <w:rPr>
+            <w:rStyle w:val="Hipervnculo"/>
+          </w:rPr>
+          <w:t xml:space="preserve">Climate shapes the seed germination niche of temperate flowering plants: a meta-analysis of European seed conservation data</w:t>
         </w:r>
       </w:hyperlink>
       <w:r>
@@ -2684,35 +2483,30 @@
           <w:iCs/>
           <w:i/>
         </w:rPr>
-        <w:t xml:space="preserve">Plant and Soil</w:t>
-      </w:r>
-      <w:r>
-        <w:t xml:space="preserve"> </w:t>
-      </w:r>
-      <w:r>
-        <w:t xml:space="preserve">277: 345–358.</w:t>
-      </w:r>
-    </w:p>
-    <w:bookmarkEnd w:id="30"/>
-    <w:bookmarkStart w:id="32" w:name="ref-RN1406"/>
+        <w:t xml:space="preserve">Annals of Botany</w:t>
+      </w:r>
+      <w:r>
+        <w:t xml:space="preserve"> </w:t>
+      </w:r>
+      <w:r>
+        <w:t xml:space="preserve">129: 775–786.</w:t>
+      </w:r>
+    </w:p>
+    <w:bookmarkEnd w:id="39"/>
+    <w:bookmarkStart w:id="40" w:name="ref-RN4656"/>
     <w:p>
       <w:pPr>
         <w:pStyle w:val="Bibliografa"/>
       </w:pPr>
       <w:r>
-        <w:t xml:space="preserve">Baskin, J.M., &amp; Baskin, C.C. 1976.</w:t>
-      </w:r>
-      <w:r>
-        <w:t xml:space="preserve"> </w:t>
-      </w:r>
-      <w:hyperlink r:id="rId31">
-        <w:r>
-          <w:rPr>
-            <w:rStyle w:val="Hipervnculo"/>
-          </w:rPr>
-          <w:t xml:space="preserve">High temperature requirement for afterripening in seeds of winter annuals</w:t>
-        </w:r>
-      </w:hyperlink>
+        <w:t xml:space="preserve">Carta, A., Skourti, E., Mattana, E., Vandelook, F., &amp; Thanos, C.A. 2017.</w:t>
+      </w:r>
+      <w:r>
+        <w:t xml:space="preserve"> </w:t>
+      </w:r>
+      <w:r>
+        <w:t xml:space="preserve">Photoinhibition of seed germination: occurrence, ecology and phylogeny</w:t>
+      </w:r>
       <w:r>
         <w:t xml:space="preserve">.</w:t>
       </w:r>
@@ -2724,179 +2518,13 @@
           <w:iCs/>
           <w:i/>
         </w:rPr>
-        <w:t xml:space="preserve">New Phytologist</w:t>
-      </w:r>
-      <w:r>
-        <w:t xml:space="preserve"> </w:t>
-      </w:r>
-      <w:r>
-        <w:t xml:space="preserve">77: 619–624.</w:t>
-      </w:r>
-    </w:p>
-    <w:bookmarkEnd w:id="32"/>
-    <w:bookmarkStart w:id="33" w:name="ref-RN3214"/>
-    <w:p>
-      <w:pPr>
-        <w:pStyle w:val="Bibliografa"/>
-      </w:pPr>
-      <w:r>
-        <w:t xml:space="preserve">Baskin, C.C., &amp; Baskin, J.M. 2014.</w:t>
-      </w:r>
-      <w:r>
-        <w:t xml:space="preserve"> </w:t>
-      </w:r>
-      <w:r>
-        <w:rPr>
-          <w:iCs/>
-          <w:i/>
-        </w:rPr>
-        <w:t xml:space="preserve">Seeds. Ecology, biogeography and evolution of dormancy and germination. Second edition</w:t>
-      </w:r>
-      <w:r>
-        <w:t xml:space="preserve">. Academic Press, San Diego.</w:t>
-      </w:r>
-    </w:p>
-    <w:bookmarkEnd w:id="33"/>
-    <w:bookmarkStart w:id="35" w:name="ref-RN5404"/>
-    <w:p>
-      <w:pPr>
-        <w:pStyle w:val="Bibliografa"/>
-      </w:pPr>
-      <w:r>
-        <w:t xml:space="preserve">Baskin, C.C., &amp; Baskin, J.M. 2006.</w:t>
-      </w:r>
-      <w:r>
-        <w:t xml:space="preserve"> </w:t>
-      </w:r>
-      <w:hyperlink r:id="rId34">
-        <w:r>
-          <w:rPr>
-            <w:rStyle w:val="Hipervnculo"/>
-          </w:rPr>
-          <w:t xml:space="preserve">The natural history of soil seed banks of arable land</w:t>
-        </w:r>
-      </w:hyperlink>
-      <w:r>
-        <w:t xml:space="preserve">.</w:t>
-      </w:r>
-      <w:r>
-        <w:t xml:space="preserve"> </w:t>
-      </w:r>
-      <w:r>
-        <w:rPr>
-          <w:iCs/>
-          <w:i/>
-        </w:rPr>
-        <w:t xml:space="preserve">Weed Science</w:t>
-      </w:r>
-      <w:r>
-        <w:t xml:space="preserve"> </w:t>
-      </w:r>
-      <w:r>
-        <w:t xml:space="preserve">54: 549–557.</w:t>
-      </w:r>
-    </w:p>
-    <w:bookmarkEnd w:id="35"/>
-    <w:bookmarkStart w:id="37" w:name="ref-RN5405"/>
-    <w:p>
-      <w:pPr>
-        <w:pStyle w:val="Bibliografa"/>
-      </w:pPr>
-      <w:r>
-        <w:t xml:space="preserve">Batlla, D., &amp; Benech-Arnold, R.L. 2014.</w:t>
-      </w:r>
-      <w:r>
-        <w:t xml:space="preserve"> </w:t>
-      </w:r>
-      <w:hyperlink r:id="rId36">
-        <w:r>
-          <w:rPr>
-            <w:rStyle w:val="Hipervnculo"/>
-          </w:rPr>
-          <w:t xml:space="preserve">Weed seed germination and the light environment: Implications for weed management</w:t>
-        </w:r>
-      </w:hyperlink>
-      <w:r>
-        <w:t xml:space="preserve">.</w:t>
-      </w:r>
-      <w:r>
-        <w:t xml:space="preserve"> </w:t>
-      </w:r>
-      <w:r>
-        <w:rPr>
-          <w:iCs/>
-          <w:i/>
-        </w:rPr>
-        <w:t xml:space="preserve">Weed Biology and Management</w:t>
-      </w:r>
-      <w:r>
-        <w:t xml:space="preserve"> </w:t>
-      </w:r>
-      <w:r>
-        <w:t xml:space="preserve">14: 77–87.</w:t>
-      </w:r>
-    </w:p>
-    <w:bookmarkEnd w:id="37"/>
-    <w:bookmarkStart w:id="38" w:name="ref-RN3368"/>
-    <w:p>
-      <w:pPr>
-        <w:pStyle w:val="Bibliografa"/>
-      </w:pPr>
-      <w:r>
-        <w:t xml:space="preserve">Bewley, J.D., Bradford, K., Hilhorst, H., &amp; Nonogaki, H. 2013.</w:t>
-      </w:r>
-      <w:r>
-        <w:t xml:space="preserve"> </w:t>
-      </w:r>
-      <w:r>
-        <w:rPr>
-          <w:iCs/>
-          <w:i/>
-        </w:rPr>
-        <w:t xml:space="preserve">Seeds: Physiology of development, germination and dormancy. 3rd edition</w:t>
-      </w:r>
-      <w:r>
-        <w:t xml:space="preserve">. Springer, Berlin - Heidelberg - New York.</w:t>
-      </w:r>
-    </w:p>
-    <w:bookmarkEnd w:id="38"/>
-    <w:bookmarkStart w:id="40" w:name="ref-RN5072"/>
-    <w:p>
-      <w:pPr>
-        <w:pStyle w:val="Bibliografa"/>
-      </w:pPr>
-      <w:r>
-        <w:t xml:space="preserve">Carta, A., Fernández-Pascual, E., Gioria, M., Müller, J.V., Rivière, S., Rosbakh, S., Saatkamp, A., Vandelook, F., &amp; Mattana, E. 2022.</w:t>
-      </w:r>
-      <w:r>
-        <w:t xml:space="preserve"> </w:t>
-      </w:r>
-      <w:hyperlink r:id="rId39">
-        <w:r>
-          <w:rPr>
-            <w:rStyle w:val="Hipervnculo"/>
-          </w:rPr>
-          <w:t xml:space="preserve">Climate shapes the seed germination niche of temperate flowering plants: A meta-analysis of european seed conservation data</w:t>
-        </w:r>
-      </w:hyperlink>
-      <w:r>
-        <w:t xml:space="preserve">.</w:t>
-      </w:r>
-      <w:r>
-        <w:t xml:space="preserve"> </w:t>
-      </w:r>
-      <w:r>
-        <w:rPr>
-          <w:iCs/>
-          <w:i/>
-        </w:rPr>
-        <w:t xml:space="preserve">Annals of Botany</w:t>
-      </w:r>
-      <w:r>
-        <w:t xml:space="preserve"> </w:t>
-      </w:r>
-      <w:r>
-        <w:t xml:space="preserve">129: 775–786.</w:t>
+        <w:t xml:space="preserve">Seed Science Research</w:t>
+      </w:r>
+      <w:r>
+        <w:t xml:space="preserve"> </w:t>
+      </w:r>
+      <w:r>
+        <w:t xml:space="preserve">27: 131–153.</w:t>
       </w:r>
     </w:p>
     <w:bookmarkEnd w:id="40"/>
@@ -2956,7 +2584,7 @@
           <w:rPr>
             <w:rStyle w:val="Hipervnculo"/>
           </w:rPr>
-          <w:t xml:space="preserve">How does fire affect germination of grasses in the cerrado?</w:t>
+          <w:t xml:space="preserve">How does fire affect germination of grasses in the Cerrado?</w:t>
         </w:r>
       </w:hyperlink>
       <w:r>
@@ -2983,35 +2611,84 @@
         <w:pStyle w:val="Bibliografa"/>
       </w:pPr>
       <w:r>
-        <w:t xml:space="preserve">De Villemereuil, P., &amp; Nakagawa, S. 2014. General quantitative genetic methods for comparative biology. In</w:t>
-      </w:r>
-      <w:r>
-        <w:t xml:space="preserve"> </w:t>
-      </w:r>
-      <w:r>
-        <w:rPr>
-          <w:iCs/>
-          <w:i/>
-        </w:rPr>
-        <w:t xml:space="preserve">Modern phylogenetic comparative methods and their application in evolutionary biology</w:t>
+        <w:t xml:space="preserve">De Villemereuil, P., &amp; Nakagawa, S. 2014.</w:t>
+      </w:r>
+      <w:r>
+        <w:t xml:space="preserve"> </w:t>
+      </w:r>
+      <w:r>
+        <w:t xml:space="preserve">General quantitative genetic methods for comparative biology</w:t>
+      </w:r>
+      <w:r>
+        <w:t xml:space="preserve">. In</w:t>
+      </w:r>
+      <w:r>
+        <w:t xml:space="preserve"> </w:t>
+      </w:r>
+      <w:r>
+        <w:rPr>
+          <w:iCs/>
+          <w:i/>
+        </w:rPr>
+        <w:t xml:space="preserve">Modern Phylogenetic Comparative Methods and their Application in Evolutionary Biology</w:t>
       </w:r>
       <w:r>
         <w:t xml:space="preserve">, pp. 287–303. Springer.</w:t>
       </w:r>
     </w:p>
     <w:bookmarkEnd w:id="45"/>
-    <w:bookmarkStart w:id="47" w:name="ref-RN2384"/>
+    <w:bookmarkStart w:id="47" w:name="ref-RN5488"/>
     <w:p>
       <w:pPr>
         <w:pStyle w:val="Bibliografa"/>
       </w:pPr>
       <w:r>
+        <w:t xml:space="preserve">Dengler, J., Jansen, F., Chusova, O., Hüllbusch, E., Nobis, M.P., Van Meerbeek, K., Axmanová, I., Bruun, H.H., Chytrý, M., Guarino, R., Karrer, G., Moeys, K., Raus, T., Steinbauer, M.J., Tichý, L., Tyler, T., Batsatsashvili, K., Bita-Nicolae, C., Didukh, Y., Diekmann, M., Englisch, T., Fernández-Pascual, E., Frank, D., Graf, U., Hájek, M., Jelaska, S.D., Jiménez-Alfaro, B., Julve, P., Nakhutsrishvili, G., Ozinga, W.A., Ruprecht, E.-K., Šilc, U., Theurillat, J.-P., &amp; Gillet, F. 2023.</w:t>
+      </w:r>
+      <w:r>
+        <w:t xml:space="preserve"> </w:t>
+      </w:r>
+      <w:hyperlink r:id="rId46">
+        <w:r>
+          <w:rPr>
+            <w:rStyle w:val="Hipervnculo"/>
+          </w:rPr>
+          <w:t xml:space="preserve">﻿Ecological Indicator Values for Europe (EIVE) 1.0</w:t>
+        </w:r>
+      </w:hyperlink>
+      <w:r>
+        <w:t xml:space="preserve">.</w:t>
+      </w:r>
+      <w:r>
+        <w:t xml:space="preserve"> </w:t>
+      </w:r>
+      <w:r>
+        <w:rPr>
+          <w:iCs/>
+          <w:i/>
+        </w:rPr>
+        <w:t xml:space="preserve">Vegetation Classification and Survey</w:t>
+      </w:r>
+      <w:r>
+        <w:t xml:space="preserve"> </w:t>
+      </w:r>
+      <w:r>
+        <w:t xml:space="preserve">4:</w:t>
+      </w:r>
+    </w:p>
+    <w:bookmarkEnd w:id="47"/>
+    <w:bookmarkStart w:id="49" w:name="ref-RN2384"/>
+    <w:p>
+      <w:pPr>
+        <w:pStyle w:val="Bibliografa"/>
+      </w:pPr>
+      <w:r>
         <w:t xml:space="preserve">Donohue, K., Rubio de Casas, R., Burghardt, L., Kovach, K., &amp; Willis, C.G. 2010.</w:t>
       </w:r>
       <w:r>
         <w:t xml:space="preserve"> </w:t>
       </w:r>
-      <w:hyperlink r:id="rId46">
+      <w:hyperlink r:id="rId48">
         <w:r>
           <w:rPr>
             <w:rStyle w:val="Hipervnculo"/>
@@ -3039,19 +2716,94 @@
         <w:t xml:space="preserve">41: 293–319.</w:t>
       </w:r>
     </w:p>
-    <w:bookmarkEnd w:id="47"/>
-    <w:bookmarkStart w:id="49" w:name="ref-RN5388"/>
+    <w:bookmarkEnd w:id="49"/>
+    <w:bookmarkStart w:id="50" w:name="ref-RN3268"/>
     <w:p>
       <w:pPr>
         <w:pStyle w:val="Bibliografa"/>
       </w:pPr>
       <w:r>
+        <w:t xml:space="preserve">Doussi, M.A., &amp; Thanos, C.A. 2002.</w:t>
+      </w:r>
+      <w:r>
+        <w:t xml:space="preserve"> </w:t>
+      </w:r>
+      <w:r>
+        <w:t xml:space="preserve">Ecophysiology of seed germination in Mediterranean geophytes. 1. Muscari spp</w:t>
+      </w:r>
+      <w:r>
+        <w:t xml:space="preserve">.</w:t>
+      </w:r>
+      <w:r>
+        <w:t xml:space="preserve"> </w:t>
+      </w:r>
+      <w:r>
+        <w:rPr>
+          <w:iCs/>
+          <w:i/>
+        </w:rPr>
+        <w:t xml:space="preserve">Seed Science Research</w:t>
+      </w:r>
+      <w:r>
+        <w:t xml:space="preserve"> </w:t>
+      </w:r>
+      <w:r>
+        <w:t xml:space="preserve">12: 193–201.</w:t>
+      </w:r>
+    </w:p>
+    <w:bookmarkEnd w:id="50"/>
+    <w:bookmarkStart w:id="52" w:name="ref-RN5483"/>
+    <w:p>
+      <w:pPr>
+        <w:pStyle w:val="Bibliografa"/>
+      </w:pPr>
+      <w:r>
+        <w:t xml:space="preserve">Fernández-Pascual, E., Carta, A., Mondoni, A., Cavieres, L.A., Rosbakh, S., Venn, S., Satyanti, A., Guja, L., Briceño, V.F., Vandelook, F., Mattana, E., Saatkamp, A., Bu, H.Y., Sommerville, K., Poschlod, P., Liu, K., Nicotra, A., &amp; Jiménez-Alfaro, B. 2021.</w:t>
+      </w:r>
+      <w:r>
+        <w:t xml:space="preserve"> </w:t>
+      </w:r>
+      <w:hyperlink r:id="rId51">
+        <w:r>
+          <w:rPr>
+            <w:rStyle w:val="Hipervnculo"/>
+          </w:rPr>
+          <w:t xml:space="preserve">The seed germination spectrum of alpine plants: a global meta-analysis</w:t>
+        </w:r>
+      </w:hyperlink>
+      <w:r>
+        <w:t xml:space="preserve">.</w:t>
+      </w:r>
+      <w:r>
+        <w:t xml:space="preserve"> </w:t>
+      </w:r>
+      <w:r>
+        <w:rPr>
+          <w:iCs/>
+          <w:i/>
+        </w:rPr>
+        <w:t xml:space="preserve">New Phytologist</w:t>
+      </w:r>
+      <w:r>
+        <w:t xml:space="preserve"> </w:t>
+      </w:r>
+      <w:r>
+        <w:t xml:space="preserve">229: 3573–3586.</w:t>
+      </w:r>
+    </w:p>
+    <w:bookmarkEnd w:id="52"/>
+    <w:bookmarkStart w:id="54" w:name="ref-RN5388"/>
+    <w:p>
+      <w:pPr>
+        <w:pStyle w:val="Bibliografa"/>
+      </w:pPr>
+      <w:r>
         <w:t xml:space="preserve">Fernández-Pascual, E., Carta, A., Rosbakh, S., Guja, L., Phartyal, S.S., Silveira, F.A.O., Chen, S.-C., Larson, J.E., &amp; Jiménez-Alfaro, B. 2023.</w:t>
       </w:r>
       <w:r>
         <w:t xml:space="preserve"> </w:t>
       </w:r>
-      <w:hyperlink r:id="rId48">
+      <w:hyperlink r:id="rId53">
         <w:r>
           <w:rPr>
             <w:rStyle w:val="Hipervnculo"/>
@@ -3079,14 +2831,23 @@
         <w:t xml:space="preserve">240: 466–470.</w:t>
       </w:r>
     </w:p>
-    <w:bookmarkEnd w:id="49"/>
-    <w:bookmarkStart w:id="50" w:name="ref-RN3063"/>
+    <w:bookmarkEnd w:id="54"/>
+    <w:bookmarkStart w:id="55" w:name="ref-RN3063"/>
     <w:p>
       <w:pPr>
         <w:pStyle w:val="Bibliografa"/>
       </w:pPr>
       <w:r>
-        <w:t xml:space="preserve">Finch-Savage, W.E., &amp; Leubner-Metzger, G. 2006. Seed dormancy and the control of germination.</w:t>
+        <w:t xml:space="preserve">Finch-Savage, W.E., &amp; Leubner-Metzger, G. 2006.</w:t>
+      </w:r>
+      <w:r>
+        <w:t xml:space="preserve"> </w:t>
+      </w:r>
+      <w:r>
+        <w:t xml:space="preserve">Seed dormancy and the control of germination</w:t>
+      </w:r>
+      <w:r>
+        <w:t xml:space="preserve">.</w:t>
       </w:r>
       <w:r>
         <w:t xml:space="preserve"> </w:t>
@@ -3105,8 +2866,8 @@
         <w:t xml:space="preserve">171: 501–523.</w:t>
       </w:r>
     </w:p>
-    <w:bookmarkEnd w:id="50"/>
-    <w:bookmarkStart w:id="52" w:name="ref-RN5402"/>
+    <w:bookmarkEnd w:id="55"/>
+    <w:bookmarkStart w:id="57" w:name="ref-RN5402"/>
     <w:p>
       <w:pPr>
         <w:pStyle w:val="Bibliografa"/>
@@ -3117,12 +2878,12 @@
       <w:r>
         <w:t xml:space="preserve"> </w:t>
       </w:r>
-      <w:hyperlink r:id="rId51">
-        <w:r>
-          <w:rPr>
-            <w:rStyle w:val="Hipervnculo"/>
-          </w:rPr>
-          <w:t xml:space="preserve">Environment sensing in spring-dispersed seeds of a winter annual arabidopsis influences the regulation of dormancy to align germination potential with seasonal changes</w:t>
+      <w:hyperlink r:id="rId56">
+        <w:r>
+          <w:rPr>
+            <w:rStyle w:val="Hipervnculo"/>
+          </w:rPr>
+          <w:t xml:space="preserve">Environment sensing in spring-dispersed seeds of a winter annual Arabidopsis influences the regulation of dormancy to align germination potential with seasonal changes</w:t>
         </w:r>
       </w:hyperlink>
       <w:r>
@@ -3145,24 +2906,24 @@
         <w:t xml:space="preserve">202: 929–939.</w:t>
       </w:r>
     </w:p>
-    <w:bookmarkEnd w:id="52"/>
-    <w:bookmarkStart w:id="54" w:name="ref-RN5399"/>
+    <w:bookmarkEnd w:id="57"/>
+    <w:bookmarkStart w:id="59" w:name="ref-RN5389"/>
     <w:p>
       <w:pPr>
         <w:pStyle w:val="Bibliografa"/>
       </w:pPr>
       <w:r>
-        <w:t xml:space="preserve">Garmendia, A., Garmendia, L., &amp; Salvador, A. 2008.</w:t>
-      </w:r>
-      <w:r>
-        <w:t xml:space="preserve"> </w:t>
-      </w:r>
-      <w:hyperlink r:id="rId53">
-        <w:r>
-          <w:rPr>
-            <w:rStyle w:val="Hipervnculo"/>
-          </w:rPr>
-          <w:t xml:space="preserve">The importance of the intensity and frequency of perturbations on the germination delay</w:t>
+        <w:t xml:space="preserve">Govaerts, R., Nic Lughadha, E., Black, N., Turner, R., &amp; Paton, A. 2021.</w:t>
+      </w:r>
+      <w:r>
+        <w:t xml:space="preserve"> </w:t>
+      </w:r>
+      <w:hyperlink r:id="rId58">
+        <w:r>
+          <w:rPr>
+            <w:rStyle w:val="Hipervnculo"/>
+          </w:rPr>
+          <w:t xml:space="preserve">The World Checklist of Vascular Plants, a continuously updated resource for exploring global plant diversity</w:t>
         </w:r>
       </w:hyperlink>
       <w:r>
@@ -3176,33 +2937,33 @@
           <w:iCs/>
           <w:i/>
         </w:rPr>
-        <w:t xml:space="preserve">Mathematical Biosciences</w:t>
-      </w:r>
-      <w:r>
-        <w:t xml:space="preserve"> </w:t>
-      </w:r>
-      <w:r>
-        <w:t xml:space="preserve">211: 153–165.</w:t>
-      </w:r>
-    </w:p>
-    <w:bookmarkEnd w:id="54"/>
-    <w:bookmarkStart w:id="56" w:name="ref-RN5389"/>
+        <w:t xml:space="preserve">Scientific Data</w:t>
+      </w:r>
+      <w:r>
+        <w:t xml:space="preserve"> </w:t>
+      </w:r>
+      <w:r>
+        <w:t xml:space="preserve">8: 215.</w:t>
+      </w:r>
+    </w:p>
+    <w:bookmarkEnd w:id="59"/>
+    <w:bookmarkStart w:id="61" w:name="ref-RN3217"/>
     <w:p>
       <w:pPr>
         <w:pStyle w:val="Bibliografa"/>
       </w:pPr>
       <w:r>
-        <w:t xml:space="preserve">Govaerts, R., Nic Lughadha, E., Black, N., Turner, R., &amp; Paton, A. 2021.</w:t>
-      </w:r>
-      <w:r>
-        <w:t xml:space="preserve"> </w:t>
-      </w:r>
-      <w:hyperlink r:id="rId55">
-        <w:r>
-          <w:rPr>
-            <w:rStyle w:val="Hipervnculo"/>
-          </w:rPr>
-          <w:t xml:space="preserve">The world checklist of vascular plants, a continuously updated resource for exploring global plant diversity</w:t>
+        <w:t xml:space="preserve">Gremer, J.R., &amp; Venable, D.L. 2014.</w:t>
+      </w:r>
+      <w:r>
+        <w:t xml:space="preserve"> </w:t>
+      </w:r>
+      <w:hyperlink r:id="rId60">
+        <w:r>
+          <w:rPr>
+            <w:rStyle w:val="Hipervnculo"/>
+          </w:rPr>
+          <w:t xml:space="preserve">Bet hedging in desert winter annual plants: optimal germination strategies in a variable environment</w:t>
         </w:r>
       </w:hyperlink>
       <w:r>
@@ -3216,33 +2977,56 @@
           <w:iCs/>
           <w:i/>
         </w:rPr>
-        <w:t xml:space="preserve">Scientific Data</w:t>
-      </w:r>
-      <w:r>
-        <w:t xml:space="preserve"> </w:t>
-      </w:r>
-      <w:r>
-        <w:t xml:space="preserve">8: 215.</w:t>
-      </w:r>
-    </w:p>
-    <w:bookmarkEnd w:id="56"/>
-    <w:bookmarkStart w:id="58" w:name="ref-RN3217"/>
+        <w:t xml:space="preserve">Ecology Letters</w:t>
+      </w:r>
+      <w:r>
+        <w:t xml:space="preserve"> </w:t>
+      </w:r>
+      <w:r>
+        <w:t xml:space="preserve">17: 380–387.</w:t>
+      </w:r>
+    </w:p>
+    <w:bookmarkEnd w:id="61"/>
+    <w:bookmarkStart w:id="62" w:name="ref-RN5409"/>
     <w:p>
       <w:pPr>
         <w:pStyle w:val="Bibliografa"/>
       </w:pPr>
       <w:r>
-        <w:t xml:space="preserve">Gremer, J.R., &amp; Venable, D.L. 2014.</w:t>
-      </w:r>
-      <w:r>
-        <w:t xml:space="preserve"> </w:t>
-      </w:r>
-      <w:hyperlink r:id="rId57">
-        <w:r>
-          <w:rPr>
-            <w:rStyle w:val="Hipervnculo"/>
-          </w:rPr>
-          <w:t xml:space="preserve">Bet hedging in desert winter annual plants: Optimal germination strategies in a variable environment</w:t>
+        <w:t xml:space="preserve">Grime, J.P. 1979.</w:t>
+      </w:r>
+      <w:r>
+        <w:t xml:space="preserve"> </w:t>
+      </w:r>
+      <w:r>
+        <w:rPr>
+          <w:iCs/>
+          <w:i/>
+        </w:rPr>
+        <w:t xml:space="preserve">Plant strategies and vegetation processes</w:t>
+      </w:r>
+      <w:r>
+        <w:t xml:space="preserve">. John Wiley &amp; Sons.</w:t>
+      </w:r>
+    </w:p>
+    <w:bookmarkEnd w:id="62"/>
+    <w:bookmarkStart w:id="64" w:name="ref-RN4755"/>
+    <w:p>
+      <w:pPr>
+        <w:pStyle w:val="Bibliografa"/>
+      </w:pPr>
+      <w:r>
+        <w:t xml:space="preserve">Hadfield, J.D. 2010.</w:t>
+      </w:r>
+      <w:r>
+        <w:t xml:space="preserve"> </w:t>
+      </w:r>
+      <w:hyperlink r:id="rId63">
+        <w:r>
+          <w:rPr>
+            <w:rStyle w:val="Hipervnculo"/>
+          </w:rPr>
+          <w:t xml:space="preserve">MCMC methods for multi-response generalized linear mixed models: the MCMCglmm R package</w:t>
         </w:r>
       </w:hyperlink>
       <w:r>
@@ -3256,56 +3040,133 @@
           <w:iCs/>
           <w:i/>
         </w:rPr>
-        <w:t xml:space="preserve">Ecology Letters</w:t>
-      </w:r>
-      <w:r>
-        <w:t xml:space="preserve"> </w:t>
-      </w:r>
-      <w:r>
-        <w:t xml:space="preserve">17: 380–387.</w:t>
-      </w:r>
-    </w:p>
-    <w:bookmarkEnd w:id="58"/>
-    <w:bookmarkStart w:id="59" w:name="ref-RN5409"/>
+        <w:t xml:space="preserve">Journal of Statistical Software</w:t>
+      </w:r>
+      <w:r>
+        <w:t xml:space="preserve"> </w:t>
+      </w:r>
+      <w:r>
+        <w:t xml:space="preserve">33: 1–22.</w:t>
+      </w:r>
+    </w:p>
+    <w:bookmarkEnd w:id="64"/>
+    <w:bookmarkStart w:id="66" w:name="ref-RN5390"/>
     <w:p>
       <w:pPr>
         <w:pStyle w:val="Bibliografa"/>
       </w:pPr>
       <w:r>
-        <w:t xml:space="preserve">Grime, J.P. 1979.</w:t>
-      </w:r>
-      <w:r>
-        <w:t xml:space="preserve"> </w:t>
-      </w:r>
-      <w:r>
-        <w:rPr>
-          <w:iCs/>
-          <w:i/>
-        </w:rPr>
-        <w:t xml:space="preserve">Plant strategies and vegetation processes</w:t>
-      </w:r>
-      <w:r>
-        <w:t xml:space="preserve">. John Wiley &amp; Sons.</w:t>
-      </w:r>
-    </w:p>
-    <w:bookmarkEnd w:id="59"/>
-    <w:bookmarkStart w:id="61" w:name="ref-RN4755"/>
+        <w:t xml:space="preserve">Jin, Y., &amp; Qian, H. 2023.</w:t>
+      </w:r>
+      <w:r>
+        <w:t xml:space="preserve"> </w:t>
+      </w:r>
+      <w:hyperlink r:id="rId65">
+        <w:r>
+          <w:rPr>
+            <w:rStyle w:val="Hipervnculo"/>
+          </w:rPr>
+          <w:t xml:space="preserve">U.PhyloMaker: An R package that can generate large phylogenetic trees for plants and animals</w:t>
+        </w:r>
+      </w:hyperlink>
+      <w:r>
+        <w:t xml:space="preserve">.</w:t>
+      </w:r>
+      <w:r>
+        <w:t xml:space="preserve"> </w:t>
+      </w:r>
+      <w:r>
+        <w:rPr>
+          <w:iCs/>
+          <w:i/>
+        </w:rPr>
+        <w:t xml:space="preserve">Plant Diversity</w:t>
+      </w:r>
+      <w:r>
+        <w:t xml:space="preserve"> </w:t>
+      </w:r>
+      <w:r>
+        <w:t xml:space="preserve">45: 347–352.</w:t>
+      </w:r>
+    </w:p>
+    <w:bookmarkEnd w:id="66"/>
+    <w:bookmarkStart w:id="68" w:name="ref-RN3132"/>
     <w:p>
       <w:pPr>
         <w:pStyle w:val="Bibliografa"/>
       </w:pPr>
       <w:r>
-        <w:t xml:space="preserve">Hadfield, J.D. 2010.</w:t>
-      </w:r>
-      <w:r>
-        <w:t xml:space="preserve"> </w:t>
-      </w:r>
-      <w:hyperlink r:id="rId60">
-        <w:r>
-          <w:rPr>
-            <w:rStyle w:val="Hipervnculo"/>
-          </w:rPr>
-          <w:t xml:space="preserve">MCMC methods for multi-response generalized linear mixed models: The MCMCglmm r package</w:t>
+        <w:t xml:space="preserve">Jurado, E., &amp; Flores, J. 2005.</w:t>
+      </w:r>
+      <w:r>
+        <w:t xml:space="preserve"> </w:t>
+      </w:r>
+      <w:hyperlink r:id="rId67">
+        <w:r>
+          <w:rPr>
+            <w:rStyle w:val="Hipervnculo"/>
+          </w:rPr>
+          <w:t xml:space="preserve">Is seed dormancy under environmental control or bound to plant traits?</w:t>
+        </w:r>
+      </w:hyperlink>
+      <w:r>
+        <w:t xml:space="preserve"> </w:t>
+      </w:r>
+      <w:r>
+        <w:rPr>
+          <w:iCs/>
+          <w:i/>
+        </w:rPr>
+        <w:t xml:space="preserve">Journal of Vegetation Science</w:t>
+      </w:r>
+      <w:r>
+        <w:t xml:space="preserve"> </w:t>
+      </w:r>
+      <w:r>
+        <w:t xml:space="preserve">16: 559–564.</w:t>
+      </w:r>
+    </w:p>
+    <w:bookmarkEnd w:id="68"/>
+    <w:bookmarkStart w:id="69" w:name="ref-RN5396"/>
+    <w:p>
+      <w:pPr>
+        <w:pStyle w:val="Bibliografa"/>
+      </w:pPr>
+      <w:r>
+        <w:t xml:space="preserve">Keeley, J.E., Bond, W.J., Bradstock, R.A., Pausas, J.G., &amp; Rundel, P.W. 2011.</w:t>
+      </w:r>
+      <w:r>
+        <w:t xml:space="preserve"> </w:t>
+      </w:r>
+      <w:r>
+        <w:rPr>
+          <w:iCs/>
+          <w:i/>
+        </w:rPr>
+        <w:t xml:space="preserve">Fire in Mediterranean ecosystems: ecology, evolution and management</w:t>
+      </w:r>
+      <w:r>
+        <w:t xml:space="preserve">. Cambridge University Press.</w:t>
+      </w:r>
+    </w:p>
+    <w:bookmarkEnd w:id="69"/>
+    <w:bookmarkStart w:id="71" w:name="ref-RN5391"/>
+    <w:p>
+      <w:pPr>
+        <w:pStyle w:val="Bibliografa"/>
+      </w:pPr>
+      <w:r>
+        <w:t xml:space="preserve">Lamont, B.B., &amp; Pausas, J.G. 2023.</w:t>
+      </w:r>
+      <w:r>
+        <w:t xml:space="preserve"> </w:t>
+      </w:r>
+      <w:hyperlink r:id="rId70">
+        <w:r>
+          <w:rPr>
+            <w:rStyle w:val="Hipervnculo"/>
+          </w:rPr>
+          <w:t xml:space="preserve">Seed dormancy revisited: Dormancy-release pathways and environmental interactions</w:t>
         </w:r>
       </w:hyperlink>
       <w:r>
@@ -3319,33 +3180,33 @@
           <w:iCs/>
           <w:i/>
         </w:rPr>
-        <w:t xml:space="preserve">Journal of Statistical Software</w:t>
-      </w:r>
-      <w:r>
-        <w:t xml:space="preserve"> </w:t>
-      </w:r>
-      <w:r>
-        <w:t xml:space="preserve">33: 1–22.</w:t>
-      </w:r>
-    </w:p>
-    <w:bookmarkEnd w:id="61"/>
-    <w:bookmarkStart w:id="63" w:name="ref-RN5390"/>
+        <w:t xml:space="preserve">Functional Ecology</w:t>
+      </w:r>
+      <w:r>
+        <w:t xml:space="preserve"> </w:t>
+      </w:r>
+      <w:r>
+        <w:t xml:space="preserve">37: 1106–1125.</w:t>
+      </w:r>
+    </w:p>
+    <w:bookmarkEnd w:id="71"/>
+    <w:bookmarkStart w:id="73" w:name="ref-RN5410"/>
     <w:p>
       <w:pPr>
         <w:pStyle w:val="Bibliografa"/>
       </w:pPr>
       <w:r>
-        <w:t xml:space="preserve">Jin, Y., &amp; Qian, H. 2023.</w:t>
-      </w:r>
-      <w:r>
-        <w:t xml:space="preserve"> </w:t>
-      </w:r>
-      <w:hyperlink r:id="rId62">
-        <w:r>
-          <w:rPr>
-            <w:rStyle w:val="Hipervnculo"/>
-          </w:rPr>
-          <w:t xml:space="preserve">U.PhyloMaker: An r package that can generate large phylogenetic trees for plants and animals</w:t>
+        <w:t xml:space="preserve">Macarthur, R.H. 1962.</w:t>
+      </w:r>
+      <w:r>
+        <w:t xml:space="preserve"> </w:t>
+      </w:r>
+      <w:hyperlink r:id="rId72">
+        <w:r>
+          <w:rPr>
+            <w:rStyle w:val="Hipervnculo"/>
+          </w:rPr>
+          <w:t xml:space="preserve">SOME GENERALIZED THEOREMS OF NATURAL SELECTION</w:t>
         </w:r>
       </w:hyperlink>
       <w:r>
@@ -3359,56 +3220,56 @@
           <w:iCs/>
           <w:i/>
         </w:rPr>
-        <w:t xml:space="preserve">Plant Diversity</w:t>
-      </w:r>
-      <w:r>
-        <w:t xml:space="preserve"> </w:t>
-      </w:r>
-      <w:r>
-        <w:t xml:space="preserve">45: 347–352.</w:t>
-      </w:r>
-    </w:p>
-    <w:bookmarkEnd w:id="63"/>
-    <w:bookmarkStart w:id="64" w:name="ref-RN5396"/>
+        <w:t xml:space="preserve">Proc Natl Acad Sci U S A</w:t>
+      </w:r>
+      <w:r>
+        <w:t xml:space="preserve"> </w:t>
+      </w:r>
+      <w:r>
+        <w:t xml:space="preserve">48: 1893–7.</w:t>
+      </w:r>
+    </w:p>
+    <w:bookmarkEnd w:id="73"/>
+    <w:bookmarkStart w:id="74" w:name="ref-RN5411"/>
     <w:p>
       <w:pPr>
         <w:pStyle w:val="Bibliografa"/>
       </w:pPr>
       <w:r>
-        <w:t xml:space="preserve">Keeley, J.E., Bond, W.J., Bradstock, R.A., Pausas, J.G., &amp; Rundel, P.W. 2011.</w:t>
-      </w:r>
-      <w:r>
-        <w:t xml:space="preserve"> </w:t>
-      </w:r>
-      <w:r>
-        <w:rPr>
-          <w:iCs/>
-          <w:i/>
-        </w:rPr>
-        <w:t xml:space="preserve">Fire in mediterranean ecosystems: Ecology, evolution and management</w:t>
-      </w:r>
-      <w:r>
-        <w:t xml:space="preserve">. Cambridge University Press.</w:t>
-      </w:r>
-    </w:p>
-    <w:bookmarkEnd w:id="64"/>
-    <w:bookmarkStart w:id="66" w:name="ref-RN5414"/>
+        <w:t xml:space="preserve">MacArthur, R.H., &amp; Wilson, E.O. 1967.</w:t>
+      </w:r>
+      <w:r>
+        <w:t xml:space="preserve"> </w:t>
+      </w:r>
+      <w:r>
+        <w:rPr>
+          <w:iCs/>
+          <w:i/>
+        </w:rPr>
+        <w:t xml:space="preserve">The theory of island biogeography</w:t>
+      </w:r>
+      <w:r>
+        <w:t xml:space="preserve">. Princeton university press.</w:t>
+      </w:r>
+    </w:p>
+    <w:bookmarkEnd w:id="74"/>
+    <w:bookmarkStart w:id="76" w:name="ref-RN5101"/>
     <w:p>
       <w:pPr>
         <w:pStyle w:val="Bibliografa"/>
       </w:pPr>
       <w:r>
-        <w:t xml:space="preserve">Klinkhamer, P.G.L., Jong, T.J. de, Metz, J.A.J., &amp; Val, J. 1987.</w:t>
-      </w:r>
-      <w:r>
-        <w:t xml:space="preserve"> </w:t>
-      </w:r>
-      <w:hyperlink r:id="rId65">
-        <w:r>
-          <w:rPr>
-            <w:rStyle w:val="Hipervnculo"/>
-          </w:rPr>
-          <w:t xml:space="preserve">Life history tactics of annual organisms: The joint effects of dispersal and delayed germination</w:t>
+        <w:t xml:space="preserve">Midolo, G., Herben, T., Axmanová, I., Marcenò, C., Pätsch, R., Bruelheide, H., Karger, D.N., Aćić, S., Bergamini, A., Bergmeier, E., Biurrun, I., Bonari, G., Čarni, A., Chiarucci, A., De Sanctis, M., Demina, O., Dengler, J., Dziuba, T., Fanelli, G., Garbolino, E., Giusso del Galdo, G., Goral, F., Güler, B., Hinojos-Mendoza, G., Jansen, F., Jiménez-Alfaro, B., Lengyel, A., Lenoir, J., Pérez-Haase, A., Pielech, R., Prokhorov, V., Rašomavičius, V., Ruprecht, E., Rūsiņa, S., Šilc, U., Škvorc, Ž., Stančić, Z., Tatarenko, I., &amp; Chytrý, M. 2023.</w:t>
+      </w:r>
+      <w:r>
+        <w:t xml:space="preserve"> </w:t>
+      </w:r>
+      <w:hyperlink r:id="rId75">
+        <w:r>
+          <w:rPr>
+            <w:rStyle w:val="Hipervnculo"/>
+          </w:rPr>
+          <w:t xml:space="preserve">Disturbance indicator values for European plants</w:t>
         </w:r>
       </w:hyperlink>
       <w:r>
@@ -3422,33 +3283,33 @@
           <w:iCs/>
           <w:i/>
         </w:rPr>
-        <w:t xml:space="preserve">Theoretical Population Biology</w:t>
-      </w:r>
-      <w:r>
-        <w:t xml:space="preserve"> </w:t>
-      </w:r>
-      <w:r>
-        <w:t xml:space="preserve">32: 127–156.</w:t>
-      </w:r>
-    </w:p>
-    <w:bookmarkEnd w:id="66"/>
-    <w:bookmarkStart w:id="68" w:name="ref-RN5391"/>
+        <w:t xml:space="preserve">Global Ecology and Biogeography</w:t>
+      </w:r>
+      <w:r>
+        <w:t xml:space="preserve"> </w:t>
+      </w:r>
+      <w:r>
+        <w:t xml:space="preserve">32: 24–34.</w:t>
+      </w:r>
+    </w:p>
+    <w:bookmarkEnd w:id="76"/>
+    <w:bookmarkStart w:id="78" w:name="ref-RN4625"/>
     <w:p>
       <w:pPr>
         <w:pStyle w:val="Bibliografa"/>
       </w:pPr>
       <w:r>
-        <w:t xml:space="preserve">Lamont, B.B., &amp; Pausas, J.G. 2023.</w:t>
-      </w:r>
-      <w:r>
-        <w:t xml:space="preserve"> </w:t>
-      </w:r>
-      <w:hyperlink r:id="rId67">
-        <w:r>
-          <w:rPr>
-            <w:rStyle w:val="Hipervnculo"/>
-          </w:rPr>
-          <w:t xml:space="preserve">Seed dormancy revisited: Dormancy-release pathways and environmental interactions</w:t>
+        <w:t xml:space="preserve">Ooi, M.K.J., Denham, A.J., Santana, V.M., &amp; Auld, T.D. 2014.</w:t>
+      </w:r>
+      <w:r>
+        <w:t xml:space="preserve"> </w:t>
+      </w:r>
+      <w:hyperlink r:id="rId77">
+        <w:r>
+          <w:rPr>
+            <w:rStyle w:val="Hipervnculo"/>
+          </w:rPr>
+          <w:t xml:space="preserve">Temperature thresholds of physically dormant seeds and plant functional response to fire: variation among species and relative impact of climate change</w:t>
         </w:r>
       </w:hyperlink>
       <w:r>
@@ -3462,33 +3323,33 @@
           <w:iCs/>
           <w:i/>
         </w:rPr>
-        <w:t xml:space="preserve">Functional Ecology</w:t>
-      </w:r>
-      <w:r>
-        <w:t xml:space="preserve"> </w:t>
-      </w:r>
-      <w:r>
-        <w:t xml:space="preserve">37: 1106–1125.</w:t>
-      </w:r>
-    </w:p>
-    <w:bookmarkEnd w:id="68"/>
-    <w:bookmarkStart w:id="70" w:name="ref-RN5407"/>
+        <w:t xml:space="preserve">Ecology and Evolution</w:t>
+      </w:r>
+      <w:r>
+        <w:t xml:space="preserve"> </w:t>
+      </w:r>
+      <w:r>
+        <w:t xml:space="preserve">4: 656–671.</w:t>
+      </w:r>
+    </w:p>
+    <w:bookmarkEnd w:id="78"/>
+    <w:bookmarkStart w:id="80" w:name="ref-RN5397"/>
     <w:p>
       <w:pPr>
         <w:pStyle w:val="Bibliografa"/>
       </w:pPr>
       <w:r>
-        <w:t xml:space="preserve">Lavorel, S., Oneill, R.V., &amp; Gardner, R.H. 1994.</w:t>
-      </w:r>
-      <w:r>
-        <w:t xml:space="preserve"> </w:t>
-      </w:r>
-      <w:hyperlink r:id="rId69">
-        <w:r>
-          <w:rPr>
-            <w:rStyle w:val="Hipervnculo"/>
-          </w:rPr>
-          <w:t xml:space="preserve">SPATIOTEMPORAL DISPERSAL STRATEGIES AND ANNUAL PLANT-SPECIES COEXISTENCE IN a STRUCTURED LANDSCAPE</w:t>
+        <w:t xml:space="preserve">Pausas, J.G., &amp; Keeley, J.E. 2014.</w:t>
+      </w:r>
+      <w:r>
+        <w:t xml:space="preserve"> </w:t>
+      </w:r>
+      <w:hyperlink r:id="rId79">
+        <w:r>
+          <w:rPr>
+            <w:rStyle w:val="Hipervnculo"/>
+          </w:rPr>
+          <w:t xml:space="preserve">Evolutionary ecology of resprouting and seeding in fire-prone ecosystems</w:t>
         </w:r>
       </w:hyperlink>
       <w:r>
@@ -3502,33 +3363,329 @@
           <w:iCs/>
           <w:i/>
         </w:rPr>
+        <w:t xml:space="preserve">New Phytologist</w:t>
+      </w:r>
+      <w:r>
+        <w:t xml:space="preserve"> </w:t>
+      </w:r>
+      <w:r>
+        <w:t xml:space="preserve">204: 55–65.</w:t>
+      </w:r>
+    </w:p>
+    <w:bookmarkEnd w:id="80"/>
+    <w:bookmarkStart w:id="82" w:name="ref-RN5509"/>
+    <w:p>
+      <w:pPr>
+        <w:pStyle w:val="Bibliografa"/>
+      </w:pPr>
+      <w:r>
+        <w:t xml:space="preserve">Pausas, J.G., &amp; Lamont, B.B. 2022.</w:t>
+      </w:r>
+      <w:r>
+        <w:t xml:space="preserve"> </w:t>
+      </w:r>
+      <w:hyperlink r:id="rId81">
+        <w:r>
+          <w:rPr>
+            <w:rStyle w:val="Hipervnculo"/>
+          </w:rPr>
+          <w:t xml:space="preserve">Fire-released seed dormancy - a global synthesis</w:t>
+        </w:r>
+      </w:hyperlink>
+      <w:r>
+        <w:t xml:space="preserve">.</w:t>
+      </w:r>
+      <w:r>
+        <w:t xml:space="preserve"> </w:t>
+      </w:r>
+      <w:r>
+        <w:rPr>
+          <w:iCs/>
+          <w:i/>
+        </w:rPr>
+        <w:t xml:space="preserve">Biological Reviews</w:t>
+      </w:r>
+      <w:r>
+        <w:t xml:space="preserve"> </w:t>
+      </w:r>
+      <w:r>
+        <w:t xml:space="preserve">97: 1612–1639.</w:t>
+      </w:r>
+    </w:p>
+    <w:bookmarkEnd w:id="82"/>
+    <w:bookmarkStart w:id="84" w:name="ref-RN5096"/>
+    <w:p>
+      <w:pPr>
+        <w:pStyle w:val="Bibliografa"/>
+      </w:pPr>
+      <w:r>
+        <w:t xml:space="preserve">Pausas, J.G., Lamont, B.B., Keeley, J.E., &amp; Bond, W.J. 2022.</w:t>
+      </w:r>
+      <w:r>
+        <w:t xml:space="preserve"> </w:t>
+      </w:r>
+      <w:hyperlink r:id="rId83">
+        <w:r>
+          <w:rPr>
+            <w:rStyle w:val="Hipervnculo"/>
+          </w:rPr>
+          <w:t xml:space="preserve">Bet-hedging and best-bet strategies shape seed dormancy</w:t>
+        </w:r>
+      </w:hyperlink>
+      <w:r>
+        <w:t xml:space="preserve">.</w:t>
+      </w:r>
+      <w:r>
+        <w:t xml:space="preserve"> </w:t>
+      </w:r>
+      <w:r>
+        <w:rPr>
+          <w:iCs/>
+          <w:i/>
+        </w:rPr>
+        <w:t xml:space="preserve">New Phytologist</w:t>
+      </w:r>
+      <w:r>
+        <w:t xml:space="preserve"> </w:t>
+      </w:r>
+      <w:r>
+        <w:t xml:space="preserve">236: 1232–1236.</w:t>
+      </w:r>
+    </w:p>
+    <w:bookmarkEnd w:id="84"/>
+    <w:bookmarkStart w:id="86" w:name="ref-RN5398"/>
+    <w:p>
+      <w:pPr>
+        <w:pStyle w:val="Bibliografa"/>
+      </w:pPr>
+      <w:r>
+        <w:t xml:space="preserve">Pincheira-Donoso, D., &amp; Hunt, J. 2017.</w:t>
+      </w:r>
+      <w:r>
+        <w:t xml:space="preserve"> </w:t>
+      </w:r>
+      <w:hyperlink r:id="rId85">
+        <w:r>
+          <w:rPr>
+            <w:rStyle w:val="Hipervnculo"/>
+          </w:rPr>
+          <w:t xml:space="preserve">Fecundity selection theory: concepts and evidence</w:t>
+        </w:r>
+      </w:hyperlink>
+      <w:r>
+        <w:t xml:space="preserve">.</w:t>
+      </w:r>
+      <w:r>
+        <w:t xml:space="preserve"> </w:t>
+      </w:r>
+      <w:r>
+        <w:rPr>
+          <w:iCs/>
+          <w:i/>
+        </w:rPr>
+        <w:t xml:space="preserve">Biological Reviews</w:t>
+      </w:r>
+      <w:r>
+        <w:t xml:space="preserve"> </w:t>
+      </w:r>
+      <w:r>
+        <w:t xml:space="preserve">92: 341–356.</w:t>
+      </w:r>
+    </w:p>
+    <w:bookmarkEnd w:id="86"/>
+    <w:bookmarkStart w:id="87" w:name="ref-RN4904"/>
+    <w:p>
+      <w:pPr>
+        <w:pStyle w:val="Bibliografa"/>
+      </w:pPr>
+      <w:r>
+        <w:t xml:space="preserve">Pons, T.L. 2000.</w:t>
+      </w:r>
+      <w:r>
+        <w:t xml:space="preserve"> </w:t>
+      </w:r>
+      <w:r>
+        <w:t xml:space="preserve">Seed responses to light</w:t>
+      </w:r>
+      <w:r>
+        <w:t xml:space="preserve">. In</w:t>
+      </w:r>
+      <w:r>
+        <w:t xml:space="preserve"> </w:t>
+      </w:r>
+      <w:r>
+        <w:rPr>
+          <w:iCs/>
+          <w:i/>
+        </w:rPr>
+        <w:t xml:space="preserve">Seeds: the Ecology of Regeneration in Plant Communities</w:t>
+      </w:r>
+      <w:r>
+        <w:t xml:space="preserve">, pp. 237–260.</w:t>
+      </w:r>
+    </w:p>
+    <w:bookmarkEnd w:id="87"/>
+    <w:bookmarkStart w:id="89" w:name="ref-RN5387"/>
+    <w:p>
+      <w:pPr>
+        <w:pStyle w:val="Bibliografa"/>
+      </w:pPr>
+      <w:r>
+        <w:t xml:space="preserve">R Core Team. 2023.</w:t>
+      </w:r>
+      <w:r>
+        <w:t xml:space="preserve"> </w:t>
+      </w:r>
+      <w:hyperlink r:id="rId88">
+        <w:r>
+          <w:rPr>
+            <w:rStyle w:val="Hipervnculo"/>
+          </w:rPr>
+          <w:t xml:space="preserve">R: a language and environment for statistical computing. Version 4.3.1</w:t>
+        </w:r>
+      </w:hyperlink>
+      <w:r>
+        <w:t xml:space="preserve">.</w:t>
+      </w:r>
+    </w:p>
+    <w:bookmarkEnd w:id="89"/>
+    <w:bookmarkStart w:id="91" w:name="ref-RN5480"/>
+    <w:p>
+      <w:pPr>
+        <w:pStyle w:val="Bibliografa"/>
+      </w:pPr>
+      <w:r>
+        <w:t xml:space="preserve">Rosbakh, S., Carta, A., Fernández-Pascual, E., Phartyal, S.S., Dayrell, R.L.C., Mattana, E., Saatkamp, A., Vandelook, F., Baskin, J., &amp; Baskin, C. 2023.</w:t>
+      </w:r>
+      <w:r>
+        <w:t xml:space="preserve"> </w:t>
+      </w:r>
+      <w:hyperlink r:id="rId90">
+        <w:r>
+          <w:rPr>
+            <w:rStyle w:val="Hipervnculo"/>
+          </w:rPr>
+          <w:t xml:space="preserve">Global seed dormancy patterns are driven by macroclimate but not fire regime</w:t>
+        </w:r>
+      </w:hyperlink>
+      <w:r>
+        <w:t xml:space="preserve">.</w:t>
+      </w:r>
+      <w:r>
+        <w:t xml:space="preserve"> </w:t>
+      </w:r>
+      <w:r>
+        <w:rPr>
+          <w:iCs/>
+          <w:i/>
+        </w:rPr>
+        <w:t xml:space="preserve">New Phytologist</w:t>
+      </w:r>
+      <w:r>
+        <w:t xml:space="preserve"> </w:t>
+      </w:r>
+      <w:r>
+        <w:t xml:space="preserve">240: 555–564.</w:t>
+      </w:r>
+    </w:p>
+    <w:bookmarkEnd w:id="91"/>
+    <w:bookmarkStart w:id="93" w:name="ref-RN5091"/>
+    <w:p>
+      <w:pPr>
+        <w:pStyle w:val="Bibliografa"/>
+      </w:pPr>
+      <w:r>
+        <w:t xml:space="preserve">Rubio de Casas, R., Willis, C.G., Pearse, W.D., Baskin, C.C., Baskin, J.M., &amp; Cavender-Bares, J. 2017.</w:t>
+      </w:r>
+      <w:r>
+        <w:t xml:space="preserve"> </w:t>
+      </w:r>
+      <w:hyperlink r:id="rId92">
+        <w:r>
+          <w:rPr>
+            <w:rStyle w:val="Hipervnculo"/>
+          </w:rPr>
+          <w:t xml:space="preserve">Global biogeography of seed dormancy is determined by seasonality and seed size: a case study in the legumes</w:t>
+        </w:r>
+      </w:hyperlink>
+      <w:r>
+        <w:t xml:space="preserve">.</w:t>
+      </w:r>
+      <w:r>
+        <w:t xml:space="preserve"> </w:t>
+      </w:r>
+      <w:r>
+        <w:rPr>
+          <w:iCs/>
+          <w:i/>
+        </w:rPr>
+        <w:t xml:space="preserve">New Phytologist</w:t>
+      </w:r>
+      <w:r>
+        <w:t xml:space="preserve"> </w:t>
+      </w:r>
+      <w:r>
+        <w:t xml:space="preserve">214: 1527–1536.</w:t>
+      </w:r>
+    </w:p>
+    <w:bookmarkEnd w:id="93"/>
+    <w:bookmarkStart w:id="95" w:name="ref-RN5406"/>
+    <w:p>
+      <w:pPr>
+        <w:pStyle w:val="Bibliografa"/>
+      </w:pPr>
+      <w:r>
+        <w:t xml:space="preserve">Schippers, P., Groenendael, J.M. van, Vleeshouwers, L.M., &amp; Hunt, R. 2001.</w:t>
+      </w:r>
+      <w:r>
+        <w:t xml:space="preserve"> </w:t>
+      </w:r>
+      <w:hyperlink r:id="rId94">
+        <w:r>
+          <w:rPr>
+            <w:rStyle w:val="Hipervnculo"/>
+          </w:rPr>
+          <w:t xml:space="preserve">Herbaceous plant strategies in disturbed habitats</w:t>
+        </w:r>
+      </w:hyperlink>
+      <w:r>
+        <w:t xml:space="preserve">.</w:t>
+      </w:r>
+      <w:r>
+        <w:t xml:space="preserve"> </w:t>
+      </w:r>
+      <w:r>
+        <w:rPr>
+          <w:iCs/>
+          <w:i/>
+        </w:rPr>
         <w:t xml:space="preserve">Oikos</w:t>
       </w:r>
       <w:r>
         <w:t xml:space="preserve"> </w:t>
       </w:r>
       <w:r>
-        <w:t xml:space="preserve">71: 75–88.</w:t>
-      </w:r>
-    </w:p>
-    <w:bookmarkEnd w:id="70"/>
-    <w:bookmarkStart w:id="72" w:name="ref-RN5413"/>
+        <w:t xml:space="preserve">95: 198–210.</w:t>
+      </w:r>
+    </w:p>
+    <w:bookmarkEnd w:id="95"/>
+    <w:bookmarkStart w:id="97" w:name="ref-RN5408"/>
     <w:p>
       <w:pPr>
         <w:pStyle w:val="Bibliografa"/>
       </w:pPr>
       <w:r>
-        <w:t xml:space="preserve">Levin, S.A., Cohen, D., &amp; Hastings, A. 1984.</w:t>
-      </w:r>
-      <w:r>
-        <w:t xml:space="preserve"> </w:t>
-      </w:r>
-      <w:hyperlink r:id="rId71">
-        <w:r>
-          <w:rPr>
-            <w:rStyle w:val="Hipervnculo"/>
-          </w:rPr>
-          <w:t xml:space="preserve">Dispersal strategies in patchy environments</w:t>
+        <w:t xml:space="preserve">Scott, M.F., &amp; Otto, S.P. 2014.</w:t>
+      </w:r>
+      <w:r>
+        <w:t xml:space="preserve"> </w:t>
+      </w:r>
+      <w:hyperlink r:id="rId96">
+        <w:r>
+          <w:rPr>
+            <w:rStyle w:val="Hipervnculo"/>
+          </w:rPr>
+          <w:t xml:space="preserve">Why wait? Three mechanisms selecting for environment-dependent developmental delays</w:t>
         </w:r>
       </w:hyperlink>
       <w:r>
@@ -3542,33 +3699,33 @@
           <w:iCs/>
           <w:i/>
         </w:rPr>
-        <w:t xml:space="preserve">Theoretical Population Biology</w:t>
-      </w:r>
-      <w:r>
-        <w:t xml:space="preserve"> </w:t>
-      </w:r>
-      <w:r>
-        <w:t xml:space="preserve">26: 165–191.</w:t>
-      </w:r>
-    </w:p>
-    <w:bookmarkEnd w:id="72"/>
-    <w:bookmarkStart w:id="74" w:name="ref-RN5410"/>
+        <w:t xml:space="preserve">Journal of Evolutionary Biology</w:t>
+      </w:r>
+      <w:r>
+        <w:t xml:space="preserve"> </w:t>
+      </w:r>
+      <w:r>
+        <w:t xml:space="preserve">27: 2219–2232.</w:t>
+      </w:r>
+    </w:p>
+    <w:bookmarkEnd w:id="97"/>
+    <w:bookmarkStart w:id="99" w:name="ref-RN4754"/>
     <w:p>
       <w:pPr>
         <w:pStyle w:val="Bibliografa"/>
       </w:pPr>
       <w:r>
-        <w:t xml:space="preserve">Macarthur, R.H. 1962.</w:t>
-      </w:r>
-      <w:r>
-        <w:t xml:space="preserve"> </w:t>
-      </w:r>
-      <w:hyperlink r:id="rId73">
-        <w:r>
-          <w:rPr>
-            <w:rStyle w:val="Hipervnculo"/>
-          </w:rPr>
-          <w:t xml:space="preserve">SOME GENERALIZED THEOREMS OF NATURAL SELECTION</w:t>
+        <w:t xml:space="preserve">Smith, S.A., &amp; Brown, J.W. 2018.</w:t>
+      </w:r>
+      <w:r>
+        <w:t xml:space="preserve"> </w:t>
+      </w:r>
+      <w:hyperlink r:id="rId98">
+        <w:r>
+          <w:rPr>
+            <w:rStyle w:val="Hipervnculo"/>
+          </w:rPr>
+          <w:t xml:space="preserve">Constructing a broadly inclusive seed plant phylogeny</w:t>
         </w:r>
       </w:hyperlink>
       <w:r>
@@ -3582,56 +3739,68 @@
           <w:iCs/>
           <w:i/>
         </w:rPr>
-        <w:t xml:space="preserve">Proc Natl Acad Sci U S A</w:t>
-      </w:r>
-      <w:r>
-        <w:t xml:space="preserve"> </w:t>
-      </w:r>
-      <w:r>
-        <w:t xml:space="preserve">48: 1893–7.</w:t>
-      </w:r>
-    </w:p>
-    <w:bookmarkEnd w:id="74"/>
-    <w:bookmarkStart w:id="75" w:name="ref-RN5411"/>
+        <w:t xml:space="preserve">American Journal of Botany</w:t>
+      </w:r>
+      <w:r>
+        <w:t xml:space="preserve"> </w:t>
+      </w:r>
+      <w:r>
+        <w:t xml:space="preserve">105: 302–314.</w:t>
+      </w:r>
+    </w:p>
+    <w:bookmarkEnd w:id="99"/>
+    <w:bookmarkStart w:id="100" w:name="ref-RN3180"/>
     <w:p>
       <w:pPr>
         <w:pStyle w:val="Bibliografa"/>
       </w:pPr>
       <w:r>
-        <w:t xml:space="preserve">MacArthur, R.H., &amp; Wilson, E.O. 1967.</w:t>
-      </w:r>
-      <w:r>
-        <w:t xml:space="preserve"> </w:t>
-      </w:r>
-      <w:r>
-        <w:rPr>
-          <w:iCs/>
-          <w:i/>
-        </w:rPr>
-        <w:t xml:space="preserve">The theory of island biogeography</w:t>
-      </w:r>
-      <w:r>
-        <w:t xml:space="preserve">. Princeton university press.</w:t>
-      </w:r>
-    </w:p>
-    <w:bookmarkEnd w:id="75"/>
-    <w:bookmarkStart w:id="77" w:name="ref-RN5101"/>
+        <w:t xml:space="preserve">Thompson, K., &amp; Grime, J.P. 1983.</w:t>
+      </w:r>
+      <w:r>
+        <w:t xml:space="preserve"> </w:t>
+      </w:r>
+      <w:r>
+        <w:t xml:space="preserve">A comparative study of germination responses to diurnally-fluctuating temperatures</w:t>
+      </w:r>
+      <w:r>
+        <w:t xml:space="preserve">.</w:t>
+      </w:r>
+      <w:r>
+        <w:t xml:space="preserve"> </w:t>
+      </w:r>
+      <w:r>
+        <w:rPr>
+          <w:iCs/>
+          <w:i/>
+        </w:rPr>
+        <w:t xml:space="preserve">Journal of Applied Ecology</w:t>
+      </w:r>
+      <w:r>
+        <w:t xml:space="preserve"> </w:t>
+      </w:r>
+      <w:r>
+        <w:t xml:space="preserve">20: 141–146.</w:t>
+      </w:r>
+    </w:p>
+    <w:bookmarkEnd w:id="100"/>
+    <w:bookmarkStart w:id="102" w:name="ref-RN5486"/>
     <w:p>
       <w:pPr>
         <w:pStyle w:val="Bibliografa"/>
       </w:pPr>
       <w:r>
-        <w:t xml:space="preserve">Midolo, G., Herben, T., Axmanová, I., Marcenò, C., Pätsch, R., Bruelheide, H., Karger, D.N., Aćić, S., Bergamini, A., Bergmeier, E., Biurrun, I., Bonari, G., Čarni, A., Chiarucci, A., De Sanctis, M., Demina, O., Dengler, J., Dziuba, T., Fanelli, G., Garbolino, E., Giusso del Galdo, G., Goral, F., Güler, B., Hinojos-Mendoza, G., Jansen, F., Jiménez-Alfaro, B., Lengyel, A., Lenoir, J., Pérez-Haase, A., Pielech, R., Prokhorov, V., Rašomavičius, V., Ruprecht, E., Rūsiņa, S., Šilc, U., Škvorc, Ž., Stančić, Z., Tatarenko, I., &amp; Chytrý, M. 2023.</w:t>
-      </w:r>
-      <w:r>
-        <w:t xml:space="preserve"> </w:t>
-      </w:r>
-      <w:hyperlink r:id="rId76">
-        <w:r>
-          <w:rPr>
-            <w:rStyle w:val="Hipervnculo"/>
-          </w:rPr>
-          <w:t xml:space="preserve">Disturbance indicator values for european plants</w:t>
+        <w:t xml:space="preserve">Tichy, L., Axmanová, I., Dengler, J., Guarino, R., Jansen, F., Midolo, G., Nobis, M.P., Van Meerbeek, K., Acic, S., Attorre, F., Bergmeier, E., Biurrun, I., Bonari, G., Bruelheide, H., Campos, J.A., Carni, A., Chiarucci, A., Cuk, M., Custerevska, R., Didukh, Y., Díte, D., Dite, Z., Dziuba, T., Fanelli, G., Fernández-Pascual, E., Garbolino, E., Gavilán, R.G., Gégout, J.C., Graf, U., Güler, B., Hájek, M., Hennekens, S.M., Jandt, U., Jaskova, A., Jiménez-Alfaro, B., Julve, P., Kambach, S., Karger, D.N., Karrer, G., Kavgaci, A., Knollova, I., Kuzemko, A., Küzmic, F., Landucci, F., Lengyel, A., Lenoir, J., Marcenò, C., Moeslund, J.E., Novák, P., Pérez-Haase, A., Peterka, T., Pielech, R., Pignatti, A., Rasomavicius, V., Rusina, S., Saatkamp, A., Silc, U., Skvorc, Z., Theurillat, J.P., Wohlgemuth, T., &amp; Chytry, M. 2023.</w:t>
+      </w:r>
+      <w:r>
+        <w:t xml:space="preserve"> </w:t>
+      </w:r>
+      <w:hyperlink r:id="rId101">
+        <w:r>
+          <w:rPr>
+            <w:rStyle w:val="Hipervnculo"/>
+          </w:rPr>
+          <w:t xml:space="preserve">Ellenberg-type indicator values for European vascular plant species</w:t>
         </w:r>
       </w:hyperlink>
       <w:r>
@@ -3645,33 +3814,33 @@
           <w:iCs/>
           <w:i/>
         </w:rPr>
-        <w:t xml:space="preserve">Global Ecology and Biogeography</w:t>
-      </w:r>
-      <w:r>
-        <w:t xml:space="preserve"> </w:t>
-      </w:r>
-      <w:r>
-        <w:t xml:space="preserve">32: 24–34.</w:t>
-      </w:r>
-    </w:p>
-    <w:bookmarkEnd w:id="77"/>
-    <w:bookmarkStart w:id="79" w:name="ref-RN5397"/>
+        <w:t xml:space="preserve">Journal of Vegetation Science</w:t>
+      </w:r>
+      <w:r>
+        <w:t xml:space="preserve"> </w:t>
+      </w:r>
+      <w:r>
+        <w:t xml:space="preserve">34: 13.</w:t>
+      </w:r>
+    </w:p>
+    <w:bookmarkEnd w:id="102"/>
+    <w:bookmarkStart w:id="104" w:name="ref-RN5417"/>
     <w:p>
       <w:pPr>
         <w:pStyle w:val="Bibliografa"/>
       </w:pPr>
       <w:r>
-        <w:t xml:space="preserve">Pausas, J.G., &amp; Keeley, J.E. 2014.</w:t>
-      </w:r>
-      <w:r>
-        <w:t xml:space="preserve"> </w:t>
-      </w:r>
-      <w:hyperlink r:id="rId78">
-        <w:r>
-          <w:rPr>
-            <w:rStyle w:val="Hipervnculo"/>
-          </w:rPr>
-          <w:t xml:space="preserve">Evolutionary ecology of resprouting and seeding in fire-prone ecosystems</w:t>
+        <w:t xml:space="preserve">Tuljapurkar, S. 1990.</w:t>
+      </w:r>
+      <w:r>
+        <w:t xml:space="preserve"> </w:t>
+      </w:r>
+      <w:hyperlink r:id="rId103">
+        <w:r>
+          <w:rPr>
+            <w:rStyle w:val="Hipervnculo"/>
+          </w:rPr>
+          <w:t xml:space="preserve">Delayed reproduction and fitness in variable environments</w:t>
         </w:r>
       </w:hyperlink>
       <w:r>
@@ -3685,33 +3854,110 @@
           <w:iCs/>
           <w:i/>
         </w:rPr>
+        <w:t xml:space="preserve">Proceedings of the National Academy of Sciences</w:t>
+      </w:r>
+      <w:r>
+        <w:t xml:space="preserve"> </w:t>
+      </w:r>
+      <w:r>
+        <w:t xml:space="preserve">87: 1139–1143.</w:t>
+      </w:r>
+    </w:p>
+    <w:bookmarkEnd w:id="104"/>
+    <w:bookmarkStart w:id="106" w:name="ref-RN5418"/>
+    <w:p>
+      <w:pPr>
+        <w:pStyle w:val="Bibliografa"/>
+      </w:pPr>
+      <w:r>
+        <w:t xml:space="preserve">Tuljapurkar, S., &amp; Wiener, P. 2000.</w:t>
+      </w:r>
+      <w:r>
+        <w:t xml:space="preserve"> </w:t>
+      </w:r>
+      <w:hyperlink r:id="rId105">
+        <w:r>
+          <w:rPr>
+            <w:rStyle w:val="Hipervnculo"/>
+          </w:rPr>
+          <w:t xml:space="preserve">Escape in time: stay young or age gracefully?</w:t>
+        </w:r>
+      </w:hyperlink>
+      <w:r>
+        <w:t xml:space="preserve"> </w:t>
+      </w:r>
+      <w:r>
+        <w:rPr>
+          <w:iCs/>
+          <w:i/>
+        </w:rPr>
+        <w:t xml:space="preserve">Ecological Modelling</w:t>
+      </w:r>
+      <w:r>
+        <w:t xml:space="preserve"> </w:t>
+      </w:r>
+      <w:r>
+        <w:t xml:space="preserve">133: 143–159.</w:t>
+      </w:r>
+    </w:p>
+    <w:bookmarkEnd w:id="106"/>
+    <w:bookmarkStart w:id="108" w:name="ref-RN780"/>
+    <w:p>
+      <w:pPr>
+        <w:pStyle w:val="Bibliografa"/>
+      </w:pPr>
+      <w:r>
+        <w:t xml:space="preserve">Van Assche, J.A., Debucquoy, K.L.A., &amp; Rommens, W.A.F. 2003.</w:t>
+      </w:r>
+      <w:r>
+        <w:t xml:space="preserve"> </w:t>
+      </w:r>
+      <w:hyperlink r:id="rId107">
+        <w:r>
+          <w:rPr>
+            <w:rStyle w:val="Hipervnculo"/>
+          </w:rPr>
+          <w:t xml:space="preserve">Seasonal cycles in the germination capacity of buried seeds of some Leguminosae (Fabaceae)</w:t>
+        </w:r>
+      </w:hyperlink>
+      <w:r>
+        <w:t xml:space="preserve">.</w:t>
+      </w:r>
+      <w:r>
+        <w:t xml:space="preserve"> </w:t>
+      </w:r>
+      <w:r>
+        <w:rPr>
+          <w:iCs/>
+          <w:i/>
+        </w:rPr>
         <w:t xml:space="preserve">New Phytologist</w:t>
       </w:r>
       <w:r>
         <w:t xml:space="preserve"> </w:t>
       </w:r>
       <w:r>
-        <w:t xml:space="preserve">204: 55–65.</w:t>
-      </w:r>
-    </w:p>
-    <w:bookmarkEnd w:id="79"/>
-    <w:bookmarkStart w:id="81" w:name="ref-RN5096"/>
+        <w:t xml:space="preserve">158: 315–323.</w:t>
+      </w:r>
+    </w:p>
+    <w:bookmarkEnd w:id="108"/>
+    <w:bookmarkStart w:id="110" w:name="ref-RN5037"/>
     <w:p>
       <w:pPr>
         <w:pStyle w:val="Bibliografa"/>
       </w:pPr>
       <w:r>
-        <w:t xml:space="preserve">Pausas, J.G., Lamont, B.B., Keeley, J.E., &amp; Bond, W.J. 2022.</w:t>
-      </w:r>
-      <w:r>
-        <w:t xml:space="preserve"> </w:t>
-      </w:r>
-      <w:hyperlink r:id="rId80">
-        <w:r>
-          <w:rPr>
-            <w:rStyle w:val="Hipervnculo"/>
-          </w:rPr>
-          <w:t xml:space="preserve">Bet-hedging and best-bet strategies shape seed dormancy</w:t>
+        <w:t xml:space="preserve">Van Assche, J.A., &amp; Vandelook, F.E.A. 2010.</w:t>
+      </w:r>
+      <w:r>
+        <w:t xml:space="preserve"> </w:t>
+      </w:r>
+      <w:hyperlink r:id="rId109">
+        <w:r>
+          <w:rPr>
+            <w:rStyle w:val="Hipervnculo"/>
+          </w:rPr>
+          <w:t xml:space="preserve">Combinational dormancy in winter annual Fabaceae</w:t>
         </w:r>
       </w:hyperlink>
       <w:r>
@@ -3725,623 +3971,211 @@
           <w:iCs/>
           <w:i/>
         </w:rPr>
+        <w:t xml:space="preserve">Seed Science Research</w:t>
+      </w:r>
+      <w:r>
+        <w:t xml:space="preserve"> </w:t>
+      </w:r>
+      <w:r>
+        <w:t xml:space="preserve">20: 237–242.</w:t>
+      </w:r>
+    </w:p>
+    <w:bookmarkEnd w:id="110"/>
+    <w:bookmarkStart w:id="112" w:name="ref-RN4915"/>
+    <w:p>
+      <w:pPr>
+        <w:pStyle w:val="Bibliografa"/>
+      </w:pPr>
+      <w:r>
+        <w:t xml:space="preserve">Venable, D.L., &amp; Brown, J.S. 1988.</w:t>
+      </w:r>
+      <w:r>
+        <w:t xml:space="preserve"> </w:t>
+      </w:r>
+      <w:hyperlink r:id="rId111">
+        <w:r>
+          <w:rPr>
+            <w:rStyle w:val="Hipervnculo"/>
+          </w:rPr>
+          <w:t xml:space="preserve">The selective interactions of dispersal, dormancy, and seed size as adaptations for reducing risk in variable environments</w:t>
+        </w:r>
+      </w:hyperlink>
+      <w:r>
+        <w:t xml:space="preserve">.</w:t>
+      </w:r>
+      <w:r>
+        <w:t xml:space="preserve"> </w:t>
+      </w:r>
+      <w:r>
+        <w:rPr>
+          <w:iCs/>
+          <w:i/>
+        </w:rPr>
+        <w:t xml:space="preserve">The American Naturalist</w:t>
+      </w:r>
+      <w:r>
+        <w:t xml:space="preserve"> </w:t>
+      </w:r>
+      <w:r>
+        <w:t xml:space="preserve">131: 360–384.</w:t>
+      </w:r>
+    </w:p>
+    <w:bookmarkEnd w:id="112"/>
+    <w:bookmarkStart w:id="114" w:name="ref-RN3254"/>
+    <w:p>
+      <w:pPr>
+        <w:pStyle w:val="Bibliografa"/>
+      </w:pPr>
+      <w:r>
+        <w:t xml:space="preserve">Vleeshouwers, L.M., Bouwmeester, H.J., &amp; Karssen, C.M. 1995.</w:t>
+      </w:r>
+      <w:r>
+        <w:t xml:space="preserve"> </w:t>
+      </w:r>
+      <w:hyperlink r:id="rId113">
+        <w:r>
+          <w:rPr>
+            <w:rStyle w:val="Hipervnculo"/>
+          </w:rPr>
+          <w:t xml:space="preserve">Redefining seed dormancy: an attempt to integrate physiology and ecology</w:t>
+        </w:r>
+      </w:hyperlink>
+      <w:r>
+        <w:t xml:space="preserve">.</w:t>
+      </w:r>
+      <w:r>
+        <w:t xml:space="preserve"> </w:t>
+      </w:r>
+      <w:r>
+        <w:rPr>
+          <w:iCs/>
+          <w:i/>
+        </w:rPr>
+        <w:t xml:space="preserve">Journal of Ecology</w:t>
+      </w:r>
+      <w:r>
+        <w:t xml:space="preserve"> </w:t>
+      </w:r>
+      <w:r>
+        <w:t xml:space="preserve">83: 1031–1037.</w:t>
+      </w:r>
+    </w:p>
+    <w:bookmarkEnd w:id="114"/>
+    <w:bookmarkStart w:id="116" w:name="ref-RN5394"/>
+    <w:p>
+      <w:pPr>
+        <w:pStyle w:val="Bibliografa"/>
+      </w:pPr>
+      <w:r>
+        <w:t xml:space="preserve">White, P.S., &amp; Jentsch, A. 2001.</w:t>
+      </w:r>
+      <w:r>
+        <w:t xml:space="preserve"> </w:t>
+      </w:r>
+      <w:hyperlink r:id="rId115">
+        <w:r>
+          <w:rPr>
+            <w:rStyle w:val="Hipervnculo"/>
+          </w:rPr>
+          <w:t xml:space="preserve">The Search for Generality in Studies of Disturbance and Ecosystem Dynamics</w:t>
+        </w:r>
+      </w:hyperlink>
+      <w:r>
+        <w:t xml:space="preserve">. In Esser, K., Lüttge, U., Kadereit, J.W., &amp; Beyschlag, W. (eds.),</w:t>
+      </w:r>
+      <w:r>
+        <w:t xml:space="preserve"> </w:t>
+      </w:r>
+      <w:r>
+        <w:rPr>
+          <w:iCs/>
+          <w:i/>
+        </w:rPr>
+        <w:t xml:space="preserve">Progress in Botany: Genetics Physiology Systematics Ecology</w:t>
+      </w:r>
+      <w:r>
+        <w:t xml:space="preserve">, pp. 399–450. Springer Berlin Heidelberg, Berlin, Heidelberg.</w:t>
+      </w:r>
+    </w:p>
+    <w:bookmarkEnd w:id="116"/>
+    <w:bookmarkStart w:id="117" w:name="ref-RN4662"/>
+    <w:p>
+      <w:pPr>
+        <w:pStyle w:val="Bibliografa"/>
+      </w:pPr>
+      <w:r>
+        <w:t xml:space="preserve">Wickham, H., Averick, M., Bryan, J., Chang, W., McGowan, L., François, R., Grolemund, G., Hayes, A., Henry, L., &amp; Hester, J. 2019.</w:t>
+      </w:r>
+      <w:r>
+        <w:t xml:space="preserve"> </w:t>
+      </w:r>
+      <w:r>
+        <w:t xml:space="preserve">Welcome to the Tidyverse</w:t>
+      </w:r>
+      <w:r>
+        <w:t xml:space="preserve">.</w:t>
+      </w:r>
+      <w:r>
+        <w:t xml:space="preserve"> </w:t>
+      </w:r>
+      <w:r>
+        <w:rPr>
+          <w:iCs/>
+          <w:i/>
+        </w:rPr>
+        <w:t xml:space="preserve">Journal of Open Source Software</w:t>
+      </w:r>
+      <w:r>
+        <w:t xml:space="preserve"> </w:t>
+      </w:r>
+      <w:r>
+        <w:t xml:space="preserve">4: 1686.</w:t>
+      </w:r>
+    </w:p>
+    <w:bookmarkEnd w:id="117"/>
+    <w:bookmarkStart w:id="119" w:name="ref-RN5392"/>
+    <w:p>
+      <w:pPr>
+        <w:pStyle w:val="Bibliografa"/>
+      </w:pPr>
+      <w:r>
+        <w:t xml:space="preserve">Zhang, Y., Liu, Y., Sun, L., Baskin, C.C., Baskin, J.M., Cao, M., &amp; Yang, J. 2022.</w:t>
+      </w:r>
+      <w:r>
+        <w:t xml:space="preserve"> </w:t>
+      </w:r>
+      <w:hyperlink r:id="rId118">
+        <w:r>
+          <w:rPr>
+            <w:rStyle w:val="Hipervnculo"/>
+          </w:rPr>
+          <w:t xml:space="preserve">Seed dormancy in space and time: global distribution, paleoclimatic and present climatic drivers, and evolutionary adaptations</w:t>
+        </w:r>
+      </w:hyperlink>
+      <w:r>
+        <w:t xml:space="preserve">.</w:t>
+      </w:r>
+      <w:r>
+        <w:t xml:space="preserve"> </w:t>
+      </w:r>
+      <w:r>
+        <w:rPr>
+          <w:iCs/>
+          <w:i/>
+        </w:rPr>
         <w:t xml:space="preserve">New Phytologist</w:t>
       </w:r>
       <w:r>
         <w:t xml:space="preserve"> </w:t>
       </w:r>
       <w:r>
-        <w:t xml:space="preserve">236: 1232–1236.</w:t>
-      </w:r>
-    </w:p>
-    <w:bookmarkEnd w:id="81"/>
-    <w:bookmarkStart w:id="83" w:name="ref-RN5398"/>
-    <w:p>
-      <w:pPr>
-        <w:pStyle w:val="Bibliografa"/>
-      </w:pPr>
-      <w:r>
-        <w:t xml:space="preserve">Pincheira-Donoso, D., &amp; Hunt, J. 2017.</w:t>
-      </w:r>
-      <w:r>
-        <w:t xml:space="preserve"> </w:t>
-      </w:r>
-      <w:hyperlink r:id="rId82">
-        <w:r>
-          <w:rPr>
-            <w:rStyle w:val="Hipervnculo"/>
-          </w:rPr>
-          <w:t xml:space="preserve">Fecundity selection theory: Concepts and evidence</w:t>
-        </w:r>
-      </w:hyperlink>
-      <w:r>
-        <w:t xml:space="preserve">.</w:t>
-      </w:r>
-      <w:r>
-        <w:t xml:space="preserve"> </w:t>
-      </w:r>
-      <w:r>
-        <w:rPr>
-          <w:iCs/>
-          <w:i/>
-        </w:rPr>
-        <w:t xml:space="preserve">Biological Reviews</w:t>
-      </w:r>
-      <w:r>
-        <w:t xml:space="preserve"> </w:t>
-      </w:r>
-      <w:r>
-        <w:t xml:space="preserve">92: 341–356.</w:t>
-      </w:r>
-    </w:p>
-    <w:bookmarkEnd w:id="83"/>
-    <w:bookmarkStart w:id="85" w:name="ref-RN5401"/>
-    <w:p>
-      <w:pPr>
-        <w:pStyle w:val="Bibliografa"/>
-      </w:pPr>
-      <w:r>
-        <w:t xml:space="preserve">Pye, A., &amp; Andersson, L. 2009.</w:t>
-      </w:r>
-      <w:r>
-        <w:t xml:space="preserve"> </w:t>
-      </w:r>
-      <w:hyperlink r:id="rId84">
-        <w:r>
-          <w:rPr>
-            <w:rStyle w:val="Hipervnculo"/>
-          </w:rPr>
-          <w:t xml:space="preserve">Time of emergence of rumex crispus l. As affected by dispersal time, soil cover, and mechanical disturbance</w:t>
-        </w:r>
-      </w:hyperlink>
-      <w:r>
-        <w:t xml:space="preserve">.</w:t>
-      </w:r>
-      <w:r>
-        <w:t xml:space="preserve"> </w:t>
-      </w:r>
-      <w:r>
-        <w:rPr>
-          <w:iCs/>
-          <w:i/>
-        </w:rPr>
-        <w:t xml:space="preserve">Acta Agriculturae Scandinavica Section B-Soil and Plant Science</w:t>
-      </w:r>
-      <w:r>
-        <w:t xml:space="preserve"> </w:t>
-      </w:r>
-      <w:r>
-        <w:t xml:space="preserve">59: 500–505.</w:t>
-      </w:r>
-    </w:p>
-    <w:bookmarkEnd w:id="85"/>
-    <w:bookmarkStart w:id="87" w:name="ref-RN5387"/>
-    <w:p>
-      <w:pPr>
-        <w:pStyle w:val="Bibliografa"/>
-      </w:pPr>
-      <w:r>
-        <w:t xml:space="preserve">R Core Team. 2023.</w:t>
-      </w:r>
-      <w:r>
-        <w:t xml:space="preserve"> </w:t>
-      </w:r>
-      <w:hyperlink r:id="rId86">
-        <w:r>
-          <w:rPr>
-            <w:rStyle w:val="Hipervnculo"/>
-          </w:rPr>
-          <w:t xml:space="preserve">R: A language and environment for statistical computing. Version 4.3.1</w:t>
-        </w:r>
-      </w:hyperlink>
-      <w:r>
-        <w:t xml:space="preserve">.</w:t>
-      </w:r>
-    </w:p>
-    <w:bookmarkEnd w:id="87"/>
-    <w:bookmarkStart w:id="89" w:name="ref-RN5393"/>
-    <w:p>
-      <w:pPr>
-        <w:pStyle w:val="Bibliografa"/>
-      </w:pPr>
-      <w:r>
-        <w:t xml:space="preserve">Rosbakh, S., Carta, A., Fernández-Pascual, E., Phartyal, S.S., Dayrell, R.L.C., Mattana, E., Saatkamp, A., Vandelook, F., Baskin, J., &amp; Baskin, C. 2023.</w:t>
-      </w:r>
-      <w:r>
-        <w:t xml:space="preserve"> </w:t>
-      </w:r>
-      <w:hyperlink r:id="rId88">
-        <w:r>
-          <w:rPr>
-            <w:rStyle w:val="Hipervnculo"/>
-          </w:rPr>
-          <w:t xml:space="preserve">Global seed dormancy patterns are driven by macroclimate but not fire regime</w:t>
-        </w:r>
-      </w:hyperlink>
-      <w:r>
-        <w:t xml:space="preserve">.</w:t>
-      </w:r>
-      <w:r>
-        <w:t xml:space="preserve"> </w:t>
-      </w:r>
-      <w:r>
-        <w:rPr>
-          <w:iCs/>
-          <w:i/>
-        </w:rPr>
-        <w:t xml:space="preserve">New Phytologist</w:t>
-      </w:r>
-      <w:r>
-        <w:t xml:space="preserve"> </w:t>
-      </w:r>
-      <w:r>
-        <w:t xml:space="preserve">240: 555–564.</w:t>
-      </w:r>
-    </w:p>
-    <w:bookmarkEnd w:id="89"/>
-    <w:bookmarkStart w:id="91" w:name="ref-RN5091"/>
-    <w:p>
-      <w:pPr>
-        <w:pStyle w:val="Bibliografa"/>
-      </w:pPr>
-      <w:r>
-        <w:t xml:space="preserve">Rubio de Casas, R., Willis, C.G., Pearse, W.D., Baskin, C.C., Baskin, J.M., &amp; Cavender-Bares, J. 2017.</w:t>
-      </w:r>
-      <w:r>
-        <w:t xml:space="preserve"> </w:t>
-      </w:r>
-      <w:hyperlink r:id="rId90">
-        <w:r>
-          <w:rPr>
-            <w:rStyle w:val="Hipervnculo"/>
-          </w:rPr>
-          <w:t xml:space="preserve">Global biogeography of seed dormancy is determined by seasonality and seed size: A case study in the legumes</w:t>
-        </w:r>
-      </w:hyperlink>
-      <w:r>
-        <w:t xml:space="preserve">.</w:t>
-      </w:r>
-      <w:r>
-        <w:t xml:space="preserve"> </w:t>
-      </w:r>
-      <w:r>
-        <w:rPr>
-          <w:iCs/>
-          <w:i/>
-        </w:rPr>
-        <w:t xml:space="preserve">New Phytologist</w:t>
-      </w:r>
-      <w:r>
-        <w:t xml:space="preserve"> </w:t>
-      </w:r>
-      <w:r>
-        <w:t xml:space="preserve">214: 1527–1536.</w:t>
-      </w:r>
-    </w:p>
-    <w:bookmarkEnd w:id="91"/>
-    <w:bookmarkStart w:id="93" w:name="ref-RN5406"/>
-    <w:p>
-      <w:pPr>
-        <w:pStyle w:val="Bibliografa"/>
-      </w:pPr>
-      <w:r>
-        <w:t xml:space="preserve">Schippers, P., Groenendael, J.M. van, Vleeshouwers, L.M., &amp; Hunt, R. 2001.</w:t>
-      </w:r>
-      <w:r>
-        <w:t xml:space="preserve"> </w:t>
-      </w:r>
-      <w:hyperlink r:id="rId92">
-        <w:r>
-          <w:rPr>
-            <w:rStyle w:val="Hipervnculo"/>
-          </w:rPr>
-          <w:t xml:space="preserve">Herbaceous plant strategies in disturbed habitats</w:t>
-        </w:r>
-      </w:hyperlink>
-      <w:r>
-        <w:t xml:space="preserve">.</w:t>
-      </w:r>
-      <w:r>
-        <w:t xml:space="preserve"> </w:t>
-      </w:r>
-      <w:r>
-        <w:rPr>
-          <w:iCs/>
-          <w:i/>
-        </w:rPr>
-        <w:t xml:space="preserve">Oikos</w:t>
-      </w:r>
-      <w:r>
-        <w:t xml:space="preserve"> </w:t>
-      </w:r>
-      <w:r>
-        <w:t xml:space="preserve">95: 198–210.</w:t>
-      </w:r>
-    </w:p>
-    <w:bookmarkEnd w:id="93"/>
-    <w:bookmarkStart w:id="95" w:name="ref-RN5408"/>
-    <w:p>
-      <w:pPr>
-        <w:pStyle w:val="Bibliografa"/>
-      </w:pPr>
-      <w:r>
-        <w:t xml:space="preserve">Scott, M.F., &amp; Otto, S.P. 2014.</w:t>
-      </w:r>
-      <w:r>
-        <w:t xml:space="preserve"> </w:t>
-      </w:r>
-      <w:hyperlink r:id="rId94">
-        <w:r>
-          <w:rPr>
-            <w:rStyle w:val="Hipervnculo"/>
-          </w:rPr>
-          <w:t xml:space="preserve">Why wait? Three mechanisms selecting for environment-dependent developmental delays</w:t>
-        </w:r>
-      </w:hyperlink>
-      <w:r>
-        <w:t xml:space="preserve">.</w:t>
-      </w:r>
-      <w:r>
-        <w:t xml:space="preserve"> </w:t>
-      </w:r>
-      <w:r>
-        <w:rPr>
-          <w:iCs/>
-          <w:i/>
-        </w:rPr>
-        <w:t xml:space="preserve">Journal of Evolutionary Biology</w:t>
-      </w:r>
-      <w:r>
-        <w:t xml:space="preserve"> </w:t>
-      </w:r>
-      <w:r>
-        <w:t xml:space="preserve">27: 2219–2232.</w:t>
-      </w:r>
-    </w:p>
-    <w:bookmarkEnd w:id="95"/>
-    <w:bookmarkStart w:id="97" w:name="ref-RN4754"/>
-    <w:p>
-      <w:pPr>
-        <w:pStyle w:val="Bibliografa"/>
-      </w:pPr>
-      <w:r>
-        <w:t xml:space="preserve">Smith, S.A., &amp; Brown, J.W. 2018.</w:t>
-      </w:r>
-      <w:r>
-        <w:t xml:space="preserve"> </w:t>
-      </w:r>
-      <w:hyperlink r:id="rId96">
-        <w:r>
-          <w:rPr>
-            <w:rStyle w:val="Hipervnculo"/>
-          </w:rPr>
-          <w:t xml:space="preserve">Constructing a broadly inclusive seed plant phylogeny</w:t>
-        </w:r>
-      </w:hyperlink>
-      <w:r>
-        <w:t xml:space="preserve">.</w:t>
-      </w:r>
-      <w:r>
-        <w:t xml:space="preserve"> </w:t>
-      </w:r>
-      <w:r>
-        <w:rPr>
-          <w:iCs/>
-          <w:i/>
-        </w:rPr>
-        <w:t xml:space="preserve">American Journal of Botany</w:t>
-      </w:r>
-      <w:r>
-        <w:t xml:space="preserve"> </w:t>
-      </w:r>
-      <w:r>
-        <w:t xml:space="preserve">105: 302–314.</w:t>
-      </w:r>
-    </w:p>
-    <w:bookmarkEnd w:id="97"/>
-    <w:bookmarkStart w:id="99" w:name="ref-RN5417"/>
-    <w:p>
-      <w:pPr>
-        <w:pStyle w:val="Bibliografa"/>
-      </w:pPr>
-      <w:r>
-        <w:t xml:space="preserve">Tuljapurkar, S. 1990.</w:t>
-      </w:r>
-      <w:r>
-        <w:t xml:space="preserve"> </w:t>
-      </w:r>
-      <w:hyperlink r:id="rId98">
-        <w:r>
-          <w:rPr>
-            <w:rStyle w:val="Hipervnculo"/>
-          </w:rPr>
-          <w:t xml:space="preserve">Delayed reproduction and fitness in variable environments</w:t>
-        </w:r>
-      </w:hyperlink>
-      <w:r>
-        <w:t xml:space="preserve">.</w:t>
-      </w:r>
-      <w:r>
-        <w:t xml:space="preserve"> </w:t>
-      </w:r>
-      <w:r>
-        <w:rPr>
-          <w:iCs/>
-          <w:i/>
-        </w:rPr>
-        <w:t xml:space="preserve">Proceedings of the National Academy of Sciences</w:t>
-      </w:r>
-      <w:r>
-        <w:t xml:space="preserve"> </w:t>
-      </w:r>
-      <w:r>
-        <w:t xml:space="preserve">87: 1139–1143.</w:t>
-      </w:r>
-    </w:p>
-    <w:bookmarkEnd w:id="99"/>
-    <w:bookmarkStart w:id="101" w:name="ref-RN5418"/>
-    <w:p>
-      <w:pPr>
-        <w:pStyle w:val="Bibliografa"/>
-      </w:pPr>
-      <w:r>
-        <w:t xml:space="preserve">Tuljapurkar, S., &amp; Wiener, P. 2000.</w:t>
-      </w:r>
-      <w:r>
-        <w:t xml:space="preserve"> </w:t>
-      </w:r>
-      <w:hyperlink r:id="rId100">
-        <w:r>
-          <w:rPr>
-            <w:rStyle w:val="Hipervnculo"/>
-          </w:rPr>
-          <w:t xml:space="preserve">Escape in time: Stay young or age gracefully?</w:t>
-        </w:r>
-      </w:hyperlink>
-      <w:r>
-        <w:t xml:space="preserve"> </w:t>
-      </w:r>
-      <w:r>
-        <w:rPr>
-          <w:iCs/>
-          <w:i/>
-        </w:rPr>
-        <w:t xml:space="preserve">Ecological Modelling</w:t>
-      </w:r>
-      <w:r>
-        <w:t xml:space="preserve"> </w:t>
-      </w:r>
-      <w:r>
-        <w:t xml:space="preserve">133: 143–159.</w:t>
-      </w:r>
-    </w:p>
-    <w:bookmarkEnd w:id="101"/>
-    <w:bookmarkStart w:id="103" w:name="ref-RN4915"/>
-    <w:p>
-      <w:pPr>
-        <w:pStyle w:val="Bibliografa"/>
-      </w:pPr>
-      <w:r>
-        <w:t xml:space="preserve">Venable, D.L., &amp; Brown, J.S. 1988.</w:t>
-      </w:r>
-      <w:r>
-        <w:t xml:space="preserve"> </w:t>
-      </w:r>
-      <w:hyperlink r:id="rId102">
-        <w:r>
-          <w:rPr>
-            <w:rStyle w:val="Hipervnculo"/>
-          </w:rPr>
-          <w:t xml:space="preserve">The selective interactions of dispersal, dormancy, and seed size as adaptations for reducing risk in variable environments</w:t>
-        </w:r>
-      </w:hyperlink>
-      <w:r>
-        <w:t xml:space="preserve">.</w:t>
-      </w:r>
-      <w:r>
-        <w:t xml:space="preserve"> </w:t>
-      </w:r>
-      <w:r>
-        <w:rPr>
-          <w:iCs/>
-          <w:i/>
-        </w:rPr>
-        <w:t xml:space="preserve">The American Naturalist</w:t>
-      </w:r>
-      <w:r>
-        <w:t xml:space="preserve"> </w:t>
-      </w:r>
-      <w:r>
-        <w:t xml:space="preserve">131: 360–384.</w:t>
-      </w:r>
-    </w:p>
-    <w:bookmarkEnd w:id="103"/>
-    <w:bookmarkStart w:id="105" w:name="ref-RN5412"/>
-    <w:p>
-      <w:pPr>
-        <w:pStyle w:val="Bibliografa"/>
-      </w:pPr>
-      <w:r>
-        <w:t xml:space="preserve">Venable, D.L., &amp; Lawlor, L. 1980.</w:t>
-      </w:r>
-      <w:r>
-        <w:t xml:space="preserve"> </w:t>
-      </w:r>
-      <w:hyperlink r:id="rId104">
-        <w:r>
-          <w:rPr>
-            <w:rStyle w:val="Hipervnculo"/>
-          </w:rPr>
-          <w:t xml:space="preserve">Delayed germination and dispersal in desert annuals: Escape in space and time</w:t>
-        </w:r>
-      </w:hyperlink>
-      <w:r>
-        <w:t xml:space="preserve">.</w:t>
-      </w:r>
-      <w:r>
-        <w:t xml:space="preserve"> </w:t>
-      </w:r>
-      <w:r>
-        <w:rPr>
-          <w:iCs/>
-          <w:i/>
-        </w:rPr>
-        <w:t xml:space="preserve">Oecologia</w:t>
-      </w:r>
-      <w:r>
-        <w:t xml:space="preserve"> </w:t>
-      </w:r>
-      <w:r>
-        <w:t xml:space="preserve">46: 272–282.</w:t>
-      </w:r>
-    </w:p>
-    <w:bookmarkEnd w:id="105"/>
-    <w:bookmarkStart w:id="107" w:name="ref-RN5394"/>
-    <w:p>
-      <w:pPr>
-        <w:pStyle w:val="Bibliografa"/>
-      </w:pPr>
-      <w:r>
-        <w:t xml:space="preserve">White, P.S., &amp; Jentsch, A. 2001.</w:t>
-      </w:r>
-      <w:r>
-        <w:t xml:space="preserve"> </w:t>
-      </w:r>
-      <w:hyperlink r:id="rId106">
-        <w:r>
-          <w:rPr>
-            <w:rStyle w:val="Hipervnculo"/>
-          </w:rPr>
-          <w:t xml:space="preserve">The search for generality in studies of disturbance and ecosystem dynamics</w:t>
-        </w:r>
-      </w:hyperlink>
-      <w:r>
-        <w:t xml:space="preserve">. In Esser, K., Lüttge, U., Kadereit, J.W., &amp; Beyschlag, W. (eds.),</w:t>
-      </w:r>
-      <w:r>
-        <w:t xml:space="preserve"> </w:t>
-      </w:r>
-      <w:r>
-        <w:rPr>
-          <w:iCs/>
-          <w:i/>
-        </w:rPr>
-        <w:t xml:space="preserve">Progress in botany: Genetics physiology systematics ecology</w:t>
-      </w:r>
-      <w:r>
-        <w:t xml:space="preserve">, pp. 399–450. Springer Berlin Heidelberg, Berlin, Heidelberg.</w:t>
-      </w:r>
-    </w:p>
-    <w:bookmarkEnd w:id="107"/>
-    <w:bookmarkStart w:id="108" w:name="ref-RN4662"/>
-    <w:p>
-      <w:pPr>
-        <w:pStyle w:val="Bibliografa"/>
-      </w:pPr>
-      <w:r>
-        <w:t xml:space="preserve">Wickham, H., Averick, M., Bryan, J., Chang, W., McGowan, L., François, R., Grolemund, G., Hayes, A., Henry, L., &amp; Hester, J. 2019. Welcome to the tidyverse.</w:t>
-      </w:r>
-      <w:r>
-        <w:t xml:space="preserve"> </w:t>
-      </w:r>
-      <w:r>
-        <w:rPr>
-          <w:iCs/>
-          <w:i/>
-        </w:rPr>
-        <w:t xml:space="preserve">Journal of Open Source Software</w:t>
-      </w:r>
-      <w:r>
-        <w:t xml:space="preserve"> </w:t>
-      </w:r>
-      <w:r>
-        <w:t xml:space="preserve">4: 1686.</w:t>
-      </w:r>
-    </w:p>
-    <w:bookmarkEnd w:id="108"/>
-    <w:bookmarkStart w:id="110" w:name="ref-RN5416"/>
-    <w:p>
-      <w:pPr>
-        <w:pStyle w:val="Bibliografa"/>
-      </w:pPr>
-      <w:r>
-        <w:t xml:space="preserve">Wilson, S.D., &amp; Tilman, D. 1991.</w:t>
-      </w:r>
-      <w:r>
-        <w:t xml:space="preserve"> </w:t>
-      </w:r>
-      <w:hyperlink r:id="rId109">
-        <w:r>
-          <w:rPr>
-            <w:rStyle w:val="Hipervnculo"/>
-          </w:rPr>
-          <w:t xml:space="preserve">Interactive effects of fertilization and disturbance on community structure and resource availability in an old-field plant community</w:t>
-        </w:r>
-      </w:hyperlink>
-      <w:r>
-        <w:t xml:space="preserve">.</w:t>
-      </w:r>
-      <w:r>
-        <w:t xml:space="preserve"> </w:t>
-      </w:r>
-      <w:r>
-        <w:rPr>
-          <w:iCs/>
-          <w:i/>
-        </w:rPr>
-        <w:t xml:space="preserve">Oecologia</w:t>
-      </w:r>
-      <w:r>
-        <w:t xml:space="preserve"> </w:t>
-      </w:r>
-      <w:r>
-        <w:t xml:space="preserve">88: 61–71.</w:t>
-      </w:r>
-    </w:p>
-    <w:bookmarkEnd w:id="110"/>
-    <w:bookmarkStart w:id="112" w:name="ref-RN5392"/>
-    <w:p>
-      <w:pPr>
-        <w:pStyle w:val="Bibliografa"/>
-      </w:pPr>
-      <w:r>
-        <w:t xml:space="preserve">Zhang, Y., Liu, Y., Sun, L., Baskin, C.C., Baskin, J.M., Cao, M., &amp; Yang, J. 2022.</w:t>
-      </w:r>
-      <w:r>
-        <w:t xml:space="preserve"> </w:t>
-      </w:r>
-      <w:hyperlink r:id="rId111">
-        <w:r>
-          <w:rPr>
-            <w:rStyle w:val="Hipervnculo"/>
-          </w:rPr>
-          <w:t xml:space="preserve">Seed dormancy in space and time: Global distribution, paleoclimatic and present climatic drivers, and evolutionary adaptations</w:t>
-        </w:r>
-      </w:hyperlink>
-      <w:r>
-        <w:t xml:space="preserve">.</w:t>
-      </w:r>
-      <w:r>
-        <w:t xml:space="preserve"> </w:t>
-      </w:r>
-      <w:r>
-        <w:rPr>
-          <w:iCs/>
-          <w:i/>
-        </w:rPr>
-        <w:t xml:space="preserve">New Phytologist</w:t>
-      </w:r>
-      <w:r>
-        <w:t xml:space="preserve"> </w:t>
-      </w:r>
-      <w:r>
         <w:t xml:space="preserve">234: 1770–1781.</w:t>
       </w:r>
     </w:p>
-    <w:bookmarkEnd w:id="112"/>
-    <w:bookmarkEnd w:id="113"/>
-    <w:bookmarkEnd w:id="114"/>
-    <w:bookmarkStart w:id="127" w:name="figures"/>
+    <w:bookmarkEnd w:id="119"/>
+    <w:bookmarkEnd w:id="120"/>
+    <w:bookmarkEnd w:id="121"/>
+    <w:bookmarkStart w:id="138" w:name="figures"/>
     <w:p>
       <w:pPr>
         <w:pStyle w:val="Ttulo1"/>
@@ -4359,18 +4193,18 @@
           <wp:inline>
             <wp:extent cx="5600700" cy="2022365"/>
             <wp:effectExtent b="0" l="0" r="0" t="0"/>
-            <wp:docPr descr="Figure 1: Stress-disturbance groups. The violin plots show the density of values for each of the four ecological indicator values (temperature, moisture, disturbance frequency and disturbance severity) in each of the four stress-disturbance groups." title="" id="116" name="Picture"/>
+            <wp:docPr descr="Figure 1: Stress-disturbance groups. The violin plots show the density of values for each of the four ecological indicator values (temperature, moisture, disturbance frequency and disturbance severity) in each of the four stress-disturbance groups." title="" id="123" name="Picture"/>
             <a:graphic>
               <a:graphicData uri="http://schemas.openxmlformats.org/drawingml/2006/picture">
                 <pic:pic>
                   <pic:nvPicPr>
-                    <pic:cNvPr descr="../results/figures/fig1.png" id="117" name="Picture"/>
+                    <pic:cNvPr descr="../results/figures/fig1.png" id="124" name="Picture"/>
                     <pic:cNvPicPr>
                       <a:picLocks noChangeArrowheads="1" noChangeAspect="1"/>
                     </pic:cNvPicPr>
                   </pic:nvPicPr>
                   <pic:blipFill>
-                    <a:blip r:embed="rId115"/>
+                    <a:blip r:embed="rId122"/>
                     <a:stretch>
                       <a:fillRect/>
                     </a:stretch>
@@ -4401,8 +4235,8 @@
       <w:pPr>
         <w:pStyle w:val="ImageCaption"/>
       </w:pPr>
-      <w:bookmarkStart w:id="118" w:name="fig:fig1"/>
-      <w:bookmarkEnd w:id="118"/>
+      <w:bookmarkStart w:id="125" w:name="fig:fig1"/>
+      <w:bookmarkEnd w:id="125"/>
       <w:r>
         <w:t xml:space="preserve">Figure 1: Stress-disturbance groups. The violin plots show the density of values for each of the four ecological indicator values (temperature, moisture, disturbance frequency and disturbance severity) in each of the four stress-disturbance groups.</w:t>
       </w:r>
@@ -4416,18 +4250,18 @@
           <wp:inline>
             <wp:extent cx="5600700" cy="2022365"/>
             <wp:effectExtent b="0" l="0" r="0" t="0"/>
-            <wp:docPr descr="Figure 2: Seed germination of the stress-disturbance groups. The bars indicate the average final germination proportion in each of the four stress-disturbance groups, with 95% binomial confidence intervals. The dots indicate the final germination proportion in each of the original germination tests." title="" id="120" name="Picture"/>
+            <wp:docPr descr="Figure 2: Seed germination of the stress-disturbance groups. The bars indicate the average final germination proportion in each of the four stress-disturbance groups, with 95% binomial confidence intervals. The dots indicate the final germination proportion in each of the original germination tests." title="" id="127" name="Picture"/>
             <a:graphic>
               <a:graphicData uri="http://schemas.openxmlformats.org/drawingml/2006/picture">
                 <pic:pic>
                   <pic:nvPicPr>
-                    <pic:cNvPr descr="../results/figures/fig2.png" id="121" name="Picture"/>
+                    <pic:cNvPr descr="../results/figures/fig2.png" id="128" name="Picture"/>
                     <pic:cNvPicPr>
                       <a:picLocks noChangeArrowheads="1" noChangeAspect="1"/>
                     </pic:cNvPicPr>
                   </pic:nvPicPr>
                   <pic:blipFill>
-                    <a:blip r:embed="rId119"/>
+                    <a:blip r:embed="rId126"/>
                     <a:stretch>
                       <a:fillRect/>
                     </a:stretch>
@@ -4458,8 +4292,8 @@
       <w:pPr>
         <w:pStyle w:val="ImageCaption"/>
       </w:pPr>
-      <w:bookmarkStart w:id="122" w:name="fig:fig2"/>
-      <w:bookmarkEnd w:id="122"/>
+      <w:bookmarkStart w:id="129" w:name="fig:fig2"/>
+      <w:bookmarkEnd w:id="129"/>
       <w:r>
         <w:t xml:space="preserve">Figure 2: Seed germination of the stress-disturbance groups. The bars indicate the average final germination proportion in each of the four stress-disturbance groups, with 95% binomial confidence intervals. The dots indicate the final germination proportion in each of the original germination tests.</w:t>
       </w:r>
@@ -4473,18 +4307,18 @@
           <wp:inline>
             <wp:extent cx="5600700" cy="2022365"/>
             <wp:effectExtent b="0" l="0" r="0" t="0"/>
-            <wp:docPr descr="Figure 3: Germination cues in the stress-disturbance groups. Effect of germination cues (scarification, stratification, average temperature, alternating temperature and light) over the final germination proportions. Dots indicate the posterior mean of the effect size for each cue, and whiskers the 95% credible interval of the effect size. The line of zero-effect is shown: when a credible interval overlaps with the zero-effect line, the effect can be regarded as non-significant. Non-overlapping effects to the left of the zero-effect line indicate that the cue depresses seed germination, while non-overlapping effects to the left of the zero-effect line indicate that the cue promotes seed germination. In separate panels, the figure shows the effect of the germination cues in each of the four stress-disturbance models." title="" id="124" name="Picture"/>
+            <wp:docPr descr="Figure 3: Germination cues in the stress-disturbance groups. Effect of germination cues (scarification, stratification, average temperature, alternating temperature and light) over the final germination proportions. Dots indicate the posterior mean of the effect size for each cue, and whiskers the 95% credible interval of the effect size. The line of zero-effect is shown: when a credible interval overlaps with the zero-effect line, the effect can be regarded as non-significant. Non-overlapping effects to the left of the zero-effect line indicate that the cue depresses seed germination, while non-overlapping effects to the left of the zero-effect line indicate that the cue promotes seed germination. In separate panels, the figure shows the effect of the germination cues in each of the four stress-disturbance models." title="" id="131" name="Picture"/>
             <a:graphic>
               <a:graphicData uri="http://schemas.openxmlformats.org/drawingml/2006/picture">
                 <pic:pic>
                   <pic:nvPicPr>
-                    <pic:cNvPr descr="../results/figures/fig3.png" id="125" name="Picture"/>
+                    <pic:cNvPr descr="../results/figures/fig3.png" id="132" name="Picture"/>
                     <pic:cNvPicPr>
                       <a:picLocks noChangeArrowheads="1" noChangeAspect="1"/>
                     </pic:cNvPicPr>
                   </pic:nvPicPr>
                   <pic:blipFill>
-                    <a:blip r:embed="rId123"/>
+                    <a:blip r:embed="rId130"/>
                     <a:stretch>
                       <a:fillRect/>
                     </a:stretch>
@@ -4515,13 +4349,70 @@
       <w:pPr>
         <w:pStyle w:val="ImageCaption"/>
       </w:pPr>
-      <w:bookmarkStart w:id="126" w:name="fig:fig1b"/>
-      <w:bookmarkEnd w:id="126"/>
+      <w:bookmarkStart w:id="133" w:name="fig:fig3"/>
+      <w:bookmarkEnd w:id="133"/>
       <w:r>
         <w:t xml:space="preserve">Figure 3: Germination cues in the stress-disturbance groups. Effect of germination cues (scarification, stratification, average temperature, alternating temperature and light) over the final germination proportions. Dots indicate the posterior mean of the effect size for each cue, and whiskers the 95% credible interval of the effect size. The line of zero-effect is shown: when a credible interval overlaps with the zero-effect line, the effect can be regarded as non-significant. Non-overlapping effects to the left of the zero-effect line indicate that the cue depresses seed germination, while non-overlapping effects to the left of the zero-effect line indicate that the cue promotes seed germination. In separate panels, the figure shows the effect of the germination cues in each of the four stress-disturbance models.</w:t>
       </w:r>
     </w:p>
-    <w:bookmarkEnd w:id="127"/>
+    <w:p>
+      <w:pPr>
+        <w:pStyle w:val="CaptionedFigure"/>
+      </w:pPr>
+      <w:r>
+        <w:drawing>
+          <wp:inline>
+            <wp:extent cx="5600700" cy="4667908"/>
+            <wp:effectExtent b="0" l="0" r="0" t="0"/>
+            <wp:docPr descr="Figure 4: Supplementary FS1. Representativeness of the germination dataset. (A) Original coordinates of the seed collections used for the experiments that produced the germination dataset. (B) Phylogenetic tree of the species in the germination dataset, colored by the major clades of the angiosperms. (C) Number of species in the germination dataset that are characteristic species of the major European habitat types. (D) Number of records in the germination dataset belonging to species that are characteristic species of the major European habitat types. Habitats and characteristic species follow the EUNIS pan-European habitat classification system." title="" id="135" name="Picture"/>
+            <a:graphic>
+              <a:graphicData uri="http://schemas.openxmlformats.org/drawingml/2006/picture">
+                <pic:pic>
+                  <pic:nvPicPr>
+                    <pic:cNvPr descr="../results/supplementary/figS1.png" id="136" name="Picture"/>
+                    <pic:cNvPicPr>
+                      <a:picLocks noChangeArrowheads="1" noChangeAspect="1"/>
+                    </pic:cNvPicPr>
+                  </pic:nvPicPr>
+                  <pic:blipFill>
+                    <a:blip r:embed="rId134"/>
+                    <a:stretch>
+                      <a:fillRect/>
+                    </a:stretch>
+                  </pic:blipFill>
+                  <pic:spPr bwMode="auto">
+                    <a:xfrm>
+                      <a:off x="0" y="0"/>
+                      <a:ext cx="5600700" cy="4667908"/>
+                    </a:xfrm>
+                    <a:prstGeom prst="rect">
+                      <a:avLst/>
+                    </a:prstGeom>
+                    <a:noFill/>
+                    <a:ln w="9525">
+                      <a:noFill/>
+                      <a:headEnd/>
+                      <a:tailEnd/>
+                    </a:ln>
+                  </pic:spPr>
+                </pic:pic>
+              </a:graphicData>
+            </a:graphic>
+          </wp:inline>
+        </w:drawing>
+      </w:r>
+    </w:p>
+    <w:p>
+      <w:pPr>
+        <w:pStyle w:val="ImageCaption"/>
+      </w:pPr>
+      <w:bookmarkStart w:id="137" w:name="fig:figS1"/>
+      <w:bookmarkEnd w:id="137"/>
+      <w:r>
+        <w:t xml:space="preserve">Figure 4: Supplementary FS1. Representativeness of the germination dataset. (A) Original coordinates of the seed collections used for the experiments that produced the germination dataset. (B) Phylogenetic tree of the species in the germination dataset, colored by the major clades of the angiosperms. (C) Number of species in the germination dataset that are characteristic species of the major European habitat types. (D) Number of records in the germination dataset belonging to species that are characteristic species of the major European habitat types. Habitats and characteristic species follow the EUNIS pan-European habitat classification system.</w:t>
+      </w:r>
+    </w:p>
+    <w:bookmarkEnd w:id="138"/>
     <w:sectPr>
       <w:footerReference r:id="rId9" w:type="default"/>
       <w:pgSz w:h="15840" w:w="12240"/>
@@ -4889,82 +4780,6 @@
       </w:pPr>
     </w:lvl>
   </w:abstractNum>
-  <w:abstractNum w:abstractNumId="991">
-    <w:nsid w:val="A991"/>
-    <w:multiLevelType w:val="multilevel"/>
-    <w:lvl w:ilvl="0">
-      <w:numFmt w:val="bullet"/>
-      <w:lvlText w:val="•"/>
-      <w:lvlJc w:val="left"/>
-      <w:pPr>
-        <w:ind w:left="720" w:hanging="480"/>
-      </w:pPr>
-    </w:lvl>
-    <w:lvl w:ilvl="1">
-      <w:numFmt w:val="bullet"/>
-      <w:lvlText w:val="–"/>
-      <w:lvlJc w:val="left"/>
-      <w:pPr>
-        <w:ind w:left="1440" w:hanging="480"/>
-      </w:pPr>
-    </w:lvl>
-    <w:lvl w:ilvl="2">
-      <w:numFmt w:val="bullet"/>
-      <w:lvlText w:val="•"/>
-      <w:lvlJc w:val="left"/>
-      <w:pPr>
-        <w:ind w:left="2160" w:hanging="480"/>
-      </w:pPr>
-    </w:lvl>
-    <w:lvl w:ilvl="3">
-      <w:numFmt w:val="bullet"/>
-      <w:lvlText w:val="–"/>
-      <w:lvlJc w:val="left"/>
-      <w:pPr>
-        <w:ind w:left="2880" w:hanging="480"/>
-      </w:pPr>
-    </w:lvl>
-    <w:lvl w:ilvl="4">
-      <w:numFmt w:val="bullet"/>
-      <w:lvlText w:val="•"/>
-      <w:lvlJc w:val="left"/>
-      <w:pPr>
-        <w:ind w:left="3600" w:hanging="480"/>
-      </w:pPr>
-    </w:lvl>
-    <w:lvl w:ilvl="5">
-      <w:numFmt w:val="bullet"/>
-      <w:lvlText w:val="–"/>
-      <w:lvlJc w:val="left"/>
-      <w:pPr>
-        <w:ind w:left="4320" w:hanging="480"/>
-      </w:pPr>
-    </w:lvl>
-    <w:lvl w:ilvl="6">
-      <w:numFmt w:val="bullet"/>
-      <w:lvlText w:val="•"/>
-      <w:lvlJc w:val="left"/>
-      <w:pPr>
-        <w:ind w:left="5040" w:hanging="480"/>
-      </w:pPr>
-    </w:lvl>
-    <w:lvl w:ilvl="7">
-      <w:numFmt w:val="bullet"/>
-      <w:lvlText w:val="–"/>
-      <w:lvlJc w:val="left"/>
-      <w:pPr>
-        <w:ind w:left="5760" w:hanging="480"/>
-      </w:pPr>
-    </w:lvl>
-    <w:lvl w:ilvl="8">
-      <w:numFmt w:val="bullet"/>
-      <w:lvlText w:val="•"/>
-      <w:lvlJc w:val="left"/>
-      <w:pPr>
-        <w:ind w:left="6480" w:hanging="480"/>
-      </w:pPr>
-    </w:lvl>
-  </w:abstractNum>
   <w:num w:numId="1">
     <w:abstractNumId w:val="1"/>
   </w:num>
@@ -4976,9 +4791,6 @@
   </w:num>
   <w:num w:numId="1000">
     <w:abstractNumId w:val="990"/>
-  </w:num>
-  <w:num w:numId="1001">
-    <w:abstractNumId w:val="991"/>
   </w:num>
 </w:numbering>
 </file>
